--- a/Homework/homework4ljy2.docx
+++ b/Homework/homework4ljy2.docx
@@ -656,13 +656,7 @@
         </w:tc>
       </w:tr>
     </w:tbl>
-    <w:p>
-      <w:pPr>
-        <w:rPr>
-          <w:rFonts w:hint="eastAsia"/>
-        </w:rPr>
-      </w:pPr>
-    </w:p>
+    <w:p/>
     <w:p>
       <w:r>
         <w:rPr>
@@ -695,10 +689,7 @@
         <w:t>E</w:t>
       </w:r>
       <w:r>
-        <w:t xml:space="preserve">=true|a) </w:t>
-      </w:r>
-      <w:r>
-        <w:t>+</w:t>
+        <w:t>=true|a) +</w:t>
       </w:r>
       <w:r>
         <w:rPr>
@@ -716,13 +707,7 @@
         <w:t>E</w:t>
       </w:r>
       <w:r>
-        <w:t xml:space="preserve">=false </w:t>
-      </w:r>
-      <w:r>
-        <w:t xml:space="preserve">|a) </w:t>
-      </w:r>
-      <w:r>
-        <w:t>=</w:t>
+        <w:t>=false |a) =</w:t>
       </w:r>
       <w:r>
         <w:rPr>
@@ -748,13 +733,7 @@
         <w:t>P</w:t>
       </w:r>
       <w:r>
-        <w:t>(B</w:t>
-      </w:r>
-      <w:r>
-        <w:t xml:space="preserve"> = true</w:t>
-      </w:r>
-      <w:r>
-        <w:t>,</w:t>
+        <w:t>(B = true,</w:t>
       </w:r>
       <w:r>
         <w:rPr>
@@ -807,11 +786,6 @@
     </w:p>
     <w:p/>
     <w:p>
-      <w:pPr>
-        <w:rPr>
-          <w:rFonts w:hint="eastAsia"/>
-        </w:rPr>
-      </w:pPr>
       <w:r>
         <w:t>P(</w:t>
       </w:r>
@@ -822,19 +796,10 @@
         <w:t>B</w:t>
       </w:r>
       <w:r>
-        <w:t>,E| a)</w:t>
-      </w:r>
-      <w:r>
-        <w:t xml:space="preserve"> = 0.0008</w:t>
-      </w:r>
-      <w:r>
-        <w:t xml:space="preserve"> != </w:t>
-      </w:r>
-      <w:r>
-        <w:t>P(E|a)</w:t>
-      </w:r>
-      <w:r>
-        <w:t xml:space="preserve"> *</w:t>
+        <w:t>,E| a) = 0.0008</w:t>
+      </w:r>
+      <w:r>
+        <w:t xml:space="preserve"> != P(E|a) *</w:t>
       </w:r>
       <w:r>
         <w:rPr>
@@ -906,10 +871,7 @@
         <w:t xml:space="preserve"> claim that </w:t>
       </w:r>
       <w:r>
-        <w:t xml:space="preserve"> P(Gfather , Gmother , Gchild ) = P</w:t>
-      </w:r>
-      <w:r>
-        <w:t xml:space="preserve">(Gfather )P(Gmother )P(Gchild ). Because three node is </w:t>
+        <w:t xml:space="preserve"> P(Gfather , Gmother , Gchild ) = P(Gfather )P(Gmother )P(Gchild ). Because three node is </w:t>
       </w:r>
       <w:r>
         <w:rPr>
@@ -931,41 +893,20 @@
     </w:p>
     <w:p>
       <w:r>
-        <w:t>P(Gfather , Gmother , Gchild )</w:t>
-      </w:r>
-      <w:r>
-        <w:t xml:space="preserve"> = P(Gfather | Gmother,  </w:t>
-      </w:r>
-      <w:r>
-        <w:t>Gchild )</w:t>
+        <w:t>P(Gfather , Gmother , Gchild ) = P(Gfather | Gmother,  Gchild )</w:t>
       </w:r>
       <w:r>
         <w:t xml:space="preserve"> </w:t>
       </w:r>
       <w:r>
-        <w:t>P( Gmother |</w:t>
-      </w:r>
-      <w:r>
-        <w:t>Gchild )</w:t>
-      </w:r>
-      <w:r>
-        <w:t xml:space="preserve"> P(</w:t>
-      </w:r>
-      <w:r>
-        <w:t>Gchild</w:t>
-      </w:r>
-      <w:r>
-        <w:t xml:space="preserve">). </w:t>
+        <w:t xml:space="preserve">P( Gmother |Gchild ) P(Gchild). </w:t>
       </w:r>
       <w:r>
         <w:lastRenderedPageBreak/>
         <w:t>Thus, when</w:t>
       </w:r>
       <w:r>
-        <w:t xml:space="preserve"> t</w:t>
-      </w:r>
-      <w:r>
-        <w:t>hree va</w:t>
+        <w:t xml:space="preserve"> three va</w:t>
       </w:r>
       <w:r>
         <w:t>riable are independent, that is to say, there is no links among them.</w:t>
@@ -990,10 +931,7 @@
         <w:t>=</w:t>
       </w:r>
       <w:r>
-        <w:t>P(Gfather | Gmother,  Gchild )</w:t>
-      </w:r>
-      <w:r>
-        <w:t xml:space="preserve">, </w:t>
+        <w:t xml:space="preserve">P(Gfather | Gmother,  Gchild ), </w:t>
       </w:r>
     </w:p>
     <w:p>
@@ -1010,13 +948,7 @@
         <w:t>=</w:t>
       </w:r>
       <w:r>
-        <w:t xml:space="preserve"> </w:t>
-      </w:r>
-      <w:r>
-        <w:t>P(Gmother )</w:t>
-      </w:r>
-      <w:r>
-        <w:t xml:space="preserve"> </w:t>
+        <w:t xml:space="preserve"> P(Gmother ) </w:t>
       </w:r>
     </w:p>
     <w:p>
@@ -1039,9 +971,6 @@
     <w:p>
       <w:pPr>
         <w:pStyle w:val="2"/>
-        <w:rPr>
-          <w:rFonts w:hint="eastAsia"/>
-        </w:rPr>
       </w:pPr>
       <w:r>
         <w:rPr>
@@ -1116,9 +1045,6 @@
     <w:p>
       <w:pPr>
         <w:pStyle w:val="2"/>
-        <w:rPr>
-          <w:rFonts w:hint="eastAsia"/>
-        </w:rPr>
       </w:pPr>
       <w:r>
         <w:rPr>
@@ -1162,21 +1088,1411 @@
         <w:rPr>
           <w:rFonts w:hint="eastAsia"/>
         </w:rPr>
-        <w:t xml:space="preserve">These two directed edges are not described in the </w:t>
-      </w:r>
-      <w:r>
-        <w:rPr>
-          <w:rFonts w:hint="eastAsia"/>
-        </w:rPr>
-        <w:t>hypothesis</w:t>
+        <w:t>These two directed edges are not described in the hypothesis</w:t>
       </w:r>
       <w:r>
         <w:t>.</w:t>
       </w:r>
     </w:p>
     <w:p>
+      <w:pPr>
+        <w:pStyle w:val="2"/>
+      </w:pPr>
+      <w:r>
+        <w:t>D</w:t>
+      </w:r>
+    </w:p>
+    <w:p>
+      <w:r>
+        <w:rPr>
+          <w:rFonts w:hint="eastAsia"/>
+        </w:rPr>
+        <w:t>CPT</w:t>
+      </w:r>
+      <w:r>
+        <w:t xml:space="preserve">  </w:t>
+      </w:r>
+      <w:r>
+        <w:rPr>
+          <w:rFonts w:hint="eastAsia"/>
+        </w:rPr>
+        <w:t>condition</w:t>
+      </w:r>
+      <w:r>
+        <w:t xml:space="preserve"> </w:t>
+      </w:r>
+      <w:r>
+        <w:rPr>
+          <w:rFonts w:hint="eastAsia"/>
+        </w:rPr>
+        <w:t>possibilities</w:t>
+      </w:r>
+      <w:r>
+        <w:t xml:space="preserve"> </w:t>
+      </w:r>
+      <w:r>
+        <w:rPr>
+          <w:rFonts w:hint="eastAsia"/>
+        </w:rPr>
+        <w:t>table</w:t>
+      </w:r>
+    </w:p>
+    <w:p>
+      <w:r>
+        <w:rPr>
+          <w:rFonts w:hint="eastAsia"/>
+        </w:rPr>
+        <w:t>突变概率 为 m</w:t>
+      </w:r>
+    </w:p>
+    <w:p>
+      <w:pPr>
+        <w:rPr>
+          <w:rFonts w:hint="eastAsia"/>
+        </w:rPr>
+      </w:pPr>
+    </w:p>
+    <w:tbl>
+      <w:tblPr>
+        <w:tblStyle w:val="a4"/>
+        <w:tblW w:w="0" w:type="auto"/>
+        <w:tblLook w:val="04A0" w:firstRow="1" w:lastRow="0" w:firstColumn="1" w:lastColumn="0" w:noHBand="0" w:noVBand="1"/>
+      </w:tblPr>
+      <w:tblGrid>
+        <w:gridCol w:w="2074"/>
+        <w:gridCol w:w="2074"/>
+        <w:gridCol w:w="2074"/>
+        <w:gridCol w:w="2074"/>
+      </w:tblGrid>
+      <w:tr>
+        <w:tc>
+          <w:tcPr>
+            <w:tcW w:w="2074" w:type="dxa"/>
+          </w:tcPr>
+          <w:p>
+            <w:r>
+              <w:rPr>
+                <w:rFonts w:hint="eastAsia"/>
+              </w:rPr>
+              <w:t>G</w:t>
+            </w:r>
+            <w:r>
+              <w:t>mother</w:t>
+            </w:r>
+          </w:p>
+        </w:tc>
+        <w:tc>
+          <w:tcPr>
+            <w:tcW w:w="2074" w:type="dxa"/>
+          </w:tcPr>
+          <w:p>
+            <w:r>
+              <w:rPr>
+                <w:rFonts w:hint="eastAsia"/>
+              </w:rPr>
+              <w:t>G</w:t>
+            </w:r>
+            <w:r>
+              <w:t>father</w:t>
+            </w:r>
+          </w:p>
+        </w:tc>
+        <w:tc>
+          <w:tcPr>
+            <w:tcW w:w="2074" w:type="dxa"/>
+          </w:tcPr>
+          <w:p>
+            <w:r>
+              <w:rPr>
+                <w:rFonts w:hint="eastAsia"/>
+              </w:rPr>
+              <w:t>P</w:t>
+            </w:r>
+            <w:r>
+              <w:t>(</w:t>
+            </w:r>
+            <w:r>
+              <w:rPr>
+                <w:rFonts w:hint="eastAsia"/>
+              </w:rPr>
+              <w:t>Gchild</w:t>
+            </w:r>
+            <w:r>
+              <w:t xml:space="preserve"> =</w:t>
+            </w:r>
+            <w:r>
+              <w:rPr>
+                <w:rFonts w:hint="eastAsia"/>
+              </w:rPr>
+              <w:t>l</w:t>
+            </w:r>
+            <w:r>
+              <w:t xml:space="preserve"> )</w:t>
+            </w:r>
+          </w:p>
+        </w:tc>
+        <w:tc>
+          <w:tcPr>
+            <w:tcW w:w="2074" w:type="dxa"/>
+          </w:tcPr>
+          <w:p>
+            <w:r>
+              <w:rPr>
+                <w:rFonts w:hint="eastAsia"/>
+              </w:rPr>
+              <w:t>P(Gchild</w:t>
+            </w:r>
+            <w:r>
+              <w:t xml:space="preserve"> = </w:t>
+            </w:r>
+            <w:r>
+              <w:rPr>
+                <w:rFonts w:hint="eastAsia"/>
+              </w:rPr>
+              <w:t>r</w:t>
+            </w:r>
+            <w:r>
+              <w:t>)</w:t>
+            </w:r>
+          </w:p>
+        </w:tc>
+      </w:tr>
+      <w:tr>
+        <w:tc>
+          <w:tcPr>
+            <w:tcW w:w="2074" w:type="dxa"/>
+          </w:tcPr>
+          <w:p>
+            <w:r>
+              <w:t>L</w:t>
+            </w:r>
+          </w:p>
+        </w:tc>
+        <w:tc>
+          <w:tcPr>
+            <w:tcW w:w="2074" w:type="dxa"/>
+          </w:tcPr>
+          <w:p>
+            <w:r>
+              <w:t>R</w:t>
+            </w:r>
+          </w:p>
+        </w:tc>
+        <w:tc>
+          <w:tcPr>
+            <w:tcW w:w="2074" w:type="dxa"/>
+          </w:tcPr>
+          <w:p>
+            <w:r>
+              <w:t>0.5</w:t>
+            </w:r>
+          </w:p>
+        </w:tc>
+        <w:tc>
+          <w:tcPr>
+            <w:tcW w:w="2074" w:type="dxa"/>
+          </w:tcPr>
+          <w:p>
+            <w:r>
+              <w:rPr>
+                <w:rFonts w:hint="eastAsia"/>
+              </w:rPr>
+              <w:t>0</w:t>
+            </w:r>
+            <w:r>
+              <w:t>.5</w:t>
+            </w:r>
+          </w:p>
+        </w:tc>
+      </w:tr>
+      <w:tr>
+        <w:tc>
+          <w:tcPr>
+            <w:tcW w:w="2074" w:type="dxa"/>
+          </w:tcPr>
+          <w:p>
+            <w:r>
+              <w:t>L</w:t>
+            </w:r>
+          </w:p>
+        </w:tc>
+        <w:tc>
+          <w:tcPr>
+            <w:tcW w:w="2074" w:type="dxa"/>
+          </w:tcPr>
+          <w:p>
+            <w:r>
+              <w:t>L</w:t>
+            </w:r>
+          </w:p>
+        </w:tc>
+        <w:tc>
+          <w:tcPr>
+            <w:tcW w:w="2074" w:type="dxa"/>
+          </w:tcPr>
+          <w:p>
+            <w:r>
+              <w:rPr>
+                <w:rFonts w:hint="eastAsia"/>
+              </w:rPr>
+              <w:t>1</w:t>
+            </w:r>
+            <w:r>
+              <w:t>-m</w:t>
+            </w:r>
+          </w:p>
+        </w:tc>
+        <w:tc>
+          <w:tcPr>
+            <w:tcW w:w="2074" w:type="dxa"/>
+          </w:tcPr>
+          <w:p>
+            <w:r>
+              <w:t>M</w:t>
+            </w:r>
+          </w:p>
+        </w:tc>
+      </w:tr>
+      <w:tr>
+        <w:tc>
+          <w:tcPr>
+            <w:tcW w:w="2074" w:type="dxa"/>
+          </w:tcPr>
+          <w:p>
+            <w:r>
+              <w:t>R</w:t>
+            </w:r>
+          </w:p>
+        </w:tc>
+        <w:tc>
+          <w:tcPr>
+            <w:tcW w:w="2074" w:type="dxa"/>
+          </w:tcPr>
+          <w:p>
+            <w:r>
+              <w:t>R</w:t>
+            </w:r>
+          </w:p>
+        </w:tc>
+        <w:tc>
+          <w:tcPr>
+            <w:tcW w:w="2074" w:type="dxa"/>
+          </w:tcPr>
+          <w:p>
+            <w:pPr>
+              <w:rPr>
+                <w:rFonts w:hint="eastAsia"/>
+              </w:rPr>
+            </w:pPr>
+            <w:r>
+              <w:rPr>
+                <w:rFonts w:hint="eastAsia"/>
+              </w:rPr>
+              <w:t>m</w:t>
+            </w:r>
+          </w:p>
+        </w:tc>
+        <w:tc>
+          <w:tcPr>
+            <w:tcW w:w="2074" w:type="dxa"/>
+          </w:tcPr>
+          <w:p>
+            <w:r>
+              <w:rPr>
+                <w:rFonts w:hint="eastAsia"/>
+              </w:rPr>
+              <w:t>1</w:t>
+            </w:r>
+            <w:r>
+              <w:t>-</w:t>
+            </w:r>
+            <w:r>
+              <w:t>m</w:t>
+            </w:r>
+          </w:p>
+        </w:tc>
+      </w:tr>
+      <w:tr>
+        <w:tc>
+          <w:tcPr>
+            <w:tcW w:w="2074" w:type="dxa"/>
+          </w:tcPr>
+          <w:p>
+            <w:pPr>
+              <w:rPr>
+                <w:rFonts w:hint="eastAsia"/>
+              </w:rPr>
+            </w:pPr>
+            <w:r>
+              <w:t>R</w:t>
+            </w:r>
+          </w:p>
+        </w:tc>
+        <w:tc>
+          <w:tcPr>
+            <w:tcW w:w="2074" w:type="dxa"/>
+          </w:tcPr>
+          <w:p>
+            <w:pPr>
+              <w:rPr>
+                <w:rFonts w:hint="eastAsia"/>
+              </w:rPr>
+            </w:pPr>
+            <w:r>
+              <w:t>L</w:t>
+            </w:r>
+          </w:p>
+        </w:tc>
+        <w:tc>
+          <w:tcPr>
+            <w:tcW w:w="2074" w:type="dxa"/>
+          </w:tcPr>
+          <w:p>
+            <w:r>
+              <w:rPr>
+                <w:rFonts w:hint="eastAsia"/>
+              </w:rPr>
+              <w:t>0</w:t>
+            </w:r>
+            <w:r>
+              <w:t>.5</w:t>
+            </w:r>
+          </w:p>
+        </w:tc>
+        <w:tc>
+          <w:tcPr>
+            <w:tcW w:w="2074" w:type="dxa"/>
+          </w:tcPr>
+          <w:p>
+            <w:r>
+              <w:rPr>
+                <w:rFonts w:hint="eastAsia"/>
+              </w:rPr>
+              <w:t>0</w:t>
+            </w:r>
+            <w:r>
+              <w:t>.5</w:t>
+            </w:r>
+          </w:p>
+        </w:tc>
+      </w:tr>
+    </w:tbl>
+    <w:p>
+      <w:pPr>
+        <w:rPr>
+          <w:rFonts w:hint="eastAsia"/>
+        </w:rPr>
+      </w:pPr>
+    </w:p>
+    <w:p>
+      <w:pPr>
+        <w:pStyle w:val="2"/>
+      </w:pPr>
+      <w:r>
+        <w:t>E</w:t>
+      </w:r>
+    </w:p>
+    <w:tbl>
+      <w:tblPr>
+        <w:tblStyle w:val="a4"/>
+        <w:tblW w:w="0" w:type="auto"/>
+        <w:tblLook w:val="04A0" w:firstRow="1" w:lastRow="0" w:firstColumn="1" w:lastColumn="0" w:noHBand="0" w:noVBand="1"/>
+      </w:tblPr>
+      <w:tblGrid>
+        <w:gridCol w:w="1727"/>
+        <w:gridCol w:w="1685"/>
+        <w:gridCol w:w="1466"/>
+        <w:gridCol w:w="1709"/>
+        <w:gridCol w:w="1709"/>
+      </w:tblGrid>
+      <w:tr>
+        <w:tc>
+          <w:tcPr>
+            <w:tcW w:w="1727" w:type="dxa"/>
+          </w:tcPr>
+          <w:p>
+            <w:r>
+              <w:rPr>
+                <w:rFonts w:hint="eastAsia"/>
+              </w:rPr>
+              <w:t>G</w:t>
+            </w:r>
+            <w:r>
+              <w:t>mother</w:t>
+            </w:r>
+          </w:p>
+        </w:tc>
+        <w:tc>
+          <w:tcPr>
+            <w:tcW w:w="1685" w:type="dxa"/>
+          </w:tcPr>
+          <w:p>
+            <w:r>
+              <w:rPr>
+                <w:rFonts w:hint="eastAsia"/>
+              </w:rPr>
+              <w:t>G</w:t>
+            </w:r>
+            <w:r>
+              <w:t>father</w:t>
+            </w:r>
+          </w:p>
+        </w:tc>
+        <w:tc>
+          <w:tcPr>
+            <w:tcW w:w="1466" w:type="dxa"/>
+          </w:tcPr>
+          <w:p>
+            <w:pPr>
+              <w:rPr>
+                <w:rFonts w:hint="eastAsia"/>
+              </w:rPr>
+            </w:pPr>
+            <w:r>
+              <w:t>P</w:t>
+            </w:r>
+            <w:r>
+              <w:rPr>
+                <w:rFonts w:hint="eastAsia"/>
+              </w:rPr>
+              <w:t>ossibilities</w:t>
+            </w:r>
+          </w:p>
+        </w:tc>
+        <w:tc>
+          <w:tcPr>
+            <w:tcW w:w="1709" w:type="dxa"/>
+          </w:tcPr>
+          <w:p>
+            <w:r>
+              <w:rPr>
+                <w:rFonts w:hint="eastAsia"/>
+              </w:rPr>
+              <w:t>P</w:t>
+            </w:r>
+            <w:r>
+              <w:t>(</w:t>
+            </w:r>
+            <w:r>
+              <w:rPr>
+                <w:rFonts w:hint="eastAsia"/>
+              </w:rPr>
+              <w:t>Gchild</w:t>
+            </w:r>
+            <w:r>
+              <w:t xml:space="preserve"> =</w:t>
+            </w:r>
+            <w:r>
+              <w:rPr>
+                <w:rFonts w:hint="eastAsia"/>
+              </w:rPr>
+              <w:t>l</w:t>
+            </w:r>
+            <w:r>
+              <w:t xml:space="preserve"> )</w:t>
+            </w:r>
+          </w:p>
+        </w:tc>
+        <w:tc>
+          <w:tcPr>
+            <w:tcW w:w="1709" w:type="dxa"/>
+          </w:tcPr>
+          <w:p>
+            <w:r>
+              <w:rPr>
+                <w:rFonts w:hint="eastAsia"/>
+              </w:rPr>
+              <w:t>P(Gchild</w:t>
+            </w:r>
+            <w:r>
+              <w:t xml:space="preserve"> = </w:t>
+            </w:r>
+            <w:r>
+              <w:rPr>
+                <w:rFonts w:hint="eastAsia"/>
+              </w:rPr>
+              <w:t>r</w:t>
+            </w:r>
+            <w:r>
+              <w:t>)</w:t>
+            </w:r>
+          </w:p>
+        </w:tc>
+      </w:tr>
+      <w:tr>
+        <w:tc>
+          <w:tcPr>
+            <w:tcW w:w="1727" w:type="dxa"/>
+          </w:tcPr>
+          <w:p>
+            <w:r>
+              <w:t>L</w:t>
+            </w:r>
+          </w:p>
+        </w:tc>
+        <w:tc>
+          <w:tcPr>
+            <w:tcW w:w="1685" w:type="dxa"/>
+          </w:tcPr>
+          <w:p>
+            <w:r>
+              <w:t>R</w:t>
+            </w:r>
+          </w:p>
+        </w:tc>
+        <w:tc>
+          <w:tcPr>
+            <w:tcW w:w="1466" w:type="dxa"/>
+          </w:tcPr>
+          <w:p>
+            <w:r>
+              <w:t>Q*(1-</w:t>
+            </w:r>
+            <w:r>
+              <w:rPr>
+                <w:rFonts w:hint="eastAsia"/>
+              </w:rPr>
+              <w:t>q</w:t>
+            </w:r>
+            <w:r>
+              <w:t>)</w:t>
+            </w:r>
+          </w:p>
+        </w:tc>
+        <w:tc>
+          <w:tcPr>
+            <w:tcW w:w="1709" w:type="dxa"/>
+          </w:tcPr>
+          <w:p>
+            <w:r>
+              <w:t>0.5</w:t>
+            </w:r>
+            <w:r>
+              <w:t xml:space="preserve">* </w:t>
+            </w:r>
+            <w:r>
+              <w:t>Q*(1-</w:t>
+            </w:r>
+            <w:r>
+              <w:rPr>
+                <w:rFonts w:hint="eastAsia"/>
+              </w:rPr>
+              <w:t>q</w:t>
+            </w:r>
+            <w:r>
+              <w:t>)</w:t>
+            </w:r>
+          </w:p>
+        </w:tc>
+        <w:tc>
+          <w:tcPr>
+            <w:tcW w:w="1709" w:type="dxa"/>
+          </w:tcPr>
+          <w:p>
+            <w:r>
+              <w:rPr>
+                <w:rFonts w:hint="eastAsia"/>
+              </w:rPr>
+              <w:t>0</w:t>
+            </w:r>
+            <w:r>
+              <w:t>.5</w:t>
+            </w:r>
+          </w:p>
+        </w:tc>
+      </w:tr>
+      <w:tr>
+        <w:tc>
+          <w:tcPr>
+            <w:tcW w:w="1727" w:type="dxa"/>
+          </w:tcPr>
+          <w:p>
+            <w:r>
+              <w:t>L</w:t>
+            </w:r>
+          </w:p>
+        </w:tc>
+        <w:tc>
+          <w:tcPr>
+            <w:tcW w:w="1685" w:type="dxa"/>
+          </w:tcPr>
+          <w:p>
+            <w:r>
+              <w:t>L</w:t>
+            </w:r>
+          </w:p>
+        </w:tc>
+        <w:tc>
+          <w:tcPr>
+            <w:tcW w:w="1466" w:type="dxa"/>
+          </w:tcPr>
+          <w:p>
+            <w:pPr>
+              <w:rPr>
+                <w:rFonts w:hint="eastAsia"/>
+              </w:rPr>
+            </w:pPr>
+            <w:r>
+              <w:t>Q*</w:t>
+            </w:r>
+            <w:r>
+              <w:rPr>
+                <w:rFonts w:hint="eastAsia"/>
+              </w:rPr>
+              <w:t>q</w:t>
+            </w:r>
+          </w:p>
+        </w:tc>
+        <w:tc>
+          <w:tcPr>
+            <w:tcW w:w="1709" w:type="dxa"/>
+          </w:tcPr>
+          <w:p>
+            <w:r>
+              <w:t>(</w:t>
+            </w:r>
+            <w:r>
+              <w:rPr>
+                <w:rFonts w:hint="eastAsia"/>
+              </w:rPr>
+              <w:t>1</w:t>
+            </w:r>
+            <w:r>
+              <w:t>-m</w:t>
+            </w:r>
+            <w:r>
+              <w:t xml:space="preserve">)* </w:t>
+            </w:r>
+            <w:r>
+              <w:t>Q*</w:t>
+            </w:r>
+            <w:r>
+              <w:rPr>
+                <w:rFonts w:hint="eastAsia"/>
+              </w:rPr>
+              <w:t>q</w:t>
+            </w:r>
+          </w:p>
+        </w:tc>
+        <w:tc>
+          <w:tcPr>
+            <w:tcW w:w="1709" w:type="dxa"/>
+          </w:tcPr>
+          <w:p>
+            <w:r>
+              <w:t>M* Q*</w:t>
+            </w:r>
+            <w:r>
+              <w:rPr>
+                <w:rFonts w:hint="eastAsia"/>
+              </w:rPr>
+              <w:t>q</w:t>
+            </w:r>
+          </w:p>
+        </w:tc>
+      </w:tr>
+      <w:tr>
+        <w:tc>
+          <w:tcPr>
+            <w:tcW w:w="1727" w:type="dxa"/>
+          </w:tcPr>
+          <w:p>
+            <w:r>
+              <w:t>R</w:t>
+            </w:r>
+          </w:p>
+        </w:tc>
+        <w:tc>
+          <w:tcPr>
+            <w:tcW w:w="1685" w:type="dxa"/>
+          </w:tcPr>
+          <w:p>
+            <w:r>
+              <w:t>R</w:t>
+            </w:r>
+          </w:p>
+        </w:tc>
+        <w:tc>
+          <w:tcPr>
+            <w:tcW w:w="1466" w:type="dxa"/>
+          </w:tcPr>
+          <w:p>
+            <w:pPr>
+              <w:rPr>
+                <w:rFonts w:hint="eastAsia"/>
+              </w:rPr>
+            </w:pPr>
+            <w:r>
+              <w:t>(1-</w:t>
+            </w:r>
+            <w:r>
+              <w:rPr>
+                <w:rFonts w:hint="eastAsia"/>
+              </w:rPr>
+              <w:t>q</w:t>
+            </w:r>
+            <w:r>
+              <w:t>)*(1-</w:t>
+            </w:r>
+            <w:r>
+              <w:rPr>
+                <w:rFonts w:hint="eastAsia"/>
+              </w:rPr>
+              <w:t>q</w:t>
+            </w:r>
+            <w:r>
+              <w:t>)</w:t>
+            </w:r>
+          </w:p>
+        </w:tc>
+        <w:tc>
+          <w:tcPr>
+            <w:tcW w:w="1709" w:type="dxa"/>
+          </w:tcPr>
+          <w:p>
+            <w:pPr>
+              <w:rPr>
+                <w:rFonts w:hint="eastAsia"/>
+              </w:rPr>
+            </w:pPr>
+            <w:r>
+              <w:t>M*(1-</w:t>
+            </w:r>
+            <w:r>
+              <w:rPr>
+                <w:rFonts w:hint="eastAsia"/>
+              </w:rPr>
+              <w:t>q</w:t>
+            </w:r>
+            <w:r>
+              <w:t>)*(1-</w:t>
+            </w:r>
+            <w:r>
+              <w:rPr>
+                <w:rFonts w:hint="eastAsia"/>
+              </w:rPr>
+              <w:t>q</w:t>
+            </w:r>
+            <w:r>
+              <w:t>)</w:t>
+            </w:r>
+          </w:p>
+        </w:tc>
+        <w:tc>
+          <w:tcPr>
+            <w:tcW w:w="1709" w:type="dxa"/>
+          </w:tcPr>
+          <w:p>
+            <w:r>
+              <w:t>(</w:t>
+            </w:r>
+            <w:r>
+              <w:rPr>
+                <w:rFonts w:hint="eastAsia"/>
+              </w:rPr>
+              <w:t>1</w:t>
+            </w:r>
+            <w:r>
+              <w:t>-m</w:t>
+            </w:r>
+            <w:r>
+              <w:t>) *</w:t>
+            </w:r>
+            <w:r>
+              <w:t>(1-</w:t>
+            </w:r>
+            <w:r>
+              <w:rPr>
+                <w:rFonts w:hint="eastAsia"/>
+              </w:rPr>
+              <w:t>q</w:t>
+            </w:r>
+            <w:r>
+              <w:t>)*(1-</w:t>
+            </w:r>
+            <w:r>
+              <w:rPr>
+                <w:rFonts w:hint="eastAsia"/>
+              </w:rPr>
+              <w:t>q</w:t>
+            </w:r>
+            <w:r>
+              <w:t>)</w:t>
+            </w:r>
+          </w:p>
+        </w:tc>
+      </w:tr>
+      <w:tr>
+        <w:tc>
+          <w:tcPr>
+            <w:tcW w:w="1727" w:type="dxa"/>
+          </w:tcPr>
+          <w:p>
+            <w:pPr>
+              <w:rPr>
+                <w:rFonts w:hint="eastAsia"/>
+              </w:rPr>
+            </w:pPr>
+            <w:r>
+              <w:t>R</w:t>
+            </w:r>
+          </w:p>
+        </w:tc>
+        <w:tc>
+          <w:tcPr>
+            <w:tcW w:w="1685" w:type="dxa"/>
+          </w:tcPr>
+          <w:p>
+            <w:pPr>
+              <w:rPr>
+                <w:rFonts w:hint="eastAsia"/>
+              </w:rPr>
+            </w:pPr>
+            <w:r>
+              <w:t>L</w:t>
+            </w:r>
+          </w:p>
+        </w:tc>
+        <w:tc>
+          <w:tcPr>
+            <w:tcW w:w="1466" w:type="dxa"/>
+          </w:tcPr>
+          <w:p>
+            <w:pPr>
+              <w:rPr>
+                <w:rFonts w:hint="eastAsia"/>
+              </w:rPr>
+            </w:pPr>
+            <w:r>
+              <w:rPr>
+                <w:rFonts w:hint="eastAsia"/>
+              </w:rPr>
+              <w:t>q</w:t>
+            </w:r>
+            <w:r>
+              <w:t>*(1-</w:t>
+            </w:r>
+            <w:r>
+              <w:rPr>
+                <w:rFonts w:hint="eastAsia"/>
+              </w:rPr>
+              <w:t>q</w:t>
+            </w:r>
+            <w:r>
+              <w:t>)</w:t>
+            </w:r>
+          </w:p>
+        </w:tc>
+        <w:tc>
+          <w:tcPr>
+            <w:tcW w:w="1709" w:type="dxa"/>
+          </w:tcPr>
+          <w:p>
+            <w:r>
+              <w:rPr>
+                <w:rFonts w:hint="eastAsia"/>
+              </w:rPr>
+              <w:t>0</w:t>
+            </w:r>
+            <w:r>
+              <w:t>.5</w:t>
+            </w:r>
+            <w:r>
+              <w:t xml:space="preserve">* </w:t>
+            </w:r>
+            <w:r>
+              <w:t>Q*(1-</w:t>
+            </w:r>
+            <w:r>
+              <w:rPr>
+                <w:rFonts w:hint="eastAsia"/>
+              </w:rPr>
+              <w:t>q</w:t>
+            </w:r>
+            <w:r>
+              <w:t>)</w:t>
+            </w:r>
+          </w:p>
+        </w:tc>
+        <w:tc>
+          <w:tcPr>
+            <w:tcW w:w="1709" w:type="dxa"/>
+          </w:tcPr>
+          <w:p>
+            <w:r>
+              <w:rPr>
+                <w:rFonts w:hint="eastAsia"/>
+              </w:rPr>
+              <w:t>0</w:t>
+            </w:r>
+            <w:r>
+              <w:t>.5</w:t>
+            </w:r>
+          </w:p>
+        </w:tc>
+      </w:tr>
+    </w:tbl>
+    <w:p>
+      <w:r>
+        <w:t>(</w:t>
+      </w:r>
+      <w:r>
+        <w:rPr>
+          <w:rFonts w:hint="eastAsia"/>
+        </w:rPr>
+        <w:t>1</w:t>
+      </w:r>
+      <w:r>
+        <w:t>-m)* Q*</w:t>
+      </w:r>
+      <w:r>
+        <w:rPr>
+          <w:rFonts w:hint="eastAsia"/>
+        </w:rPr>
+        <w:t>q</w:t>
+      </w:r>
+      <w:r>
+        <w:t xml:space="preserve"> +</w:t>
+      </w:r>
+      <w:r>
+        <w:t xml:space="preserve"> </w:t>
+      </w:r>
+      <w:r>
+        <w:t>Q*(1-</w:t>
+      </w:r>
+      <w:r>
+        <w:rPr>
+          <w:rFonts w:hint="eastAsia"/>
+        </w:rPr>
+        <w:t>q</w:t>
+      </w:r>
+      <w:r>
+        <w:t>)</w:t>
+      </w:r>
+      <w:r>
+        <w:t xml:space="preserve"> +</w:t>
+      </w:r>
+      <w:r>
+        <w:t xml:space="preserve"> </w:t>
+      </w:r>
+      <w:r>
+        <w:t>M*(1-</w:t>
+      </w:r>
+      <w:r>
+        <w:rPr>
+          <w:rFonts w:hint="eastAsia"/>
+        </w:rPr>
+        <w:t>q</w:t>
+      </w:r>
+      <w:r>
+        <w:t>)*(1-</w:t>
+      </w:r>
+      <w:r>
+        <w:rPr>
+          <w:rFonts w:hint="eastAsia"/>
+        </w:rPr>
+        <w:t>q</w:t>
+      </w:r>
+      <w:r>
+        <w:t>)</w:t>
+      </w:r>
+      <w:r>
+        <w:t xml:space="preserve"> = q^2-mq^2 +q –q^2 +M(1-2q+q*^2)</w:t>
+      </w:r>
+    </w:p>
+    <w:p>
+      <w:r>
+        <w:lastRenderedPageBreak/>
+        <w:t xml:space="preserve">= </w:t>
+      </w:r>
+      <w:r>
+        <w:t>q</w:t>
+      </w:r>
+      <w:r>
+        <w:t>+</w:t>
+      </w:r>
+      <w:r>
+        <w:t>m</w:t>
+      </w:r>
+      <w:r>
+        <w:t>-2</w:t>
+      </w:r>
+      <w:r>
+        <w:t>m</w:t>
+      </w:r>
+      <w:r>
+        <w:t>q</w:t>
+      </w:r>
+    </w:p>
+    <w:p/>
+    <w:p>
+      <w:pPr>
+        <w:pStyle w:val="2"/>
+      </w:pPr>
+      <w:r>
+        <w:t>F</w:t>
+      </w:r>
+    </w:p>
+    <w:p/>
+    <w:p>
+      <w:r>
+        <w:rPr>
+          <w:rFonts w:hint="eastAsia"/>
+        </w:rPr>
+        <w:t>G</w:t>
+      </w:r>
+      <w:r>
+        <w:t>enetic equilibrium means that P(Gchild) = P(Gparent) = P(Gmother) = q</w:t>
+      </w:r>
+    </w:p>
+    <w:p>
+      <w:r>
+        <w:t xml:space="preserve">Q = q + m – 2mq </w:t>
+      </w:r>
+    </w:p>
+    <w:p>
+      <w:pPr>
+        <w:rPr>
+          <w:rFonts w:hint="eastAsia"/>
+        </w:rPr>
+      </w:pPr>
+      <w:r>
+        <w:t>q</w:t>
+      </w:r>
+      <w:r>
+        <w:rPr>
+          <w:rFonts w:hint="eastAsia"/>
+        </w:rPr>
+        <w:t xml:space="preserve"> </w:t>
+      </w:r>
+      <w:r>
+        <w:t>= 0.5</w:t>
+      </w:r>
+    </w:p>
+    <w:p>
+      <w:r>
+        <w:rPr>
+          <w:rFonts w:hint="eastAsia"/>
+        </w:rPr>
+        <w:t>Ho</w:t>
+      </w:r>
+      <w:r>
+        <w:t>wever, w</w:t>
+      </w:r>
+      <w:r>
+        <w:t xml:space="preserve">e already know </w:t>
+      </w:r>
+      <w:r>
+        <w:t xml:space="preserve">that </w:t>
+      </w:r>
+      <w:r>
+        <w:t>most</w:t>
+      </w:r>
+      <w:r>
+        <w:rPr>
+          <w:rFonts w:hint="eastAsia"/>
+        </w:rPr>
+        <w:t xml:space="preserve"> people are accustomed to using the right hand instead of half using the right hand</w:t>
+      </w:r>
+      <w:r>
+        <w:t xml:space="preserve">, so the hypothesis at the beginning of this question must be wrong. </w:t>
+      </w:r>
+    </w:p>
+    <w:p>
+      <w:pPr>
+        <w:pStyle w:val="1"/>
+      </w:pPr>
+      <w:r>
+        <w:t>P</w:t>
+      </w:r>
+      <w:r>
+        <w:rPr>
+          <w:rFonts w:hint="eastAsia"/>
+        </w:rPr>
+        <w:t>roblem</w:t>
+      </w:r>
+      <w:r>
+        <w:t>3</w:t>
+      </w:r>
+    </w:p>
+    <w:p>
+      <w:r>
+        <w:rPr>
+          <w:rFonts w:hint="eastAsia"/>
+        </w:rPr>
+        <w:t>D</w:t>
+      </w:r>
+      <w:r>
+        <w:t>BN</w:t>
+      </w:r>
+    </w:p>
+    <w:p/>
+    <w:p>
+      <w:pPr>
+        <w:rPr>
+          <w:rFonts w:hint="eastAsia"/>
+        </w:rPr>
+      </w:pPr>
+    </w:p>
+    <w:tbl>
+      <w:tblPr>
+        <w:tblStyle w:val="a4"/>
+        <w:tblW w:w="0" w:type="auto"/>
+        <w:tblLook w:val="04A0" w:firstRow="1" w:lastRow="0" w:firstColumn="1" w:lastColumn="0" w:noHBand="0" w:noVBand="1"/>
+      </w:tblPr>
+      <w:tblGrid>
+        <w:gridCol w:w="1659"/>
+        <w:gridCol w:w="1659"/>
+        <w:gridCol w:w="1659"/>
+        <w:gridCol w:w="1659"/>
+        <w:gridCol w:w="1660"/>
+      </w:tblGrid>
+      <w:tr>
+        <w:tc>
+          <w:tcPr>
+            <w:tcW w:w="1659" w:type="dxa"/>
+          </w:tcPr>
+          <w:p/>
+        </w:tc>
+        <w:tc>
+          <w:tcPr>
+            <w:tcW w:w="1659" w:type="dxa"/>
+          </w:tcPr>
+          <w:p/>
+        </w:tc>
+        <w:tc>
+          <w:tcPr>
+            <w:tcW w:w="1659" w:type="dxa"/>
+          </w:tcPr>
+          <w:p/>
+        </w:tc>
+        <w:tc>
+          <w:tcPr>
+            <w:tcW w:w="1659" w:type="dxa"/>
+          </w:tcPr>
+          <w:p/>
+        </w:tc>
+        <w:tc>
+          <w:tcPr>
+            <w:tcW w:w="1660" w:type="dxa"/>
+          </w:tcPr>
+          <w:p/>
+        </w:tc>
+      </w:tr>
+      <w:tr>
+        <w:tc>
+          <w:tcPr>
+            <w:tcW w:w="1659" w:type="dxa"/>
+          </w:tcPr>
+          <w:p/>
+        </w:tc>
+        <w:tc>
+          <w:tcPr>
+            <w:tcW w:w="1659" w:type="dxa"/>
+          </w:tcPr>
+          <w:p/>
+        </w:tc>
+        <w:tc>
+          <w:tcPr>
+            <w:tcW w:w="1659" w:type="dxa"/>
+          </w:tcPr>
+          <w:p/>
+        </w:tc>
+        <w:tc>
+          <w:tcPr>
+            <w:tcW w:w="1659" w:type="dxa"/>
+          </w:tcPr>
+          <w:p/>
+        </w:tc>
+        <w:tc>
+          <w:tcPr>
+            <w:tcW w:w="1660" w:type="dxa"/>
+          </w:tcPr>
+          <w:p/>
+        </w:tc>
+      </w:tr>
+      <w:tr>
+        <w:tc>
+          <w:tcPr>
+            <w:tcW w:w="1659" w:type="dxa"/>
+          </w:tcPr>
+          <w:p/>
+        </w:tc>
+        <w:tc>
+          <w:tcPr>
+            <w:tcW w:w="1659" w:type="dxa"/>
+          </w:tcPr>
+          <w:p/>
+        </w:tc>
+        <w:tc>
+          <w:tcPr>
+            <w:tcW w:w="1659" w:type="dxa"/>
+          </w:tcPr>
+          <w:p/>
+        </w:tc>
+        <w:tc>
+          <w:tcPr>
+            <w:tcW w:w="1659" w:type="dxa"/>
+          </w:tcPr>
+          <w:p/>
+        </w:tc>
+        <w:tc>
+          <w:tcPr>
+            <w:tcW w:w="1660" w:type="dxa"/>
+          </w:tcPr>
+          <w:p/>
+        </w:tc>
+      </w:tr>
+      <w:tr>
+        <w:tc>
+          <w:tcPr>
+            <w:tcW w:w="1659" w:type="dxa"/>
+          </w:tcPr>
+          <w:p/>
+        </w:tc>
+        <w:tc>
+          <w:tcPr>
+            <w:tcW w:w="1659" w:type="dxa"/>
+          </w:tcPr>
+          <w:p/>
+        </w:tc>
+        <w:tc>
+          <w:tcPr>
+            <w:tcW w:w="1659" w:type="dxa"/>
+          </w:tcPr>
+          <w:p/>
+        </w:tc>
+        <w:tc>
+          <w:tcPr>
+            <w:tcW w:w="1659" w:type="dxa"/>
+          </w:tcPr>
+          <w:p/>
+        </w:tc>
+        <w:tc>
+          <w:tcPr>
+            <w:tcW w:w="1660" w:type="dxa"/>
+          </w:tcPr>
+          <w:p/>
+        </w:tc>
+      </w:tr>
+      <w:tr>
+        <w:tc>
+          <w:tcPr>
+            <w:tcW w:w="1659" w:type="dxa"/>
+          </w:tcPr>
+          <w:p/>
+        </w:tc>
+        <w:tc>
+          <w:tcPr>
+            <w:tcW w:w="1659" w:type="dxa"/>
+          </w:tcPr>
+          <w:p/>
+        </w:tc>
+        <w:tc>
+          <w:tcPr>
+            <w:tcW w:w="1659" w:type="dxa"/>
+          </w:tcPr>
+          <w:p/>
+        </w:tc>
+        <w:tc>
+          <w:tcPr>
+            <w:tcW w:w="1659" w:type="dxa"/>
+          </w:tcPr>
+          <w:p/>
+        </w:tc>
+        <w:tc>
+          <w:tcPr>
+            <w:tcW w:w="1660" w:type="dxa"/>
+          </w:tcPr>
+          <w:p/>
+        </w:tc>
+      </w:tr>
+      <w:tr>
+        <w:tc>
+          <w:tcPr>
+            <w:tcW w:w="1659" w:type="dxa"/>
+          </w:tcPr>
+          <w:p/>
+        </w:tc>
+        <w:tc>
+          <w:tcPr>
+            <w:tcW w:w="1659" w:type="dxa"/>
+          </w:tcPr>
+          <w:p/>
+        </w:tc>
+        <w:tc>
+          <w:tcPr>
+            <w:tcW w:w="1659" w:type="dxa"/>
+          </w:tcPr>
+          <w:p/>
+        </w:tc>
+        <w:tc>
+          <w:tcPr>
+            <w:tcW w:w="1659" w:type="dxa"/>
+          </w:tcPr>
+          <w:p/>
+        </w:tc>
+        <w:tc>
+          <w:tcPr>
+            <w:tcW w:w="1660" w:type="dxa"/>
+          </w:tcPr>
+          <w:p/>
+        </w:tc>
+      </w:tr>
+    </w:tbl>
+    <w:p/>
+    <w:p/>
+    <w:p>
+      <w:r>
+        <w:rPr>
+          <w:rFonts w:hint="eastAsia"/>
+        </w:rPr>
+        <w:t>H</w:t>
+      </w:r>
+      <w:r>
+        <w:t xml:space="preserve">MM </w:t>
+      </w:r>
+    </w:p>
+    <w:p>
+      <w:r>
+        <w:rPr>
+          <w:rFonts w:hint="eastAsia"/>
+        </w:rPr>
+        <w:t>只有一个随机变量.</w:t>
+      </w:r>
+      <w:r>
+        <w:t xml:space="preserve"> </w:t>
+      </w:r>
+      <w:r>
+        <w:rPr>
+          <w:rFonts w:hint="eastAsia"/>
+        </w:rPr>
+        <w:t>我们可以把DBN的所有状态变量合成成一个单一的状态变量,</w:t>
+      </w:r>
+      <w:r>
+        <w:t xml:space="preserve"> </w:t>
+      </w:r>
+      <w:r>
+        <w:rPr>
+          <w:rFonts w:hint="eastAsia"/>
+        </w:rPr>
+        <w:t>取值为单个状态变量所有可能的取值组成的元组.</w:t>
+      </w:r>
       <w:bookmarkStart w:id="0" w:name="_GoBack"/>
       <w:bookmarkEnd w:id="0"/>
+      <w:r>
+        <w:t xml:space="preserve"> </w:t>
+      </w:r>
+    </w:p>
+    <w:p/>
+    <w:p/>
+    <w:p/>
+    <w:p>
+      <w:pPr>
+        <w:rPr>
+          <w:rFonts w:hint="eastAsia"/>
+        </w:rPr>
+      </w:pPr>
     </w:p>
     <w:sectPr>
       <w:pgSz w:w="11906" w:h="16838"/>

--- a/Homework/homework4ljy2.docx
+++ b/Homework/homework4ljy2.docx
@@ -20,6 +20,9 @@
       </w:r>
     </w:p>
     <w:p>
+      <w:pPr>
+        <w:pStyle w:val="2"/>
+      </w:pPr>
       <w:r>
         <w:rPr>
           <w:rFonts w:hint="eastAsia"/>
@@ -27,55 +30,654 @@
         <w:t>a</w:t>
       </w:r>
       <w:r>
-        <w:t xml:space="preserve">. </w:t>
-      </w:r>
-      <w:r>
-        <w:rPr>
-          <w:rFonts w:hint="eastAsia"/>
-        </w:rPr>
-        <w:t>i</w:t>
-      </w:r>
-      <w:r>
-        <w:t>ndependent.</w:t>
+        <w:t>.</w:t>
       </w:r>
     </w:p>
     <w:p>
       <w:r>
-        <w:t>N</w:t>
-      </w:r>
-      <w:r>
-        <w:rPr>
-          <w:rFonts w:hint="eastAsia"/>
-        </w:rPr>
-        <w:t>umerically</w:t>
-      </w:r>
-      <w:r>
-        <w:t>: P(</w:t>
-      </w:r>
-      <w:r>
-        <w:rPr>
-          <w:rFonts w:hint="eastAsia"/>
-        </w:rPr>
-        <w:t>B</w:t>
-      </w:r>
-      <w:r>
-        <w:t>,E)=P(B)P(E</w:t>
-      </w:r>
-      <w:r>
-        <w:t>)</w:t>
+        <w:rPr>
+          <w:rFonts w:hint="eastAsia"/>
+        </w:rPr>
+        <w:t>如果没证据,</w:t>
+      </w:r>
+      <w:r>
+        <w:t xml:space="preserve"> </w:t>
+      </w:r>
+      <w:r>
+        <w:rPr>
+          <w:rFonts w:hint="eastAsia"/>
+        </w:rPr>
+        <w:t>那么B</w:t>
+      </w:r>
+      <w:r>
+        <w:t xml:space="preserve">  E</w:t>
+      </w:r>
+      <w:r>
+        <w:rPr>
+          <w:rFonts w:hint="eastAsia"/>
+        </w:rPr>
+        <w:t>独立吗?</w:t>
+      </w:r>
+    </w:p>
+    <w:p>
+      <w:r>
+        <w:t xml:space="preserve"> </w:t>
+      </w:r>
+      <w:r>
+        <w:rPr>
+          <w:rFonts w:hint="eastAsia"/>
+        </w:rPr>
+        <w:t>i</w:t>
+      </w:r>
+      <w:r>
+        <w:t>ndependent.</w:t>
+      </w:r>
+    </w:p>
+    <w:p>
+      <w:r>
+        <w:t xml:space="preserve">Numerical semantics: Try to prove </w:t>
+      </w:r>
+      <m:oMath>
+        <m:r>
+          <w:rPr>
+            <w:rFonts w:ascii="Cambria Math" w:hAnsi="Cambria Math"/>
+          </w:rPr>
+          <m:t>P</m:t>
+        </m:r>
+        <m:d>
+          <m:dPr>
+            <m:ctrlPr>
+              <w:rPr>
+                <w:rFonts w:ascii="Cambria Math" w:hAnsi="Cambria Math"/>
+                <w:i/>
+                <w:iCs/>
+              </w:rPr>
+            </m:ctrlPr>
+          </m:dPr>
+          <m:e>
+            <m:r>
+              <w:rPr>
+                <w:rFonts w:ascii="Cambria Math" w:hAnsi="Cambria Math"/>
+              </w:rPr>
+              <m:t>B,E</m:t>
+            </m:r>
+          </m:e>
+        </m:d>
+        <m:r>
+          <w:rPr>
+            <w:rFonts w:ascii="Cambria Math" w:hAnsi="Cambria Math"/>
+          </w:rPr>
+          <m:t>=P</m:t>
+        </m:r>
+        <m:d>
+          <m:dPr>
+            <m:ctrlPr>
+              <w:rPr>
+                <w:rFonts w:ascii="Cambria Math" w:hAnsi="Cambria Math"/>
+                <w:i/>
+                <w:iCs/>
+              </w:rPr>
+            </m:ctrlPr>
+          </m:dPr>
+          <m:e>
+            <m:r>
+              <w:rPr>
+                <w:rFonts w:ascii="Cambria Math" w:hAnsi="Cambria Math"/>
+              </w:rPr>
+              <m:t>B</m:t>
+            </m:r>
+          </m:e>
+        </m:d>
+        <m:r>
+          <w:rPr>
+            <w:rFonts w:ascii="Cambria Math" w:hAnsi="Cambria Math"/>
+          </w:rPr>
+          <m:t>P</m:t>
+        </m:r>
+        <m:d>
+          <m:dPr>
+            <m:ctrlPr>
+              <w:rPr>
+                <w:rFonts w:ascii="Cambria Math" w:hAnsi="Cambria Math"/>
+                <w:i/>
+                <w:iCs/>
+              </w:rPr>
+            </m:ctrlPr>
+          </m:dPr>
+          <m:e>
+            <m:r>
+              <w:rPr>
+                <w:rFonts w:ascii="Cambria Math" w:hAnsi="Cambria Math"/>
+              </w:rPr>
+              <m:t>E</m:t>
+            </m:r>
+          </m:e>
+        </m:d>
+      </m:oMath>
+    </w:p>
+    <w:p>
+      <w:r>
+        <w:t xml:space="preserve">What we have: </w:t>
+      </w:r>
+      <m:oMath>
+        <m:r>
+          <w:rPr>
+            <w:rFonts w:ascii="Cambria Math" w:hAnsi="Cambria Math"/>
+          </w:rPr>
+          <m:t>P</m:t>
+        </m:r>
+        <m:d>
+          <m:dPr>
+            <m:ctrlPr>
+              <w:rPr>
+                <w:rFonts w:ascii="Cambria Math" w:hAnsi="Cambria Math"/>
+                <w:i/>
+                <w:iCs/>
+              </w:rPr>
+            </m:ctrlPr>
+          </m:dPr>
+          <m:e>
+            <m:r>
+              <w:rPr>
+                <w:rFonts w:ascii="Cambria Math" w:hAnsi="Cambria Math"/>
+              </w:rPr>
+              <m:t>B</m:t>
+            </m:r>
+          </m:e>
+        </m:d>
+        <m:r>
+          <w:rPr>
+            <w:rFonts w:ascii="Cambria Math" w:hAnsi="Cambria Math"/>
+          </w:rPr>
+          <m:t>,P</m:t>
+        </m:r>
+        <m:d>
+          <m:dPr>
+            <m:ctrlPr>
+              <w:rPr>
+                <w:rFonts w:ascii="Cambria Math" w:hAnsi="Cambria Math"/>
+                <w:i/>
+                <w:iCs/>
+              </w:rPr>
+            </m:ctrlPr>
+          </m:dPr>
+          <m:e>
+            <m:r>
+              <w:rPr>
+                <w:rFonts w:ascii="Cambria Math" w:hAnsi="Cambria Math"/>
+              </w:rPr>
+              <m:t>E</m:t>
+            </m:r>
+          </m:e>
+        </m:d>
+        <m:r>
+          <w:rPr>
+            <w:rFonts w:ascii="Cambria Math" w:hAnsi="Cambria Math"/>
+          </w:rPr>
+          <m:t>,P</m:t>
+        </m:r>
+        <m:d>
+          <m:dPr>
+            <m:ctrlPr>
+              <w:rPr>
+                <w:rFonts w:ascii="Cambria Math" w:hAnsi="Cambria Math"/>
+                <w:i/>
+                <w:iCs/>
+              </w:rPr>
+            </m:ctrlPr>
+          </m:dPr>
+          <m:e>
+            <m:r>
+              <w:rPr>
+                <w:rFonts w:ascii="Cambria Math" w:hAnsi="Cambria Math"/>
+              </w:rPr>
+              <m:t>A|B,E</m:t>
+            </m:r>
+          </m:e>
+        </m:d>
+      </m:oMath>
+    </w:p>
+    <w:p>
+      <w:r>
+        <w:t xml:space="preserve">What can we use: </w:t>
+      </w:r>
+      <m:oMath>
+        <m:r>
+          <w:rPr>
+            <w:rFonts w:ascii="Cambria Math" w:hAnsi="Cambria Math"/>
+          </w:rPr>
+          <m:t>P</m:t>
+        </m:r>
+        <m:d>
+          <m:dPr>
+            <m:ctrlPr>
+              <w:rPr>
+                <w:rFonts w:ascii="Cambria Math" w:hAnsi="Cambria Math"/>
+                <w:i/>
+                <w:iCs/>
+              </w:rPr>
+            </m:ctrlPr>
+          </m:dPr>
+          <m:e>
+            <m:r>
+              <w:rPr>
+                <w:rFonts w:ascii="Cambria Math" w:hAnsi="Cambria Math"/>
+              </w:rPr>
+              <m:t>B,E</m:t>
+            </m:r>
+          </m:e>
+        </m:d>
+        <m:r>
+          <w:rPr>
+            <w:rFonts w:ascii="Cambria Math" w:hAnsi="Cambria Math"/>
+          </w:rPr>
+          <m:t>=</m:t>
+        </m:r>
+        <m:nary>
+          <m:naryPr>
+            <m:chr m:val="∑"/>
+            <m:supHide m:val="1"/>
+            <m:ctrlPr>
+              <w:rPr>
+                <w:rFonts w:ascii="Cambria Math" w:hAnsi="Cambria Math"/>
+                <w:i/>
+                <w:iCs/>
+              </w:rPr>
+            </m:ctrlPr>
+          </m:naryPr>
+          <m:sub>
+            <m:r>
+              <w:rPr>
+                <w:rFonts w:ascii="Cambria Math" w:hAnsi="Cambria Math"/>
+              </w:rPr>
+              <m:t>i</m:t>
+            </m:r>
+          </m:sub>
+          <m:sup/>
+          <m:e>
+            <m:r>
+              <w:rPr>
+                <w:rFonts w:ascii="Cambria Math" w:hAnsi="Cambria Math"/>
+              </w:rPr>
+              <m:t>P</m:t>
+            </m:r>
+            <m:d>
+              <m:dPr>
+                <m:ctrlPr>
+                  <w:rPr>
+                    <w:rFonts w:ascii="Cambria Math" w:hAnsi="Cambria Math"/>
+                    <w:i/>
+                    <w:iCs/>
+                  </w:rPr>
+                </m:ctrlPr>
+              </m:dPr>
+              <m:e>
+                <m:sSub>
+                  <m:sSubPr>
+                    <m:ctrlPr>
+                      <w:rPr>
+                        <w:rFonts w:ascii="Cambria Math" w:hAnsi="Cambria Math"/>
+                        <w:i/>
+                        <w:iCs/>
+                      </w:rPr>
+                    </m:ctrlPr>
+                  </m:sSubPr>
+                  <m:e>
+                    <m:r>
+                      <w:rPr>
+                        <w:rFonts w:ascii="Cambria Math" w:hAnsi="Cambria Math"/>
+                      </w:rPr>
+                      <m:t>A</m:t>
+                    </m:r>
+                  </m:e>
+                  <m:sub>
+                    <m:r>
+                      <w:rPr>
+                        <w:rFonts w:ascii="Cambria Math" w:hAnsi="Cambria Math"/>
+                      </w:rPr>
+                      <m:t>i</m:t>
+                    </m:r>
+                  </m:sub>
+                </m:sSub>
+                <m:r>
+                  <w:rPr>
+                    <w:rFonts w:ascii="Cambria Math" w:hAnsi="Cambria Math"/>
+                  </w:rPr>
+                  <m:t>,B,E</m:t>
+                </m:r>
+              </m:e>
+            </m:d>
+          </m:e>
+        </m:nary>
+        <m:r>
+          <w:rPr>
+            <w:rFonts w:ascii="Cambria Math" w:hAnsi="Cambria Math"/>
+          </w:rPr>
+          <m:t>=</m:t>
+        </m:r>
+        <m:nary>
+          <m:naryPr>
+            <m:chr m:val="∑"/>
+            <m:supHide m:val="1"/>
+            <m:ctrlPr>
+              <w:rPr>
+                <w:rFonts w:ascii="Cambria Math" w:hAnsi="Cambria Math"/>
+                <w:i/>
+                <w:iCs/>
+              </w:rPr>
+            </m:ctrlPr>
+          </m:naryPr>
+          <m:sub>
+            <m:r>
+              <w:rPr>
+                <w:rFonts w:ascii="Cambria Math" w:hAnsi="Cambria Math"/>
+              </w:rPr>
+              <m:t>i</m:t>
+            </m:r>
+          </m:sub>
+          <m:sup/>
+          <m:e>
+            <m:r>
+              <w:rPr>
+                <w:rFonts w:ascii="Cambria Math" w:hAnsi="Cambria Math"/>
+              </w:rPr>
+              <m:t>P</m:t>
+            </m:r>
+            <m:d>
+              <m:dPr>
+                <m:ctrlPr>
+                  <w:rPr>
+                    <w:rFonts w:ascii="Cambria Math" w:hAnsi="Cambria Math"/>
+                    <w:i/>
+                    <w:iCs/>
+                  </w:rPr>
+                </m:ctrlPr>
+              </m:dPr>
+              <m:e>
+                <m:r>
+                  <w:rPr>
+                    <w:rFonts w:ascii="Cambria Math" w:hAnsi="Cambria Math"/>
+                  </w:rPr>
+                  <m:t>B</m:t>
+                </m:r>
+              </m:e>
+            </m:d>
+            <m:r>
+              <w:rPr>
+                <w:rFonts w:ascii="Cambria Math" w:hAnsi="Cambria Math"/>
+              </w:rPr>
+              <m:t>P</m:t>
+            </m:r>
+            <m:d>
+              <m:dPr>
+                <m:ctrlPr>
+                  <w:rPr>
+                    <w:rFonts w:ascii="Cambria Math" w:hAnsi="Cambria Math"/>
+                    <w:i/>
+                    <w:iCs/>
+                  </w:rPr>
+                </m:ctrlPr>
+              </m:dPr>
+              <m:e>
+                <m:r>
+                  <w:rPr>
+                    <w:rFonts w:ascii="Cambria Math" w:hAnsi="Cambria Math"/>
+                  </w:rPr>
+                  <m:t>E</m:t>
+                </m:r>
+              </m:e>
+            </m:d>
+            <m:r>
+              <w:rPr>
+                <w:rFonts w:ascii="Cambria Math" w:hAnsi="Cambria Math"/>
+              </w:rPr>
+              <m:t>P</m:t>
+            </m:r>
+            <m:d>
+              <m:dPr>
+                <m:ctrlPr>
+                  <w:rPr>
+                    <w:rFonts w:ascii="Cambria Math" w:hAnsi="Cambria Math"/>
+                    <w:i/>
+                    <w:iCs/>
+                  </w:rPr>
+                </m:ctrlPr>
+              </m:dPr>
+              <m:e>
+                <m:r>
+                  <w:rPr>
+                    <w:rFonts w:ascii="Cambria Math" w:hAnsi="Cambria Math"/>
+                  </w:rPr>
+                  <m:t>A|B,E</m:t>
+                </m:r>
+              </m:e>
+            </m:d>
+          </m:e>
+        </m:nary>
+        <m:r>
+          <w:rPr>
+            <w:rFonts w:ascii="Cambria Math" w:hAnsi="Cambria Math"/>
+          </w:rPr>
+          <m:t>=</m:t>
+        </m:r>
+        <m:r>
+          <w:rPr>
+            <w:rFonts w:ascii="Cambria Math" w:hAnsi="Cambria Math"/>
+          </w:rPr>
+          <m:t>P</m:t>
+        </m:r>
+        <m:d>
+          <m:dPr>
+            <m:ctrlPr>
+              <w:rPr>
+                <w:rFonts w:ascii="Cambria Math" w:hAnsi="Cambria Math"/>
+                <w:i/>
+                <w:iCs/>
+              </w:rPr>
+            </m:ctrlPr>
+          </m:dPr>
+          <m:e>
+            <m:r>
+              <w:rPr>
+                <w:rFonts w:ascii="Cambria Math" w:hAnsi="Cambria Math"/>
+              </w:rPr>
+              <m:t>B</m:t>
+            </m:r>
+          </m:e>
+        </m:d>
+        <m:r>
+          <w:rPr>
+            <w:rFonts w:ascii="Cambria Math" w:hAnsi="Cambria Math"/>
+          </w:rPr>
+          <m:t>P</m:t>
+        </m:r>
+        <m:d>
+          <m:dPr>
+            <m:ctrlPr>
+              <w:rPr>
+                <w:rFonts w:ascii="Cambria Math" w:hAnsi="Cambria Math"/>
+                <w:i/>
+                <w:iCs/>
+              </w:rPr>
+            </m:ctrlPr>
+          </m:dPr>
+          <m:e>
+            <m:r>
+              <w:rPr>
+                <w:rFonts w:ascii="Cambria Math" w:hAnsi="Cambria Math"/>
+              </w:rPr>
+              <m:t>E</m:t>
+            </m:r>
+          </m:e>
+        </m:d>
+        <m:nary>
+          <m:naryPr>
+            <m:chr m:val="∑"/>
+            <m:supHide m:val="1"/>
+            <m:ctrlPr>
+              <w:rPr>
+                <w:rFonts w:ascii="Cambria Math" w:hAnsi="Cambria Math"/>
+                <w:i/>
+                <w:iCs/>
+              </w:rPr>
+            </m:ctrlPr>
+          </m:naryPr>
+          <m:sub>
+            <m:r>
+              <w:rPr>
+                <w:rFonts w:ascii="Cambria Math" w:hAnsi="Cambria Math"/>
+              </w:rPr>
+              <m:t>i</m:t>
+            </m:r>
+          </m:sub>
+          <m:sup/>
+          <m:e>
+            <m:r>
+              <w:rPr>
+                <w:rFonts w:ascii="Cambria Math" w:hAnsi="Cambria Math"/>
+              </w:rPr>
+              <m:t>P</m:t>
+            </m:r>
+            <m:d>
+              <m:dPr>
+                <m:ctrlPr>
+                  <w:rPr>
+                    <w:rFonts w:ascii="Cambria Math" w:hAnsi="Cambria Math"/>
+                    <w:i/>
+                    <w:iCs/>
+                  </w:rPr>
+                </m:ctrlPr>
+              </m:dPr>
+              <m:e>
+                <m:r>
+                  <w:rPr>
+                    <w:rFonts w:ascii="Cambria Math" w:hAnsi="Cambria Math"/>
+                  </w:rPr>
+                  <m:t>A|B,E</m:t>
+                </m:r>
+              </m:e>
+            </m:d>
+          </m:e>
+        </m:nary>
+        <m:r>
+          <w:rPr>
+            <w:rFonts w:ascii="Cambria Math" w:hAnsi="Cambria Math"/>
+          </w:rPr>
+          <m:t xml:space="preserve"> </m:t>
+        </m:r>
+        <m:r>
+          <m:rPr>
+            <m:sty m:val="p"/>
+          </m:rPr>
+          <w:rPr>
+            <w:rFonts w:ascii="Cambria Math" w:hAnsi="Cambria Math"/>
+          </w:rPr>
+          <m:t xml:space="preserve">= </m:t>
+        </m:r>
+        <m:r>
+          <w:rPr>
+            <w:rFonts w:ascii="Cambria Math" w:hAnsi="Cambria Math"/>
+          </w:rPr>
+          <m:t>P</m:t>
+        </m:r>
+        <m:d>
+          <m:dPr>
+            <m:ctrlPr>
+              <w:rPr>
+                <w:rFonts w:ascii="Cambria Math" w:hAnsi="Cambria Math"/>
+                <w:i/>
+                <w:iCs/>
+              </w:rPr>
+            </m:ctrlPr>
+          </m:dPr>
+          <m:e>
+            <m:r>
+              <w:rPr>
+                <w:rFonts w:ascii="Cambria Math" w:hAnsi="Cambria Math"/>
+              </w:rPr>
+              <m:t>B</m:t>
+            </m:r>
+          </m:e>
+        </m:d>
+        <m:r>
+          <w:rPr>
+            <w:rFonts w:ascii="Cambria Math" w:hAnsi="Cambria Math"/>
+          </w:rPr>
+          <m:t>P</m:t>
+        </m:r>
+        <m:d>
+          <m:dPr>
+            <m:ctrlPr>
+              <w:rPr>
+                <w:rFonts w:ascii="Cambria Math" w:hAnsi="Cambria Math"/>
+                <w:i/>
+                <w:iCs/>
+              </w:rPr>
+            </m:ctrlPr>
+          </m:dPr>
+          <m:e>
+            <m:r>
+              <w:rPr>
+                <w:rFonts w:ascii="Cambria Math" w:hAnsi="Cambria Math"/>
+              </w:rPr>
+              <m:t>E</m:t>
+            </m:r>
+          </m:e>
+        </m:d>
+        <m:r>
+          <w:rPr>
+            <w:rFonts w:ascii="Cambria Math" w:hAnsi="Cambria Math"/>
+          </w:rPr>
+          <m:t xml:space="preserve"> </m:t>
+        </m:r>
+        <m:r>
+          <w:rPr>
+            <w:rFonts w:ascii="Cambria Math" w:hAnsi="Cambria Math" w:hint="eastAsia"/>
+          </w:rPr>
+          <m:t>所以独立</m:t>
+        </m:r>
+      </m:oMath>
+      <w:bookmarkStart w:id="0" w:name="_GoBack"/>
+      <w:bookmarkEnd w:id="0"/>
+    </w:p>
+    <w:p>
+      <w:r>
+        <w:t>Compute the probabilities and prove the independent assumption.</w:t>
       </w:r>
     </w:p>
     <w:p>
       <w:pPr>
-        <w:rPr>
-          <w:rFonts w:hint="eastAsia"/>
+        <w:widowControl/>
+        <w:shd w:val="clear" w:color="auto" w:fill="F1F2F3"/>
+        <w:jc w:val="left"/>
+        <w:rPr>
+          <w:rFonts w:ascii="微软雅黑" w:eastAsia="微软雅黑" w:hAnsi="微软雅黑" w:cs="宋体" w:hint="eastAsia"/>
+          <w:color w:val="171A1D"/>
+          <w:kern w:val="0"/>
+          <w:szCs w:val="21"/>
         </w:rPr>
       </w:pPr>
       <w:r>
+        <w:rPr>
+          <w:rFonts w:ascii="微软雅黑" w:eastAsia="微软雅黑" w:hAnsi="微软雅黑" w:cs="宋体" w:hint="eastAsia"/>
+          <w:color w:val="171A1D"/>
+          <w:kern w:val="0"/>
+          <w:szCs w:val="21"/>
+        </w:rPr>
+        <w:t>你把求和符号放到P(A|B,E)之前，这一问一部分就等于1</w:t>
+      </w:r>
+    </w:p>
+    <w:p/>
+    <w:p>
+      <w:r>
         <w:t>Topologically : B and E don’t have edges. one doesn’t have direct influence on the other.</w:t>
       </w:r>
     </w:p>
+    <w:p/>
     <w:p>
+      <w:pPr>
+        <w:pStyle w:val="2"/>
+      </w:pPr>
       <w:r>
         <w:rPr>
           <w:rFonts w:hint="eastAsia"/>
@@ -84,17 +686,6 @@
       </w:r>
       <w:r>
         <w:t>.</w:t>
-      </w:r>
-    </w:p>
-    <w:p>
-      <w:r>
-        <w:rPr>
-          <w:rFonts w:hint="eastAsia"/>
-        </w:rPr>
-        <w:t>A</w:t>
-      </w:r>
-      <w:r>
-        <w:t>ccording to the Bayes’ Rule,</w:t>
       </w:r>
     </w:p>
     <w:p>
@@ -103,6 +694,46 @@
           <w:rFonts w:hint="eastAsia"/>
         </w:rPr>
       </w:pPr>
+      <w:r>
+        <w:rPr>
+          <w:rFonts w:hint="eastAsia"/>
+        </w:rPr>
+        <w:t>如果A</w:t>
+      </w:r>
+      <w:r>
+        <w:t xml:space="preserve"> =TRUE  , </w:t>
+      </w:r>
+      <w:r>
+        <w:rPr>
+          <w:rFonts w:hint="eastAsia"/>
+        </w:rPr>
+        <w:t xml:space="preserve">那么 </w:t>
+      </w:r>
+      <w:r>
+        <w:t xml:space="preserve">B E </w:t>
+      </w:r>
+      <w:r>
+        <w:rPr>
+          <w:rFonts w:hint="eastAsia"/>
+        </w:rPr>
+        <w:t>独立吗?</w:t>
+      </w:r>
+      <w:r>
+        <w:t xml:space="preserve"> </w:t>
+      </w:r>
+    </w:p>
+    <w:p>
+      <w:r>
+        <w:rPr>
+          <w:rFonts w:hint="eastAsia"/>
+        </w:rPr>
+        <w:t>A</w:t>
+      </w:r>
+      <w:r>
+        <w:t>ccording to the Bayes’ Rule,</w:t>
+      </w:r>
+    </w:p>
+    <w:p>
       <w:r>
         <w:t>P(</w:t>
       </w:r>
@@ -226,6 +857,345 @@
     </w:p>
     <w:p>
       <w:r>
+        <w:t xml:space="preserve">Check whether </w:t>
+      </w:r>
+      <m:oMath>
+        <m:r>
+          <w:rPr>
+            <w:rFonts w:ascii="Cambria Math" w:hAnsi="Cambria Math"/>
+          </w:rPr>
+          <m:t>P</m:t>
+        </m:r>
+        <m:d>
+          <m:dPr>
+            <m:ctrlPr>
+              <w:rPr>
+                <w:rFonts w:ascii="Cambria Math" w:hAnsi="Cambria Math"/>
+                <w:i/>
+                <w:iCs/>
+              </w:rPr>
+            </m:ctrlPr>
+          </m:dPr>
+          <m:e>
+            <m:r>
+              <w:rPr>
+                <w:rFonts w:ascii="Cambria Math" w:hAnsi="Cambria Math"/>
+              </w:rPr>
+              <m:t>B,E|a</m:t>
+            </m:r>
+          </m:e>
+        </m:d>
+        <m:r>
+          <w:rPr>
+            <w:rFonts w:ascii="Cambria Math" w:hAnsi="Cambria Math"/>
+          </w:rPr>
+          <m:t>=P</m:t>
+        </m:r>
+        <m:d>
+          <m:dPr>
+            <m:ctrlPr>
+              <w:rPr>
+                <w:rFonts w:ascii="Cambria Math" w:hAnsi="Cambria Math"/>
+                <w:i/>
+                <w:iCs/>
+              </w:rPr>
+            </m:ctrlPr>
+          </m:dPr>
+          <m:e>
+            <m:r>
+              <w:rPr>
+                <w:rFonts w:ascii="Cambria Math" w:hAnsi="Cambria Math"/>
+              </w:rPr>
+              <m:t>B|a</m:t>
+            </m:r>
+          </m:e>
+        </m:d>
+        <m:r>
+          <w:rPr>
+            <w:rFonts w:ascii="Cambria Math" w:hAnsi="Cambria Math"/>
+          </w:rPr>
+          <m:t>P</m:t>
+        </m:r>
+        <m:d>
+          <m:dPr>
+            <m:ctrlPr>
+              <w:rPr>
+                <w:rFonts w:ascii="Cambria Math" w:hAnsi="Cambria Math"/>
+                <w:i/>
+                <w:iCs/>
+              </w:rPr>
+            </m:ctrlPr>
+          </m:dPr>
+          <m:e>
+            <m:r>
+              <w:rPr>
+                <w:rFonts w:ascii="Cambria Math" w:hAnsi="Cambria Math"/>
+              </w:rPr>
+              <m:t>E|a</m:t>
+            </m:r>
+          </m:e>
+        </m:d>
+      </m:oMath>
+      <w:r>
+        <w:t>.</w:t>
+      </w:r>
+    </w:p>
+    <w:p>
+      <w:r>
+        <w:t>Use Bayesian theorem:</w:t>
+      </w:r>
+    </w:p>
+    <w:p>
+      <m:oMathPara>
+        <m:oMathParaPr>
+          <m:jc m:val="centerGroup"/>
+        </m:oMathParaPr>
+        <m:oMath>
+          <m:r>
+            <w:rPr>
+              <w:rFonts w:ascii="Cambria Math" w:hAnsi="Cambria Math"/>
+            </w:rPr>
+            <m:t>P</m:t>
+          </m:r>
+          <m:d>
+            <m:dPr>
+              <m:ctrlPr>
+                <w:rPr>
+                  <w:rFonts w:ascii="Cambria Math" w:hAnsi="Cambria Math"/>
+                  <w:i/>
+                  <w:iCs/>
+                </w:rPr>
+              </m:ctrlPr>
+            </m:dPr>
+            <m:e>
+              <m:r>
+                <w:rPr>
+                  <w:rFonts w:ascii="Cambria Math" w:hAnsi="Cambria Math"/>
+                </w:rPr>
+                <m:t>B,E|a</m:t>
+              </m:r>
+            </m:e>
+          </m:d>
+          <m:r>
+            <w:rPr>
+              <w:rFonts w:ascii="Cambria Math" w:hAnsi="Cambria Math"/>
+            </w:rPr>
+            <m:t>=αP</m:t>
+          </m:r>
+          <m:d>
+            <m:dPr>
+              <m:ctrlPr>
+                <w:rPr>
+                  <w:rFonts w:ascii="Cambria Math" w:hAnsi="Cambria Math"/>
+                  <w:i/>
+                  <w:iCs/>
+                </w:rPr>
+              </m:ctrlPr>
+            </m:dPr>
+            <m:e>
+              <m:r>
+                <w:rPr>
+                  <w:rFonts w:ascii="Cambria Math" w:hAnsi="Cambria Math"/>
+                </w:rPr>
+                <m:t>a|B,E</m:t>
+              </m:r>
+            </m:e>
+          </m:d>
+          <m:r>
+            <w:rPr>
+              <w:rFonts w:ascii="Cambria Math" w:hAnsi="Cambria Math"/>
+            </w:rPr>
+            <m:t>P</m:t>
+          </m:r>
+          <m:d>
+            <m:dPr>
+              <m:ctrlPr>
+                <w:rPr>
+                  <w:rFonts w:ascii="Cambria Math" w:hAnsi="Cambria Math"/>
+                  <w:i/>
+                  <w:iCs/>
+                </w:rPr>
+              </m:ctrlPr>
+            </m:dPr>
+            <m:e>
+              <m:r>
+                <w:rPr>
+                  <w:rFonts w:ascii="Cambria Math" w:hAnsi="Cambria Math"/>
+                </w:rPr>
+                <m:t>B,E</m:t>
+              </m:r>
+            </m:e>
+          </m:d>
+        </m:oMath>
+      </m:oMathPara>
+    </w:p>
+    <w:p>
+      <m:oMathPara>
+        <m:oMathParaPr>
+          <m:jc m:val="centerGroup"/>
+        </m:oMathParaPr>
+        <m:oMath>
+          <m:r>
+            <w:rPr>
+              <w:rFonts w:ascii="Cambria Math" w:hAnsi="Cambria Math"/>
+            </w:rPr>
+            <m:t>P</m:t>
+          </m:r>
+          <m:d>
+            <m:dPr>
+              <m:ctrlPr>
+                <w:rPr>
+                  <w:rFonts w:ascii="Cambria Math" w:hAnsi="Cambria Math"/>
+                  <w:i/>
+                  <w:iCs/>
+                </w:rPr>
+              </m:ctrlPr>
+            </m:dPr>
+            <m:e>
+              <m:r>
+                <w:rPr>
+                  <w:rFonts w:ascii="Cambria Math" w:hAnsi="Cambria Math"/>
+                </w:rPr>
+                <m:t>B|a</m:t>
+              </m:r>
+            </m:e>
+          </m:d>
+          <m:r>
+            <w:rPr>
+              <w:rFonts w:ascii="Cambria Math" w:hAnsi="Cambria Math"/>
+            </w:rPr>
+            <m:t>=αP</m:t>
+          </m:r>
+          <m:d>
+            <m:dPr>
+              <m:ctrlPr>
+                <w:rPr>
+                  <w:rFonts w:ascii="Cambria Math" w:hAnsi="Cambria Math"/>
+                  <w:i/>
+                  <w:iCs/>
+                </w:rPr>
+              </m:ctrlPr>
+            </m:dPr>
+            <m:e>
+              <m:r>
+                <w:rPr>
+                  <w:rFonts w:ascii="Cambria Math" w:hAnsi="Cambria Math"/>
+                </w:rPr>
+                <m:t>a|B</m:t>
+              </m:r>
+            </m:e>
+          </m:d>
+          <m:r>
+            <w:rPr>
+              <w:rFonts w:ascii="Cambria Math" w:hAnsi="Cambria Math"/>
+            </w:rPr>
+            <m:t>P</m:t>
+          </m:r>
+          <m:d>
+            <m:dPr>
+              <m:ctrlPr>
+                <w:rPr>
+                  <w:rFonts w:ascii="Cambria Math" w:hAnsi="Cambria Math"/>
+                  <w:i/>
+                  <w:iCs/>
+                </w:rPr>
+              </m:ctrlPr>
+            </m:dPr>
+            <m:e>
+              <m:r>
+                <w:rPr>
+                  <w:rFonts w:ascii="Cambria Math" w:hAnsi="Cambria Math"/>
+                </w:rPr>
+                <m:t>B</m:t>
+              </m:r>
+            </m:e>
+          </m:d>
+        </m:oMath>
+      </m:oMathPara>
+    </w:p>
+    <w:p>
+      <m:oMathPara>
+        <m:oMath>
+          <m:r>
+            <w:rPr>
+              <w:rFonts w:ascii="Cambria Math" w:hAnsi="Cambria Math"/>
+            </w:rPr>
+            <m:t>P</m:t>
+          </m:r>
+          <m:d>
+            <m:dPr>
+              <m:ctrlPr>
+                <w:rPr>
+                  <w:rFonts w:ascii="Cambria Math" w:hAnsi="Cambria Math"/>
+                  <w:i/>
+                  <w:iCs/>
+                </w:rPr>
+              </m:ctrlPr>
+            </m:dPr>
+            <m:e>
+              <m:r>
+                <w:rPr>
+                  <w:rFonts w:ascii="Cambria Math" w:hAnsi="Cambria Math"/>
+                </w:rPr>
+                <m:t>E|a</m:t>
+              </m:r>
+            </m:e>
+          </m:d>
+          <m:r>
+            <w:rPr>
+              <w:rFonts w:ascii="Cambria Math" w:hAnsi="Cambria Math"/>
+            </w:rPr>
+            <m:t>=αP</m:t>
+          </m:r>
+          <m:d>
+            <m:dPr>
+              <m:ctrlPr>
+                <w:rPr>
+                  <w:rFonts w:ascii="Cambria Math" w:hAnsi="Cambria Math"/>
+                  <w:i/>
+                  <w:iCs/>
+                </w:rPr>
+              </m:ctrlPr>
+            </m:dPr>
+            <m:e>
+              <m:r>
+                <w:rPr>
+                  <w:rFonts w:ascii="Cambria Math" w:hAnsi="Cambria Math"/>
+                </w:rPr>
+                <m:t>a|E</m:t>
+              </m:r>
+            </m:e>
+          </m:d>
+          <m:r>
+            <w:rPr>
+              <w:rFonts w:ascii="Cambria Math" w:hAnsi="Cambria Math"/>
+            </w:rPr>
+            <m:t>P</m:t>
+          </m:r>
+          <m:d>
+            <m:dPr>
+              <m:ctrlPr>
+                <w:rPr>
+                  <w:rFonts w:ascii="Cambria Math" w:hAnsi="Cambria Math"/>
+                  <w:i/>
+                  <w:iCs/>
+                </w:rPr>
+              </m:ctrlPr>
+            </m:dPr>
+            <m:e>
+              <m:r>
+                <w:rPr>
+                  <w:rFonts w:ascii="Cambria Math" w:hAnsi="Cambria Math"/>
+                </w:rPr>
+                <m:t>E</m:t>
+              </m:r>
+            </m:e>
+          </m:d>
+        </m:oMath>
+      </m:oMathPara>
+    </w:p>
+    <w:p>
+      <w:r>
         <w:t xml:space="preserve">From table we could find the </w:t>
       </w:r>
     </w:p>
@@ -314,6 +1284,9 @@
           </w:tcPr>
           <w:p>
             <w:r>
+              <w:t>.</w:t>
+            </w:r>
+            <w:r>
               <w:rPr>
                 <w:rFonts w:hint="eastAsia"/>
               </w:rPr>
@@ -352,6 +1325,9 @@
           </w:tcPr>
           <w:p>
             <w:r>
+              <w:t>.</w:t>
+            </w:r>
+            <w:r>
               <w:rPr>
                 <w:rFonts w:hint="eastAsia"/>
               </w:rPr>
@@ -387,6 +1363,9 @@
           </w:tcPr>
           <w:p>
             <w:r>
+              <w:t>.</w:t>
+            </w:r>
+            <w:r>
               <w:rPr>
                 <w:rFonts w:hint="eastAsia"/>
               </w:rPr>
@@ -450,7 +1429,13 @@
     </w:p>
     <w:p>
       <w:r>
-        <w:t>0.251644</w:t>
+        <w:rPr>
+          <w:rFonts w:hint="eastAsia"/>
+        </w:rPr>
+        <w:t>和为</w:t>
+      </w:r>
+      <w:r>
+        <w:t>2.516*10^-3</w:t>
       </w:r>
     </w:p>
     <w:tbl>
@@ -579,7 +1564,7 @@
           </w:tcPr>
           <w:p>
             <w:r>
-              <w:t>0.372796</w:t>
+              <w:t>0.3728</w:t>
             </w:r>
           </w:p>
         </w:tc>
@@ -591,6 +1576,7 @@
           </w:tcPr>
           <w:p>
             <w:r>
+              <w:lastRenderedPageBreak/>
               <w:t>f</w:t>
             </w:r>
           </w:p>
@@ -611,7 +1597,7 @@
           </w:tcPr>
           <w:p>
             <w:r>
-              <w:t>0.23025</w:t>
+              <w:t>0.2303</w:t>
             </w:r>
           </w:p>
         </w:tc>
@@ -657,18 +1643,19 @@
               <w:tab/>
             </w:r>
             <w:r>
-              <w:t>0.39619</w:t>
+              <w:t>0.3962</w:t>
             </w:r>
           </w:p>
         </w:tc>
       </w:tr>
     </w:tbl>
     <w:p>
-      <w:pPr>
-        <w:rPr>
-          <w:rFonts w:hint="eastAsia"/>
-        </w:rPr>
-      </w:pPr>
+      <w:r>
+        <w:rPr>
+          <w:rFonts w:hint="eastAsia"/>
+        </w:rPr>
+        <w:t>利用边缘概率求和</w:t>
+      </w:r>
     </w:p>
     <w:p>
       <w:r>
@@ -730,11 +1717,6 @@
       </w:r>
     </w:p>
     <w:p>
-      <w:pPr>
-        <w:rPr>
-          <w:rFonts w:hint="eastAsia"/>
-        </w:rPr>
-      </w:pPr>
       <w:r>
         <w:t>P(E|a) =</w:t>
       </w:r>
@@ -816,7 +1798,16 @@
         <w:t>,E| a) = 0.0008</w:t>
       </w:r>
       <w:r>
-        <w:t xml:space="preserve"> != P(E|a) *</w:t>
+        <w:t xml:space="preserve">  </w:t>
+      </w:r>
+      <w:r>
+        <w:rPr>
+          <w:rFonts w:hint="eastAsia"/>
+        </w:rPr>
+        <w:t>不等于</w:t>
+      </w:r>
+      <w:r>
+        <w:t xml:space="preserve"> P(E|a) *</w:t>
       </w:r>
       <w:r>
         <w:rPr>
@@ -846,7 +1837,33 @@
         <w:rPr>
           <w:rFonts w:hint="eastAsia"/>
         </w:rPr>
-        <w:t>0.3736*0.2311=0.086339</w:t>
+        <w:t>0.3736*0.2311=0.0863</w:t>
+      </w:r>
+    </w:p>
+    <w:p>
+      <w:r>
+        <w:rPr>
+          <w:rFonts w:hint="eastAsia"/>
+        </w:rPr>
+        <w:t>所以B</w:t>
+      </w:r>
+      <w:r>
+        <w:t xml:space="preserve"> E</w:t>
+      </w:r>
+      <w:r>
+        <w:rPr>
+          <w:rFonts w:hint="eastAsia"/>
+        </w:rPr>
+        <w:t>不是given</w:t>
+      </w:r>
+      <w:r>
+        <w:t xml:space="preserve"> A </w:t>
+      </w:r>
+      <w:r>
+        <w:rPr>
+          <w:rFonts w:hint="eastAsia"/>
+        </w:rPr>
+        <w:t>后条件独立的.</w:t>
       </w:r>
     </w:p>
     <w:p>
@@ -873,115 +1890,131 @@
     </w:p>
     <w:p>
       <w:r>
-        <w:t xml:space="preserve">network </w:t>
-      </w:r>
-      <w:r>
-        <w:rPr>
-          <w:b/>
-        </w:rPr>
-        <w:t>c</w:t>
-      </w:r>
-      <w:r>
-        <w:rPr>
-          <w:b/>
-        </w:rPr>
-        <w:t xml:space="preserve"> claim that </w:t>
-      </w:r>
-      <w:r>
-        <w:t xml:space="preserve"> P(Gfather , Gmother , Gchild ) = P(Gfather )P(Gmother )P(Gchild ). Because three node is </w:t>
-      </w:r>
-      <w:r>
-        <w:rPr>
-          <w:rFonts w:hint="eastAsia"/>
-        </w:rPr>
-        <w:t>separated</w:t>
-      </w:r>
-      <w:r>
-        <w:t>. Three variable are independent.</w:t>
+        <w:rPr>
+          <w:rFonts w:hint="eastAsia"/>
+        </w:rPr>
+        <w:t>哪个图是三个独立的?</w:t>
       </w:r>
     </w:p>
     <w:p>
       <w:r>
-        <w:t xml:space="preserve">We have </w:t>
-      </w:r>
-      <w:r>
-        <w:t xml:space="preserve">equation : </w:t>
+        <w:t xml:space="preserve">C, </w:t>
+      </w:r>
+      <w:r>
+        <w:rPr>
+          <w:rFonts w:hint="eastAsia"/>
+        </w:rPr>
+        <w:t>因为没有直接的连线.</w:t>
+      </w:r>
+      <w:r>
+        <w:t xml:space="preserve"> </w:t>
       </w:r>
     </w:p>
     <w:p>
       <w:r>
-        <w:t>P(Gfather , Gmother , Gchild ) = P(Gfather | Gmother,  Gchild )</w:t>
-      </w:r>
-      <w:r>
-        <w:t xml:space="preserve"> </w:t>
-      </w:r>
-      <w:r>
-        <w:t>P( Gmother |Gchild ) P(Gchild). Thus, when</w:t>
-      </w:r>
-      <w:r>
-        <w:t xml:space="preserve"> three va</w:t>
-      </w:r>
-      <w:r>
-        <w:t>riable are independent, that is to say, there is no links among them.</w:t>
-      </w:r>
-      <w:r>
-        <w:t xml:space="preserve"> </w:t>
+        <w:t xml:space="preserve">network </w:t>
+      </w:r>
+      <w:r>
+        <w:rPr>
+          <w:b/>
+        </w:rPr>
+        <w:t>c</w:t>
+      </w:r>
+      <w:r>
+        <w:rPr>
+          <w:b/>
+        </w:rPr>
+        <w:t xml:space="preserve"> claim that </w:t>
+      </w:r>
+      <w:r>
+        <w:t xml:space="preserve"> P(Gfather , Gmother , Gchild ) = P(Gfather )P(Gmother )P(Gchild ). Because three node is </w:t>
+      </w:r>
+      <w:r>
+        <w:rPr>
+          <w:rFonts w:hint="eastAsia"/>
+        </w:rPr>
+        <w:t>separated</w:t>
+      </w:r>
+      <w:r>
+        <w:t>. Three variable are independent.</w:t>
       </w:r>
     </w:p>
     <w:p>
       <w:r>
-        <w:t>We have :</w:t>
+        <w:t xml:space="preserve">We have </w:t>
+      </w:r>
+      <w:r>
+        <w:t xml:space="preserve">equation : </w:t>
       </w:r>
     </w:p>
     <w:p>
       <w:r>
-        <w:t>P(Gfather )</w:t>
+        <w:t>P(Gfather , Gmother , Gchild ) = P(Gfather | Gmother,  Gchild )</w:t>
       </w:r>
       <w:r>
         <w:t xml:space="preserve"> </w:t>
       </w:r>
       <w:r>
-        <w:t>=</w:t>
-      </w:r>
-      <w:r>
-        <w:t xml:space="preserve">P(Gfather | Gmother,  Gchild ), </w:t>
+        <w:t>P( Gmother |Gchild ) P(Gchild). Thus, when</w:t>
+      </w:r>
+      <w:r>
+        <w:t xml:space="preserve"> three va</w:t>
+      </w:r>
+      <w:r>
+        <w:t>riable are independent, that is to say, there is no links among them.</w:t>
+      </w:r>
+      <w:r>
+        <w:t xml:space="preserve"> </w:t>
       </w:r>
     </w:p>
     <w:p>
       <w:r>
-        <w:t>P( Gmother |Gchild )</w:t>
-      </w:r>
-      <w:r>
-        <w:t xml:space="preserve"> </w:t>
-      </w:r>
-      <w:r>
-        <w:rPr>
-          <w:rFonts w:hint="eastAsia"/>
-        </w:rPr>
-        <w:t>=</w:t>
-      </w:r>
-      <w:r>
-        <w:t xml:space="preserve"> P(Gmother ) </w:t>
+        <w:t>We have :</w:t>
       </w:r>
     </w:p>
     <w:p>
       <w:r>
-        <w:rPr>
-          <w:rFonts w:hint="eastAsia"/>
-        </w:rPr>
-        <w:lastRenderedPageBreak/>
-        <w:t>S</w:t>
-      </w:r>
-      <w:r>
-        <w:t>o we can find:</w:t>
+        <w:t>P(Gfather )</w:t>
+      </w:r>
+      <w:r>
+        <w:t xml:space="preserve"> </w:t>
+      </w:r>
+      <w:r>
+        <w:t>=</w:t>
+      </w:r>
+      <w:r>
+        <w:t xml:space="preserve">P(Gfather | Gmother,  Gchild ), </w:t>
       </w:r>
     </w:p>
     <w:p>
-      <w:pPr>
-        <w:rPr>
-          <w:rFonts w:hint="eastAsia"/>
-        </w:rPr>
-      </w:pPr>
+      <w:r>
+        <w:t>P( Gmother |Gchild )</w:t>
+      </w:r>
+      <w:r>
+        <w:t xml:space="preserve"> </w:t>
+      </w:r>
+      <w:r>
+        <w:rPr>
+          <w:rFonts w:hint="eastAsia"/>
+        </w:rPr>
+        <w:t>=</w:t>
+      </w:r>
+      <w:r>
+        <w:t xml:space="preserve"> P(Gmother ) </w:t>
+      </w:r>
+    </w:p>
+    <w:p>
+      <w:r>
+        <w:rPr>
+          <w:rFonts w:hint="eastAsia"/>
+        </w:rPr>
+        <w:t>S</w:t>
+      </w:r>
+      <w:r>
+        <w:t>o we can find:</w:t>
+      </w:r>
+    </w:p>
+    <w:p>
       <w:r>
         <w:t>P(Gfather , Gmother , Gchild ) = P(</w:t>
       </w:r>
@@ -1006,9 +2039,18 @@
     <w:p>
       <w:pPr>
         <w:rPr>
-          <w:rFonts w:hint="eastAsia"/>
+          <w:b/>
         </w:rPr>
       </w:pPr>
+      <w:r>
+        <w:rPr>
+          <w:rFonts w:hint="eastAsia"/>
+          <w:b/>
+        </w:rPr>
+        <w:t>a和b图和假设一致</w:t>
+      </w:r>
+    </w:p>
+    <w:p>
       <w:r>
         <w:rPr>
           <w:b/>
@@ -1129,19 +2171,7 @@
     </w:p>
     <w:p>
       <w:r>
-        <w:rPr>
-          <w:rFonts w:hint="eastAsia"/>
-        </w:rPr>
-        <w:t>CPT</w:t>
-      </w:r>
-      <w:r>
-        <w:t xml:space="preserve">  </w:t>
-      </w:r>
-      <w:r>
-        <w:rPr>
-          <w:rFonts w:hint="eastAsia"/>
-        </w:rPr>
-        <w:t>condition</w:t>
+        <w:t>CPT condition</w:t>
       </w:r>
       <w:r>
         <w:t xml:space="preserve"> </w:t>
@@ -1163,15 +2193,11 @@
       </w:r>
     </w:p>
     <w:p>
-      <w:pPr>
-        <w:rPr>
-          <w:rFonts w:hint="eastAsia"/>
-        </w:rPr>
-      </w:pPr>
-      <w:r>
-        <w:rPr>
-          <w:rFonts w:hint="eastAsia"/>
-        </w:rPr>
+      <w:r>
+        <w:rPr>
+          <w:rFonts w:hint="eastAsia"/>
+        </w:rPr>
+        <w:lastRenderedPageBreak/>
         <w:t>突变概率 为 m</w:t>
       </w:r>
     </w:p>
@@ -1370,8 +2396,19 @@
             <w:tcW w:w="2074" w:type="dxa"/>
           </w:tcPr>
           <w:p>
-            <w:r>
-              <w:t>M</w:t>
+            <w:pPr>
+              <w:tabs>
+                <w:tab w:val="center" w:pos="929"/>
+              </w:tabs>
+            </w:pPr>
+            <w:r>
+              <w:rPr>
+                <w:rFonts w:hint="eastAsia"/>
+              </w:rPr>
+              <w:t>m</w:t>
+            </w:r>
+            <w:r>
+              <w:tab/>
             </w:r>
           </w:p>
         </w:tc>
@@ -1494,6 +2531,7 @@
         <w:t>E</w:t>
       </w:r>
     </w:p>
+    <w:p/>
     <w:tbl>
       <w:tblPr>
         <w:tblStyle w:val="a4"/>
@@ -1983,6 +3021,40 @@
     </w:tbl>
     <w:p>
       <w:r>
+        <w:rPr>
+          <w:rFonts w:hint="eastAsia"/>
+        </w:rPr>
+        <w:t>都加起来就可以了.</w:t>
+      </w:r>
+    </w:p>
+    <w:p>
+      <w:r>
+        <w:rPr>
+          <w:rFonts w:hint="eastAsia"/>
+        </w:rPr>
+        <w:t>Gchild</w:t>
+      </w:r>
+      <w:r>
+        <w:t xml:space="preserve"> =</w:t>
+      </w:r>
+      <w:r>
+        <w:rPr>
+          <w:rFonts w:hint="eastAsia"/>
+        </w:rPr>
+        <w:t>l</w:t>
+      </w:r>
+      <w:r>
+        <w:t xml:space="preserve"> </w:t>
+      </w:r>
+      <w:r>
+        <w:rPr>
+          <w:rFonts w:hint="eastAsia"/>
+        </w:rPr>
+        <w:t>概率为</w:t>
+      </w:r>
+    </w:p>
+    <w:p>
+      <w:r>
         <w:t>(</w:t>
       </w:r>
       <w:r>
@@ -2041,77 +3113,875 @@
       </w:r>
       <w:r>
         <w:t>) = q^2-mq^2 +q –q^2 +M(1-2q+q*^2)</w:t>
+      </w:r>
+    </w:p>
+    <w:p>
+      <w:r>
+        <w:t>= q+</w:t>
+      </w:r>
+      <w:r>
+        <w:t>m</w:t>
+      </w:r>
+      <w:r>
+        <w:t>-2</w:t>
+      </w:r>
+      <w:r>
+        <w:t>m</w:t>
+      </w:r>
+      <w:r>
+        <w:t>q</w:t>
+      </w:r>
+    </w:p>
+    <w:p>
+      <m:oMathPara>
+        <m:oMathParaPr>
+          <m:jc m:val="centerGroup"/>
+        </m:oMathParaPr>
+        <m:oMath>
+          <m:r>
+            <w:rPr>
+              <w:rFonts w:ascii="Cambria Math" w:hAnsi="Cambria Math"/>
+            </w:rPr>
+            <m:t>P</m:t>
+          </m:r>
+          <m:d>
+            <m:dPr>
+              <m:ctrlPr>
+                <w:rPr>
+                  <w:rFonts w:ascii="Cambria Math" w:hAnsi="Cambria Math"/>
+                  <w:i/>
+                  <w:iCs/>
+                </w:rPr>
+              </m:ctrlPr>
+            </m:dPr>
+            <m:e>
+              <m:sSub>
+                <m:sSubPr>
+                  <m:ctrlPr>
+                    <w:rPr>
+                      <w:rFonts w:ascii="Cambria Math" w:hAnsi="Cambria Math"/>
+                      <w:i/>
+                      <w:iCs/>
+                    </w:rPr>
+                  </m:ctrlPr>
+                </m:sSubPr>
+                <m:e>
+                  <m:r>
+                    <w:rPr>
+                      <w:rFonts w:ascii="Cambria Math" w:hAnsi="Cambria Math"/>
+                    </w:rPr>
+                    <m:t>G</m:t>
+                  </m:r>
+                </m:e>
+                <m:sub>
+                  <m:r>
+                    <w:rPr>
+                      <w:rFonts w:ascii="Cambria Math" w:hAnsi="Cambria Math"/>
+                    </w:rPr>
+                    <m:t>child</m:t>
+                  </m:r>
+                </m:sub>
+              </m:sSub>
+              <m:r>
+                <w:rPr>
+                  <w:rFonts w:ascii="Cambria Math" w:hAnsi="Cambria Math"/>
+                </w:rPr>
+                <m:t>=l</m:t>
+              </m:r>
+            </m:e>
+          </m:d>
+          <m:r>
+            <w:rPr>
+              <w:rFonts w:ascii="Cambria Math" w:hAnsi="Cambria Math"/>
+            </w:rPr>
+            <m:t>=</m:t>
+          </m:r>
+          <m:nary>
+            <m:naryPr>
+              <m:chr m:val="∑"/>
+              <m:supHide m:val="1"/>
+              <m:ctrlPr>
+                <w:rPr>
+                  <w:rFonts w:ascii="Cambria Math" w:hAnsi="Cambria Math"/>
+                  <w:i/>
+                  <w:iCs/>
+                </w:rPr>
+              </m:ctrlPr>
+            </m:naryPr>
+            <m:sub>
+              <m:sSub>
+                <m:sSubPr>
+                  <m:ctrlPr>
+                    <w:rPr>
+                      <w:rFonts w:ascii="Cambria Math" w:hAnsi="Cambria Math"/>
+                      <w:i/>
+                      <w:iCs/>
+                    </w:rPr>
+                  </m:ctrlPr>
+                </m:sSubPr>
+                <m:e>
+                  <m:r>
+                    <w:rPr>
+                      <w:rFonts w:ascii="Cambria Math" w:hAnsi="Cambria Math"/>
+                    </w:rPr>
+                    <m:t>g</m:t>
+                  </m:r>
+                </m:e>
+                <m:sub>
+                  <m:r>
+                    <w:rPr>
+                      <w:rFonts w:ascii="Cambria Math" w:hAnsi="Cambria Math"/>
+                    </w:rPr>
+                    <m:t>m</m:t>
+                  </m:r>
+                </m:sub>
+              </m:sSub>
+              <m:r>
+                <w:rPr>
+                  <w:rFonts w:ascii="Cambria Math" w:hAnsi="Cambria Math"/>
+                </w:rPr>
+                <m:t>,</m:t>
+              </m:r>
+              <m:sSub>
+                <m:sSubPr>
+                  <m:ctrlPr>
+                    <w:rPr>
+                      <w:rFonts w:ascii="Cambria Math" w:hAnsi="Cambria Math"/>
+                      <w:i/>
+                      <w:iCs/>
+                    </w:rPr>
+                  </m:ctrlPr>
+                </m:sSubPr>
+                <m:e>
+                  <m:r>
+                    <w:rPr>
+                      <w:rFonts w:ascii="Cambria Math" w:hAnsi="Cambria Math"/>
+                    </w:rPr>
+                    <m:t>g</m:t>
+                  </m:r>
+                </m:e>
+                <m:sub>
+                  <m:r>
+                    <w:rPr>
+                      <w:rFonts w:ascii="Cambria Math" w:hAnsi="Cambria Math"/>
+                    </w:rPr>
+                    <m:t>f</m:t>
+                  </m:r>
+                </m:sub>
+              </m:sSub>
+            </m:sub>
+            <m:sup/>
+            <m:e>
+              <m:r>
+                <w:rPr>
+                  <w:rFonts w:ascii="Cambria Math" w:hAnsi="Cambria Math"/>
+                </w:rPr>
+                <m:t>P</m:t>
+              </m:r>
+              <m:d>
+                <m:dPr>
+                  <m:ctrlPr>
+                    <w:rPr>
+                      <w:rFonts w:ascii="Cambria Math" w:hAnsi="Cambria Math"/>
+                      <w:i/>
+                      <w:iCs/>
+                    </w:rPr>
+                  </m:ctrlPr>
+                </m:dPr>
+                <m:e>
+                  <m:sSub>
+                    <m:sSubPr>
+                      <m:ctrlPr>
+                        <w:rPr>
+                          <w:rFonts w:ascii="Cambria Math" w:hAnsi="Cambria Math"/>
+                          <w:i/>
+                          <w:iCs/>
+                        </w:rPr>
+                      </m:ctrlPr>
+                    </m:sSubPr>
+                    <m:e>
+                      <m:r>
+                        <w:rPr>
+                          <w:rFonts w:ascii="Cambria Math" w:hAnsi="Cambria Math"/>
+                        </w:rPr>
+                        <m:t>G</m:t>
+                      </m:r>
+                    </m:e>
+                    <m:sub>
+                      <m:r>
+                        <w:rPr>
+                          <w:rFonts w:ascii="Cambria Math" w:hAnsi="Cambria Math"/>
+                        </w:rPr>
+                        <m:t>child</m:t>
+                      </m:r>
+                    </m:sub>
+                  </m:sSub>
+                  <m:r>
+                    <w:rPr>
+                      <w:rFonts w:ascii="Cambria Math" w:hAnsi="Cambria Math"/>
+                    </w:rPr>
+                    <m:t>=l|</m:t>
+                  </m:r>
+                  <m:sSub>
+                    <m:sSubPr>
+                      <m:ctrlPr>
+                        <w:rPr>
+                          <w:rFonts w:ascii="Cambria Math" w:hAnsi="Cambria Math"/>
+                          <w:i/>
+                          <w:iCs/>
+                        </w:rPr>
+                      </m:ctrlPr>
+                    </m:sSubPr>
+                    <m:e>
+                      <m:r>
+                        <w:rPr>
+                          <w:rFonts w:ascii="Cambria Math" w:hAnsi="Cambria Math"/>
+                        </w:rPr>
+                        <m:t>g</m:t>
+                      </m:r>
+                    </m:e>
+                    <m:sub>
+                      <m:r>
+                        <w:rPr>
+                          <w:rFonts w:ascii="Cambria Math" w:hAnsi="Cambria Math"/>
+                        </w:rPr>
+                        <m:t>m</m:t>
+                      </m:r>
+                    </m:sub>
+                  </m:sSub>
+                  <m:r>
+                    <w:rPr>
+                      <w:rFonts w:ascii="Cambria Math" w:hAnsi="Cambria Math"/>
+                    </w:rPr>
+                    <m:t>,</m:t>
+                  </m:r>
+                  <m:sSub>
+                    <m:sSubPr>
+                      <m:ctrlPr>
+                        <w:rPr>
+                          <w:rFonts w:ascii="Cambria Math" w:hAnsi="Cambria Math"/>
+                          <w:i/>
+                          <w:iCs/>
+                        </w:rPr>
+                      </m:ctrlPr>
+                    </m:sSubPr>
+                    <m:e>
+                      <m:r>
+                        <w:rPr>
+                          <w:rFonts w:ascii="Cambria Math" w:hAnsi="Cambria Math"/>
+                        </w:rPr>
+                        <m:t>g</m:t>
+                      </m:r>
+                    </m:e>
+                    <m:sub>
+                      <m:r>
+                        <w:rPr>
+                          <w:rFonts w:ascii="Cambria Math" w:hAnsi="Cambria Math"/>
+                        </w:rPr>
+                        <m:t>f</m:t>
+                      </m:r>
+                    </m:sub>
+                  </m:sSub>
+                </m:e>
+              </m:d>
+              <m:r>
+                <w:rPr>
+                  <w:rFonts w:ascii="Cambria Math" w:hAnsi="Cambria Math"/>
+                </w:rPr>
+                <m:t>P</m:t>
+              </m:r>
+              <m:d>
+                <m:dPr>
+                  <m:ctrlPr>
+                    <w:rPr>
+                      <w:rFonts w:ascii="Cambria Math" w:hAnsi="Cambria Math"/>
+                      <w:i/>
+                      <w:iCs/>
+                    </w:rPr>
+                  </m:ctrlPr>
+                </m:dPr>
+                <m:e>
+                  <m:sSub>
+                    <m:sSubPr>
+                      <m:ctrlPr>
+                        <w:rPr>
+                          <w:rFonts w:ascii="Cambria Math" w:hAnsi="Cambria Math"/>
+                          <w:i/>
+                          <w:iCs/>
+                        </w:rPr>
+                      </m:ctrlPr>
+                    </m:sSubPr>
+                    <m:e>
+                      <m:r>
+                        <w:rPr>
+                          <w:rFonts w:ascii="Cambria Math" w:hAnsi="Cambria Math"/>
+                        </w:rPr>
+                        <m:t>g</m:t>
+                      </m:r>
+                    </m:e>
+                    <m:sub>
+                      <m:r>
+                        <w:rPr>
+                          <w:rFonts w:ascii="Cambria Math" w:hAnsi="Cambria Math"/>
+                        </w:rPr>
+                        <m:t>m</m:t>
+                      </m:r>
+                    </m:sub>
+                  </m:sSub>
+                  <m:r>
+                    <w:rPr>
+                      <w:rFonts w:ascii="Cambria Math" w:hAnsi="Cambria Math"/>
+                    </w:rPr>
+                    <m:t>,</m:t>
+                  </m:r>
+                  <m:sSub>
+                    <m:sSubPr>
+                      <m:ctrlPr>
+                        <w:rPr>
+                          <w:rFonts w:ascii="Cambria Math" w:hAnsi="Cambria Math"/>
+                          <w:i/>
+                          <w:iCs/>
+                        </w:rPr>
+                      </m:ctrlPr>
+                    </m:sSubPr>
+                    <m:e>
+                      <m:r>
+                        <w:rPr>
+                          <w:rFonts w:ascii="Cambria Math" w:hAnsi="Cambria Math"/>
+                        </w:rPr>
+                        <m:t>g</m:t>
+                      </m:r>
+                    </m:e>
+                    <m:sub>
+                      <m:r>
+                        <w:rPr>
+                          <w:rFonts w:ascii="Cambria Math" w:hAnsi="Cambria Math"/>
+                        </w:rPr>
+                        <m:t>f</m:t>
+                      </m:r>
+                    </m:sub>
+                  </m:sSub>
+                </m:e>
+              </m:d>
+            </m:e>
+          </m:nary>
+          <m:r>
+            <w:rPr>
+              <w:rFonts w:ascii="Cambria Math" w:hAnsi="Cambria Math"/>
+            </w:rPr>
+            <m:t>=</m:t>
+          </m:r>
+          <m:nary>
+            <m:naryPr>
+              <m:chr m:val="∑"/>
+              <m:supHide m:val="1"/>
+              <m:ctrlPr>
+                <w:rPr>
+                  <w:rFonts w:ascii="Cambria Math" w:hAnsi="Cambria Math"/>
+                  <w:i/>
+                  <w:iCs/>
+                </w:rPr>
+              </m:ctrlPr>
+            </m:naryPr>
+            <m:sub>
+              <m:sSub>
+                <m:sSubPr>
+                  <m:ctrlPr>
+                    <w:rPr>
+                      <w:rFonts w:ascii="Cambria Math" w:hAnsi="Cambria Math"/>
+                      <w:i/>
+                      <w:iCs/>
+                    </w:rPr>
+                  </m:ctrlPr>
+                </m:sSubPr>
+                <m:e>
+                  <m:r>
+                    <w:rPr>
+                      <w:rFonts w:ascii="Cambria Math" w:hAnsi="Cambria Math"/>
+                    </w:rPr>
+                    <m:t>g</m:t>
+                  </m:r>
+                </m:e>
+                <m:sub>
+                  <m:r>
+                    <w:rPr>
+                      <w:rFonts w:ascii="Cambria Math" w:hAnsi="Cambria Math"/>
+                    </w:rPr>
+                    <m:t>m</m:t>
+                  </m:r>
+                </m:sub>
+              </m:sSub>
+              <m:r>
+                <w:rPr>
+                  <w:rFonts w:ascii="Cambria Math" w:hAnsi="Cambria Math"/>
+                </w:rPr>
+                <m:t>,</m:t>
+              </m:r>
+              <m:sSub>
+                <m:sSubPr>
+                  <m:ctrlPr>
+                    <w:rPr>
+                      <w:rFonts w:ascii="Cambria Math" w:hAnsi="Cambria Math"/>
+                      <w:i/>
+                      <w:iCs/>
+                    </w:rPr>
+                  </m:ctrlPr>
+                </m:sSubPr>
+                <m:e>
+                  <m:r>
+                    <w:rPr>
+                      <w:rFonts w:ascii="Cambria Math" w:hAnsi="Cambria Math"/>
+                    </w:rPr>
+                    <m:t>g</m:t>
+                  </m:r>
+                </m:e>
+                <m:sub>
+                  <m:r>
+                    <w:rPr>
+                      <w:rFonts w:ascii="Cambria Math" w:hAnsi="Cambria Math"/>
+                    </w:rPr>
+                    <m:t>f</m:t>
+                  </m:r>
+                </m:sub>
+              </m:sSub>
+            </m:sub>
+            <m:sup/>
+            <m:e>
+              <m:r>
+                <w:rPr>
+                  <w:rFonts w:ascii="Cambria Math" w:hAnsi="Cambria Math"/>
+                </w:rPr>
+                <m:t>P</m:t>
+              </m:r>
+              <m:d>
+                <m:dPr>
+                  <m:ctrlPr>
+                    <w:rPr>
+                      <w:rFonts w:ascii="Cambria Math" w:hAnsi="Cambria Math"/>
+                      <w:i/>
+                      <w:iCs/>
+                    </w:rPr>
+                  </m:ctrlPr>
+                </m:dPr>
+                <m:e>
+                  <m:sSub>
+                    <m:sSubPr>
+                      <m:ctrlPr>
+                        <w:rPr>
+                          <w:rFonts w:ascii="Cambria Math" w:hAnsi="Cambria Math"/>
+                          <w:i/>
+                          <w:iCs/>
+                        </w:rPr>
+                      </m:ctrlPr>
+                    </m:sSubPr>
+                    <m:e>
+                      <m:r>
+                        <w:rPr>
+                          <w:rFonts w:ascii="Cambria Math" w:hAnsi="Cambria Math"/>
+                        </w:rPr>
+                        <m:t>G</m:t>
+                      </m:r>
+                    </m:e>
+                    <m:sub>
+                      <m:r>
+                        <w:rPr>
+                          <w:rFonts w:ascii="Cambria Math" w:hAnsi="Cambria Math"/>
+                        </w:rPr>
+                        <m:t>child</m:t>
+                      </m:r>
+                    </m:sub>
+                  </m:sSub>
+                  <m:r>
+                    <w:rPr>
+                      <w:rFonts w:ascii="Cambria Math" w:hAnsi="Cambria Math"/>
+                    </w:rPr>
+                    <m:t>=l|</m:t>
+                  </m:r>
+                  <m:sSub>
+                    <m:sSubPr>
+                      <m:ctrlPr>
+                        <w:rPr>
+                          <w:rFonts w:ascii="Cambria Math" w:hAnsi="Cambria Math"/>
+                          <w:i/>
+                          <w:iCs/>
+                        </w:rPr>
+                      </m:ctrlPr>
+                    </m:sSubPr>
+                    <m:e>
+                      <m:r>
+                        <w:rPr>
+                          <w:rFonts w:ascii="Cambria Math" w:hAnsi="Cambria Math"/>
+                        </w:rPr>
+                        <m:t>g</m:t>
+                      </m:r>
+                    </m:e>
+                    <m:sub>
+                      <m:r>
+                        <w:rPr>
+                          <w:rFonts w:ascii="Cambria Math" w:hAnsi="Cambria Math"/>
+                        </w:rPr>
+                        <m:t>m</m:t>
+                      </m:r>
+                    </m:sub>
+                  </m:sSub>
+                  <m:r>
+                    <w:rPr>
+                      <w:rFonts w:ascii="Cambria Math" w:hAnsi="Cambria Math"/>
+                    </w:rPr>
+                    <m:t>,</m:t>
+                  </m:r>
+                  <m:sSub>
+                    <m:sSubPr>
+                      <m:ctrlPr>
+                        <w:rPr>
+                          <w:rFonts w:ascii="Cambria Math" w:hAnsi="Cambria Math"/>
+                          <w:i/>
+                          <w:iCs/>
+                        </w:rPr>
+                      </m:ctrlPr>
+                    </m:sSubPr>
+                    <m:e>
+                      <m:r>
+                        <w:rPr>
+                          <w:rFonts w:ascii="Cambria Math" w:hAnsi="Cambria Math"/>
+                        </w:rPr>
+                        <m:t>g</m:t>
+                      </m:r>
+                    </m:e>
+                    <m:sub>
+                      <m:r>
+                        <w:rPr>
+                          <w:rFonts w:ascii="Cambria Math" w:hAnsi="Cambria Math"/>
+                        </w:rPr>
+                        <m:t>f</m:t>
+                      </m:r>
+                    </m:sub>
+                  </m:sSub>
+                </m:e>
+              </m:d>
+              <m:r>
+                <w:rPr>
+                  <w:rFonts w:ascii="Cambria Math" w:hAnsi="Cambria Math"/>
+                </w:rPr>
+                <m:t>P</m:t>
+              </m:r>
+              <m:d>
+                <m:dPr>
+                  <m:ctrlPr>
+                    <w:rPr>
+                      <w:rFonts w:ascii="Cambria Math" w:hAnsi="Cambria Math"/>
+                      <w:i/>
+                      <w:iCs/>
+                    </w:rPr>
+                  </m:ctrlPr>
+                </m:dPr>
+                <m:e>
+                  <m:sSub>
+                    <m:sSubPr>
+                      <m:ctrlPr>
+                        <w:rPr>
+                          <w:rFonts w:ascii="Cambria Math" w:hAnsi="Cambria Math"/>
+                          <w:i/>
+                          <w:iCs/>
+                        </w:rPr>
+                      </m:ctrlPr>
+                    </m:sSubPr>
+                    <m:e>
+                      <m:r>
+                        <w:rPr>
+                          <w:rFonts w:ascii="Cambria Math" w:hAnsi="Cambria Math"/>
+                        </w:rPr>
+                        <m:t>g</m:t>
+                      </m:r>
+                    </m:e>
+                    <m:sub>
+                      <m:r>
+                        <w:rPr>
+                          <w:rFonts w:ascii="Cambria Math" w:hAnsi="Cambria Math"/>
+                        </w:rPr>
+                        <m:t>m</m:t>
+                      </m:r>
+                    </m:sub>
+                  </m:sSub>
+                  <m:r>
+                    <w:rPr>
+                      <w:rFonts w:ascii="Cambria Math" w:hAnsi="Cambria Math"/>
+                    </w:rPr>
+                    <m:t> </m:t>
+                  </m:r>
+                </m:e>
+              </m:d>
+              <m:r>
+                <w:rPr>
+                  <w:rFonts w:ascii="Cambria Math" w:hAnsi="Cambria Math"/>
+                </w:rPr>
+                <m:t>P</m:t>
+              </m:r>
+              <m:d>
+                <m:dPr>
+                  <m:ctrlPr>
+                    <w:rPr>
+                      <w:rFonts w:ascii="Cambria Math" w:hAnsi="Cambria Math"/>
+                      <w:i/>
+                      <w:iCs/>
+                    </w:rPr>
+                  </m:ctrlPr>
+                </m:dPr>
+                <m:e>
+                  <m:sSub>
+                    <m:sSubPr>
+                      <m:ctrlPr>
+                        <w:rPr>
+                          <w:rFonts w:ascii="Cambria Math" w:hAnsi="Cambria Math"/>
+                          <w:i/>
+                          <w:iCs/>
+                        </w:rPr>
+                      </m:ctrlPr>
+                    </m:sSubPr>
+                    <m:e>
+                      <m:r>
+                        <w:rPr>
+                          <w:rFonts w:ascii="Cambria Math" w:hAnsi="Cambria Math"/>
+                        </w:rPr>
+                        <m:t>g</m:t>
+                      </m:r>
+                    </m:e>
+                    <m:sub>
+                      <m:r>
+                        <w:rPr>
+                          <w:rFonts w:ascii="Cambria Math" w:hAnsi="Cambria Math"/>
+                        </w:rPr>
+                        <m:t>f</m:t>
+                      </m:r>
+                    </m:sub>
+                  </m:sSub>
+                </m:e>
+              </m:d>
+            </m:e>
+          </m:nary>
+          <m:r>
+            <w:rPr>
+              <w:rFonts w:ascii="Cambria Math" w:hAnsi="Cambria Math"/>
+            </w:rPr>
+            <m:t>=</m:t>
+          </m:r>
+          <m:d>
+            <m:dPr>
+              <m:ctrlPr>
+                <w:rPr>
+                  <w:rFonts w:ascii="Cambria Math" w:hAnsi="Cambria Math"/>
+                  <w:i/>
+                  <w:iCs/>
+                </w:rPr>
+              </m:ctrlPr>
+            </m:dPr>
+            <m:e>
+              <m:r>
+                <w:rPr>
+                  <w:rFonts w:ascii="Cambria Math" w:hAnsi="Cambria Math"/>
+                </w:rPr>
+                <m:t>1-m</m:t>
+              </m:r>
+            </m:e>
+          </m:d>
+          <m:sSup>
+            <m:sSupPr>
+              <m:ctrlPr>
+                <w:rPr>
+                  <w:rFonts w:ascii="Cambria Math" w:hAnsi="Cambria Math"/>
+                  <w:i/>
+                  <w:iCs/>
+                </w:rPr>
+              </m:ctrlPr>
+            </m:sSupPr>
+            <m:e>
+              <m:r>
+                <w:rPr>
+                  <w:rFonts w:ascii="Cambria Math" w:hAnsi="Cambria Math"/>
+                </w:rPr>
+                <m:t>q</m:t>
+              </m:r>
+            </m:e>
+            <m:sup>
+              <m:r>
+                <w:rPr>
+                  <w:rFonts w:ascii="Cambria Math" w:hAnsi="Cambria Math"/>
+                </w:rPr>
+                <m:t>2</m:t>
+              </m:r>
+            </m:sup>
+          </m:sSup>
+          <m:r>
+            <w:rPr>
+              <w:rFonts w:ascii="Cambria Math" w:hAnsi="Cambria Math"/>
+            </w:rPr>
+            <m:t>+0.5q</m:t>
+          </m:r>
+          <m:d>
+            <m:dPr>
+              <m:ctrlPr>
+                <w:rPr>
+                  <w:rFonts w:ascii="Cambria Math" w:hAnsi="Cambria Math"/>
+                  <w:i/>
+                  <w:iCs/>
+                </w:rPr>
+              </m:ctrlPr>
+            </m:dPr>
+            <m:e>
+              <m:r>
+                <w:rPr>
+                  <w:rFonts w:ascii="Cambria Math" w:hAnsi="Cambria Math"/>
+                </w:rPr>
+                <m:t>1-q</m:t>
+              </m:r>
+            </m:e>
+          </m:d>
+          <m:r>
+            <w:rPr>
+              <w:rFonts w:ascii="Cambria Math" w:hAnsi="Cambria Math"/>
+            </w:rPr>
+            <m:t>+0.5</m:t>
+          </m:r>
+          <m:d>
+            <m:dPr>
+              <m:ctrlPr>
+                <w:rPr>
+                  <w:rFonts w:ascii="Cambria Math" w:hAnsi="Cambria Math"/>
+                  <w:i/>
+                  <w:iCs/>
+                </w:rPr>
+              </m:ctrlPr>
+            </m:dPr>
+            <m:e>
+              <m:r>
+                <w:rPr>
+                  <w:rFonts w:ascii="Cambria Math" w:hAnsi="Cambria Math"/>
+                </w:rPr>
+                <m:t>1-q</m:t>
+              </m:r>
+            </m:e>
+          </m:d>
+          <m:r>
+            <w:rPr>
+              <w:rFonts w:ascii="Cambria Math" w:hAnsi="Cambria Math"/>
+            </w:rPr>
+            <m:t>q+m</m:t>
+          </m:r>
+          <m:sSup>
+            <m:sSupPr>
+              <m:ctrlPr>
+                <w:rPr>
+                  <w:rFonts w:ascii="Cambria Math" w:hAnsi="Cambria Math"/>
+                  <w:i/>
+                  <w:iCs/>
+                </w:rPr>
+              </m:ctrlPr>
+            </m:sSupPr>
+            <m:e>
+              <m:d>
+                <m:dPr>
+                  <m:ctrlPr>
+                    <w:rPr>
+                      <w:rFonts w:ascii="Cambria Math" w:hAnsi="Cambria Math"/>
+                      <w:i/>
+                      <w:iCs/>
+                    </w:rPr>
+                  </m:ctrlPr>
+                </m:dPr>
+                <m:e>
+                  <m:r>
+                    <w:rPr>
+                      <w:rFonts w:ascii="Cambria Math" w:hAnsi="Cambria Math"/>
+                    </w:rPr>
+                    <m:t>1-q</m:t>
+                  </m:r>
+                </m:e>
+              </m:d>
+            </m:e>
+            <m:sup>
+              <m:r>
+                <w:rPr>
+                  <w:rFonts w:ascii="Cambria Math" w:hAnsi="Cambria Math"/>
+                </w:rPr>
+                <m:t>2</m:t>
+              </m:r>
+            </m:sup>
+          </m:sSup>
+          <m:r>
+            <w:rPr>
+              <w:rFonts w:ascii="Cambria Math" w:hAnsi="Cambria Math"/>
+            </w:rPr>
+            <m:t>=q+m-2mq</m:t>
+          </m:r>
+        </m:oMath>
+      </m:oMathPara>
+    </w:p>
+    <w:p/>
+    <w:p>
+      <w:pPr>
+        <w:pStyle w:val="2"/>
+      </w:pPr>
+      <w:r>
+        <w:t>F</w:t>
       </w:r>
     </w:p>
     <w:p>
       <w:pPr>
-        <w:rPr>
-          <w:rFonts w:hint="eastAsia"/>
-        </w:rPr>
+        <w:tabs>
+          <w:tab w:val="left" w:pos="3461"/>
+        </w:tabs>
       </w:pPr>
       <w:r>
-        <w:t>= q+</w:t>
-      </w:r>
-      <w:r>
-        <w:t>m</w:t>
-      </w:r>
-      <w:r>
-        <w:t>-2</w:t>
-      </w:r>
-      <w:r>
-        <w:t>m</w:t>
-      </w:r>
-      <w:r>
-        <w:t>q</w:t>
+        <w:tab/>
+      </w:r>
+      <w:r>
+        <w:rPr>
+          <w:rFonts w:hint="eastAsia"/>
+        </w:rPr>
+        <w:t>期待每一代基因分布都是一样的.</w:t>
+      </w:r>
+      <w:r>
+        <w:t xml:space="preserve"> </w:t>
       </w:r>
     </w:p>
     <w:p>
-      <w:pPr>
-        <w:pStyle w:val="2"/>
-        <w:rPr>
-          <w:rFonts w:hint="eastAsia"/>
-        </w:rPr>
-      </w:pPr>
-      <w:r>
-        <w:t>F</w:t>
+      <w:r>
+        <w:rPr>
+          <w:rFonts w:hint="eastAsia"/>
+        </w:rPr>
+        <w:t>G</w:t>
+      </w:r>
+      <w:r>
+        <w:t>enetic equilibrium means that P(Gchild) = P(Gparent) = P(Gmother) = q</w:t>
       </w:r>
     </w:p>
     <w:p>
       <w:r>
-        <w:rPr>
-          <w:rFonts w:hint="eastAsia"/>
-        </w:rPr>
-        <w:t>G</w:t>
-      </w:r>
-      <w:r>
-        <w:t>enetic equilibrium means that P(Gchild) = P(Gparent) = P(Gmother) = q</w:t>
+        <w:t xml:space="preserve">Q = q + m – 2mq </w:t>
+      </w:r>
+      <w:r>
+        <w:t xml:space="preserve"> </w:t>
       </w:r>
     </w:p>
     <w:p>
       <w:r>
-        <w:t xml:space="preserve">Q = q + m – 2mq </w:t>
+        <w:t>q</w:t>
+      </w:r>
+      <w:r>
+        <w:rPr>
+          <w:rFonts w:hint="eastAsia"/>
+        </w:rPr>
+        <w:t xml:space="preserve"> </w:t>
+      </w:r>
+      <w:r>
+        <w:t>= 0.5</w:t>
       </w:r>
     </w:p>
     <w:p>
       <w:r>
-        <w:t>q</w:t>
-      </w:r>
-      <w:r>
-        <w:rPr>
-          <w:rFonts w:hint="eastAsia"/>
-        </w:rPr>
-        <w:t xml:space="preserve"> </w:t>
-      </w:r>
-      <w:r>
-        <w:t>= 0.5</w:t>
-      </w:r>
-    </w:p>
-    <w:p>
-      <w:r>
-        <w:rPr>
-          <w:rFonts w:hint="eastAsia"/>
-        </w:rPr>
-        <w:lastRenderedPageBreak/>
+        <w:rPr>
+          <w:rFonts w:hint="eastAsia"/>
+        </w:rPr>
         <w:t>Ho</w:t>
       </w:r>
       <w:r>
@@ -2163,12 +4033,31 @@
       <w:r>
         <w:t>BN</w:t>
       </w:r>
+      <w:r>
+        <w:t xml:space="preserve"> </w:t>
+      </w:r>
+      <w:r>
+        <w:rPr>
+          <w:rFonts w:hint="eastAsia"/>
+        </w:rPr>
+        <w:t xml:space="preserve">建模一个动态贝叶斯网络 </w:t>
+      </w:r>
+      <w:r>
+        <w:t>,</w:t>
+      </w:r>
+      <w:r>
+        <w:rPr>
+          <w:rFonts w:hint="eastAsia"/>
+        </w:rPr>
+        <w:t>计算出转移</w:t>
+      </w:r>
     </w:p>
     <w:p>
       <w:r>
         <w:rPr>
           <w:rFonts w:hint="eastAsia"/>
         </w:rPr>
+        <w:lastRenderedPageBreak/>
         <w:t>P</w:t>
       </w:r>
       <w:r>
@@ -2245,11 +4134,6 @@
       </w:r>
     </w:p>
     <w:p>
-      <w:pPr>
-        <w:rPr>
-          <w:rFonts w:hint="eastAsia"/>
-        </w:rPr>
-      </w:pPr>
       <w:r>
         <w:rPr>
           <w:rFonts w:hint="eastAsia"/>
@@ -2298,11 +4182,12 @@
             <w:tcW w:w="1659" w:type="dxa"/>
           </w:tcPr>
           <w:p>
-            <w:pPr>
+            <w:r>
               <w:rPr>
                 <w:rFonts w:hint="eastAsia"/>
               </w:rPr>
-            </w:pPr>
+              <w:t>概率</w:t>
+            </w:r>
           </w:p>
         </w:tc>
         <w:tc>
@@ -2333,11 +4218,6 @@
             <w:tcW w:w="1660" w:type="dxa"/>
           </w:tcPr>
           <w:p>
-            <w:pPr>
-              <w:rPr>
-                <w:rFonts w:hint="eastAsia"/>
-              </w:rPr>
-            </w:pPr>
             <w:r>
               <w:t>后一晚sleep enough</w:t>
             </w:r>
@@ -2534,11 +4414,30 @@
       </w:tr>
     </w:tbl>
     <w:p>
-      <w:pPr>
-        <w:rPr>
-          <w:rFonts w:hint="eastAsia"/>
-        </w:rPr>
-      </w:pPr>
+      <w:r>
+        <w:rPr>
+          <w:rFonts w:hint="eastAsia"/>
+        </w:rPr>
+        <w:t>每一步只有一个state</w:t>
+      </w:r>
+      <w:r>
+        <w:t xml:space="preserve"> , </w:t>
+      </w:r>
+      <w:r>
+        <w:rPr>
+          <w:rFonts w:hint="eastAsia"/>
+        </w:rPr>
+        <w:t>每个state</w:t>
+      </w:r>
+      <w:r>
+        <w:t xml:space="preserve"> </w:t>
+      </w:r>
+      <w:r>
+        <w:rPr>
+          <w:rFonts w:hint="eastAsia"/>
+        </w:rPr>
+        <w:t>有observation</w:t>
+      </w:r>
     </w:p>
     <w:p>
       <w:r>
@@ -2552,11 +4451,6 @@
       </w:r>
     </w:p>
     <w:p>
-      <w:pPr>
-        <w:rPr>
-          <w:rFonts w:hint="eastAsia"/>
-        </w:rPr>
-      </w:pPr>
       <w:r>
         <w:rPr>
           <w:rFonts w:hint="eastAsia"/>
@@ -2583,6 +4477,23 @@
       </w:r>
       <w:r>
         <w:t xml:space="preserve"> </w:t>
+      </w:r>
+    </w:p>
+    <w:p>
+      <w:r>
+        <w:rPr>
+          <w:rFonts w:hint="eastAsia"/>
+        </w:rPr>
+        <w:t>因为这两个变量是独立的,</w:t>
+      </w:r>
+      <w:r>
+        <w:t xml:space="preserve"> </w:t>
+      </w:r>
+      <w:r>
+        <w:rPr>
+          <w:rFonts w:hint="eastAsia"/>
+        </w:rPr>
+        <w:t>直接做一个乘法就可以.</w:t>
       </w:r>
     </w:p>
     <w:tbl>
@@ -2614,12 +4525,19 @@
           <w:tcPr>
             <w:tcW w:w="1438" w:type="dxa"/>
           </w:tcPr>
+          <w:p/>
+        </w:tc>
+        <w:tc>
+          <w:tcPr>
+            <w:tcW w:w="1356" w:type="dxa"/>
+          </w:tcPr>
           <w:p>
-            <w:pPr>
+            <w:r>
               <w:rPr>
                 <w:rFonts w:hint="eastAsia"/>
               </w:rPr>
-            </w:pPr>
+              <w:t>红眼,上课睡觉</w:t>
+            </w:r>
           </w:p>
         </w:tc>
         <w:tc>
@@ -2631,7 +4549,20 @@
               <w:rPr>
                 <w:rFonts w:hint="eastAsia"/>
               </w:rPr>
-              <w:t>红眼,上课睡觉</w:t>
+              <w:t>红眼,上课不睡觉</w:t>
+            </w:r>
+          </w:p>
+        </w:tc>
+        <w:tc>
+          <w:tcPr>
+            <w:tcW w:w="1357" w:type="dxa"/>
+          </w:tcPr>
+          <w:p>
+            <w:r>
+              <w:rPr>
+                <w:rFonts w:hint="eastAsia"/>
+              </w:rPr>
+              <w:t>不红眼,上课不睡觉</w:t>
             </w:r>
           </w:p>
         </w:tc>
@@ -2640,42 +4571,6 @@
             <w:tcW w:w="1356" w:type="dxa"/>
           </w:tcPr>
           <w:p>
-            <w:r>
-              <w:rPr>
-                <w:rFonts w:hint="eastAsia"/>
-              </w:rPr>
-              <w:t>红眼,上课不睡觉</w:t>
-            </w:r>
-          </w:p>
-        </w:tc>
-        <w:tc>
-          <w:tcPr>
-            <w:tcW w:w="1357" w:type="dxa"/>
-          </w:tcPr>
-          <w:p>
-            <w:pPr>
-              <w:rPr>
-                <w:rFonts w:hint="eastAsia"/>
-              </w:rPr>
-            </w:pPr>
-            <w:r>
-              <w:rPr>
-                <w:rFonts w:hint="eastAsia"/>
-              </w:rPr>
-              <w:t>不红眼,上课不睡觉</w:t>
-            </w:r>
-          </w:p>
-        </w:tc>
-        <w:tc>
-          <w:tcPr>
-            <w:tcW w:w="1356" w:type="dxa"/>
-          </w:tcPr>
-          <w:p>
-            <w:pPr>
-              <w:rPr>
-                <w:rFonts w:hint="eastAsia"/>
-              </w:rPr>
-            </w:pPr>
             <w:r>
               <w:rPr>
                 <w:rFonts w:hint="eastAsia"/>
@@ -2774,11 +4669,6 @@
             <w:tcW w:w="1356" w:type="dxa"/>
           </w:tcPr>
           <w:p>
-            <w:pPr>
-              <w:rPr>
-                <w:rFonts w:hint="eastAsia"/>
-              </w:rPr>
-            </w:pPr>
             <w:r>
               <w:rPr>
                 <w:rFonts w:hint="eastAsia"/>
@@ -2877,11 +4767,6 @@
             <w:tcW w:w="1356" w:type="dxa"/>
           </w:tcPr>
           <w:p>
-            <w:pPr>
-              <w:rPr>
-                <w:rFonts w:hint="eastAsia"/>
-              </w:rPr>
-            </w:pPr>
             <w:r>
               <w:rPr>
                 <w:rFonts w:hint="eastAsia"/>
@@ -2892,13 +4777,16 @@
         </w:tc>
       </w:tr>
     </w:tbl>
-    <w:p/>
+    <w:p>
+      <w:pPr>
+        <w:rPr>
+          <w:rFonts w:hint="eastAsia"/>
+        </w:rPr>
+      </w:pPr>
+    </w:p>
     <w:p>
       <w:pPr>
         <w:pStyle w:val="1"/>
-        <w:rPr>
-          <w:rFonts w:hint="eastAsia"/>
-        </w:rPr>
       </w:pPr>
       <w:r>
         <w:t>P</w:t>
@@ -2911,14 +4799,22 @@
       </w:r>
       <w:r>
         <w:t>4</w:t>
+      </w:r>
+    </w:p>
+    <w:p>
+      <w:r>
+        <w:rPr>
+          <w:rFonts w:hint="eastAsia"/>
+        </w:rPr>
+        <w:t>根据上面的我们可以预测.</w:t>
+      </w:r>
+      <w:r>
+        <w:t xml:space="preserve"> </w:t>
       </w:r>
     </w:p>
     <w:p>
       <w:pPr>
         <w:pStyle w:val="2"/>
-        <w:rPr>
-          <w:rFonts w:hint="eastAsia"/>
-        </w:rPr>
       </w:pPr>
       <w:r>
         <w:rPr>
@@ -2928,6 +4824,67 @@
       </w:r>
       <w:r>
         <w:t>.</w:t>
+      </w:r>
+    </w:p>
+    <w:p>
+      <w:r>
+        <w:rPr>
+          <w:rFonts w:hint="eastAsia"/>
+        </w:rPr>
+        <w:t>estimation</w:t>
+      </w:r>
+      <w:r>
+        <w:t xml:space="preserve"> </w:t>
+      </w:r>
+      <w:r>
+        <w:rPr>
+          <w:rFonts w:hint="eastAsia"/>
+        </w:rPr>
+        <w:t>有足够睡眠的概率.</w:t>
+      </w:r>
+      <w:r>
+        <w:rPr>
+          <w:rFonts w:hAnsi="等线" w:hint="eastAsia"/>
+          <w:color w:val="000000" w:themeColor="text1"/>
+          <w:kern w:val="24"/>
+          <w:sz w:val="24"/>
+          <w:szCs w:val="24"/>
+        </w:rPr>
+        <w:t xml:space="preserve"> </w:t>
+      </w:r>
+      <w:r>
+        <w:rPr>
+          <w:rFonts w:hint="eastAsia"/>
+        </w:rPr>
+        <w:t>从filtering过程看出这是个递归的过程，我们可以从起始状态开始算起。每次对某个状态完成滤波之后，将该状态作为新的起始状态继续向后计算。</w:t>
+      </w:r>
+    </w:p>
+    <w:p>
+      <w:pPr>
+        <w:rPr>
+          <w:rFonts w:hint="eastAsia"/>
+        </w:rPr>
+      </w:pPr>
+      <w:r>
+        <w:rPr>
+          <w:rFonts w:hint="eastAsia"/>
+        </w:rPr>
+        <w:t>第一个状态</w:t>
+      </w:r>
+      <w:r>
+        <w:rPr>
+          <w:rFonts w:hint="eastAsia"/>
+        </w:rPr>
+        <w:t>睡好</w:t>
+      </w:r>
+      <w:r>
+        <w:rPr>
+          <w:rFonts w:hint="eastAsia"/>
+        </w:rPr>
+        <w:t>的概率为:</w:t>
+      </w:r>
+      <w:r>
+        <w:t xml:space="preserve"> </w:t>
       </w:r>
     </w:p>
     <w:p>
@@ -3047,6 +5004,37 @@
       </m:oMathPara>
     </w:p>
     <w:p>
+      <w:pPr>
+        <w:rPr>
+          <w:rFonts w:asciiTheme="majorHAnsi" w:eastAsiaTheme="majorEastAsia" w:hAnsiTheme="majorHAnsi" w:cstheme="majorBidi" w:hint="eastAsia"/>
+        </w:rPr>
+      </w:pPr>
+      <w:r>
+        <w:rPr>
+          <w:rFonts w:asciiTheme="majorHAnsi" w:eastAsiaTheme="majorEastAsia" w:hAnsiTheme="majorHAnsi" w:cstheme="majorBidi" w:hint="eastAsia"/>
+        </w:rPr>
+        <w:t>第二天</w:t>
+      </w:r>
+      <w:r>
+        <w:rPr>
+          <w:rFonts w:asciiTheme="majorHAnsi" w:eastAsiaTheme="majorEastAsia" w:hAnsiTheme="majorHAnsi" w:cstheme="majorBidi" w:hint="eastAsia"/>
+        </w:rPr>
+        <w:t>状态睡好</w:t>
+      </w:r>
+      <w:r>
+        <w:rPr>
+          <w:rFonts w:asciiTheme="majorHAnsi" w:eastAsiaTheme="majorEastAsia" w:hAnsiTheme="majorHAnsi" w:cstheme="majorBidi" w:hint="eastAsia"/>
+        </w:rPr>
+        <w:t>的概率为:</w:t>
+      </w:r>
+      <w:r>
+        <w:rPr>
+          <w:rFonts w:asciiTheme="majorHAnsi" w:eastAsiaTheme="majorEastAsia" w:hAnsiTheme="majorHAnsi" w:cstheme="majorBidi"/>
+        </w:rPr>
+        <w:t xml:space="preserve"> </w:t>
+      </w:r>
+    </w:p>
+    <w:p>
       <m:oMathPara>
         <m:oMath>
           <m:r>
@@ -3116,13 +5104,7 @@
             <w:rPr>
               <w:rFonts w:ascii="Cambria Math" w:hAnsi="Cambria Math"/>
             </w:rPr>
-            <m:t>=</m:t>
-          </m:r>
-          <m:r>
-            <w:rPr>
-              <w:rFonts w:ascii="Cambria Math" w:hAnsi="Cambria Math"/>
-            </w:rPr>
-            <m:t>P</m:t>
+            <m:t>=P</m:t>
           </m:r>
           <m:d>
             <m:dPr>
@@ -3166,19 +5148,7 @@
             <w:rPr>
               <w:rFonts w:ascii="Cambria Math" w:hAnsi="Cambria Math"/>
             </w:rPr>
-            <m:t>=0.8*0.7</m:t>
-          </m:r>
-          <m:r>
-            <w:rPr>
-              <w:rFonts w:ascii="Cambria Math" w:hAnsi="Cambria Math"/>
-            </w:rPr>
-            <m:t xml:space="preserve">+0.3*0.3=0.65 </m:t>
-          </m:r>
-          <m:r>
-            <w:rPr>
-              <w:rFonts w:ascii="Cambria Math" w:hAnsi="Cambria Math"/>
-            </w:rPr>
-            <m:t xml:space="preserve"> </m:t>
+            <m:t xml:space="preserve">=0.8*0.7+0.3*0.3=0.65  </m:t>
           </m:r>
         </m:oMath>
       </m:oMathPara>
@@ -3189,6 +5159,39 @@
           <w:rFonts w:hint="eastAsia"/>
         </w:rPr>
       </w:pPr>
+      <w:r>
+        <w:rPr>
+          <w:rFonts w:hint="eastAsia"/>
+        </w:rPr>
+        <w:t>然后我们根据evidence来计算.</w:t>
+      </w:r>
+      <w:r>
+        <w:t xml:space="preserve"> </w:t>
+      </w:r>
+      <w:r>
+        <w:rPr>
+          <w:rFonts w:hint="eastAsia"/>
+        </w:rPr>
+        <w:t>她没告诉我们不红眼的概率,</w:t>
+      </w:r>
+      <w:r>
+        <w:t xml:space="preserve"> </w:t>
+      </w:r>
+      <w:r>
+        <w:rPr>
+          <w:rFonts w:hint="eastAsia"/>
+        </w:rPr>
+        <w:t>就是1</w:t>
+      </w:r>
+      <w:r>
+        <w:t>-</w:t>
+      </w:r>
+      <w:r>
+        <w:rPr>
+          <w:rFonts w:hint="eastAsia"/>
+        </w:rPr>
+        <w:t>红眼的概率.</w:t>
+      </w:r>
     </w:p>
     <w:p>
       <m:oMathPara>
@@ -3281,25 +5284,7 @@
             <w:rPr>
               <w:rFonts w:ascii="Cambria Math" w:hAnsi="Cambria Math"/>
             </w:rPr>
-            <m:t xml:space="preserve"> </m:t>
-          </m:r>
-          <m:r>
-            <m:rPr>
-              <m:sty m:val="p"/>
-            </m:rPr>
-            <w:rPr>
-              <w:rFonts w:ascii="Cambria Math" w:hAnsi="Cambria Math"/>
-            </w:rPr>
-            <m:t>=</m:t>
-          </m:r>
-          <m:r>
-            <m:rPr>
-              <m:sty m:val="p"/>
-            </m:rPr>
-            <w:rPr>
-              <w:rFonts w:ascii="Cambria Math" w:hAnsi="Cambria Math"/>
-            </w:rPr>
-            <m:t xml:space="preserve"> </m:t>
+            <m:t xml:space="preserve"> = </m:t>
           </m:r>
           <m:r>
             <m:rPr>
@@ -3689,13 +5674,7 @@
             <w:rPr>
               <w:rFonts w:ascii="Cambria Math" w:hAnsi="Cambria Math"/>
             </w:rPr>
-            <m:t>=</m:t>
-          </m:r>
-          <m:r>
-            <w:rPr>
-              <w:rFonts w:ascii="Cambria Math" w:hAnsi="Cambria Math"/>
-            </w:rPr>
-            <m:t xml:space="preserve"> </m:t>
+            <m:t xml:space="preserve">= </m:t>
           </m:r>
           <m:r>
             <m:rPr>
@@ -3704,22 +5683,166 @@
             <w:rPr>
               <w:rFonts w:ascii="Cambria Math" w:hAnsi="Cambria Math"/>
             </w:rPr>
-            <m:t>α&lt;0.72*0.65 ,0.21*0.35 &gt;</m:t>
-          </m:r>
-          <m:r>
+            <m:t>α&lt;</m:t>
+          </m:r>
+          <m:d>
+            <m:dPr>
+              <m:ctrlPr>
+                <w:rPr>
+                  <w:rFonts w:ascii="Cambria Math" w:hAnsi="Cambria Math"/>
+                </w:rPr>
+              </m:ctrlPr>
+            </m:dPr>
+            <m:e>
+              <m:r>
+                <m:rPr>
+                  <m:sty m:val="p"/>
+                </m:rPr>
+                <w:rPr>
+                  <w:rFonts w:ascii="Cambria Math" w:hAnsi="Cambria Math"/>
+                </w:rPr>
+                <m:t>1-0.1</m:t>
+              </m:r>
+            </m:e>
+          </m:d>
+          <m:r>
+            <m:rPr>
+              <m:sty m:val="p"/>
+            </m:rPr>
             <w:rPr>
               <w:rFonts w:ascii="Cambria Math" w:hAnsi="Cambria Math"/>
             </w:rPr>
-            <m:t xml:space="preserve"> = &lt;0.8643,0.1357&gt;</m:t>
-          </m:r>
-          <m:r>
+            <m:t>*</m:t>
+          </m:r>
+          <m:d>
+            <m:dPr>
+              <m:ctrlPr>
+                <w:rPr>
+                  <w:rFonts w:ascii="Cambria Math" w:hAnsi="Cambria Math"/>
+                </w:rPr>
+              </m:ctrlPr>
+            </m:dPr>
+            <m:e>
+              <m:r>
+                <m:rPr>
+                  <m:sty m:val="p"/>
+                </m:rPr>
+                <w:rPr>
+                  <w:rFonts w:ascii="Cambria Math" w:hAnsi="Cambria Math"/>
+                </w:rPr>
+                <m:t>1-0.2</m:t>
+              </m:r>
+            </m:e>
+          </m:d>
+          <m:r>
+            <m:rPr>
+              <m:sty m:val="p"/>
+            </m:rPr>
             <w:rPr>
               <w:rFonts w:ascii="Cambria Math" w:hAnsi="Cambria Math"/>
             </w:rPr>
-            <m:t xml:space="preserve"> </m:t>
+            <m:t>*0.65 ,</m:t>
+          </m:r>
+          <m:d>
+            <m:dPr>
+              <m:ctrlPr>
+                <w:rPr>
+                  <w:rFonts w:ascii="Cambria Math" w:hAnsi="Cambria Math"/>
+                </w:rPr>
+              </m:ctrlPr>
+            </m:dPr>
+            <m:e>
+              <m:r>
+                <m:rPr>
+                  <m:sty m:val="p"/>
+                </m:rPr>
+                <w:rPr>
+                  <w:rFonts w:ascii="Cambria Math" w:hAnsi="Cambria Math"/>
+                </w:rPr>
+                <m:t>1-0.7</m:t>
+              </m:r>
+            </m:e>
+          </m:d>
+          <m:r>
+            <m:rPr>
+              <m:sty m:val="p"/>
+            </m:rPr>
+            <w:rPr>
+              <w:rFonts w:ascii="Cambria Math" w:hAnsi="Cambria Math"/>
+            </w:rPr>
+            <m:t>*(1-0.3)</m:t>
+          </m:r>
+          <m:r>
+            <m:rPr>
+              <m:sty m:val="p"/>
+            </m:rPr>
+            <w:rPr>
+              <w:rFonts w:ascii="Cambria Math" w:hAnsi="Cambria Math"/>
+            </w:rPr>
+            <m:t>*0.35 &gt;</m:t>
+          </m:r>
+          <m:r>
+            <w:rPr>
+              <w:rFonts w:ascii="Cambria Math" w:hAnsi="Cambria Math"/>
+            </w:rPr>
+            <m:t xml:space="preserve"> = &lt;0.8643,0.1357&gt; </m:t>
           </m:r>
         </m:oMath>
       </m:oMathPara>
+    </w:p>
+    <w:p>
+      <w:r>
+        <w:rPr>
+          <w:rFonts w:hint="eastAsia"/>
+        </w:rPr>
+        <w:t>说明观察到没red</w:t>
+      </w:r>
+      <w:r>
+        <w:t xml:space="preserve"> </w:t>
+      </w:r>
+      <w:r>
+        <w:rPr>
+          <w:rFonts w:hint="eastAsia"/>
+        </w:rPr>
+        <w:t>eyes</w:t>
+      </w:r>
+      <w:r>
+        <w:t xml:space="preserve"> </w:t>
+      </w:r>
+      <w:r>
+        <w:rPr>
+          <w:rFonts w:hint="eastAsia"/>
+        </w:rPr>
+        <w:t>没上课睡觉,</w:t>
+      </w:r>
+      <w:r>
+        <w:t xml:space="preserve"> </w:t>
+      </w:r>
+      <w:r>
+        <w:rPr>
+          <w:rFonts w:hint="eastAsia"/>
+        </w:rPr>
+        <w:t>睡enough</w:t>
+      </w:r>
+      <w:r>
+        <w:t xml:space="preserve"> </w:t>
+      </w:r>
+      <w:r>
+        <w:rPr>
+          <w:rFonts w:hint="eastAsia"/>
+        </w:rPr>
+        <w:t>的概率变大了.</w:t>
+      </w:r>
+      <w:r>
+        <w:t xml:space="preserve"> </w:t>
+      </w:r>
+    </w:p>
+    <w:p>
+      <w:pPr>
+        <w:rPr>
+          <w:rFonts w:hint="eastAsia"/>
+        </w:rPr>
+      </w:pPr>
     </w:p>
     <w:p>
       <m:oMathPara>
@@ -3964,19 +6087,7 @@
                     <w:rPr>
                       <w:rFonts w:ascii="Cambria Math" w:hAnsi="Cambria Math"/>
                     </w:rPr>
-                    <m:t>1</m:t>
-                  </m:r>
-                  <m:r>
-                    <w:rPr>
-                      <w:rFonts w:ascii="Cambria Math" w:hAnsi="Cambria Math"/>
-                    </w:rPr>
-                    <m:t>:</m:t>
-                  </m:r>
-                  <m:r>
-                    <w:rPr>
-                      <w:rFonts w:ascii="Cambria Math" w:hAnsi="Cambria Math"/>
-                    </w:rPr>
-                    <m:t>1</m:t>
+                    <m:t>1:1</m:t>
                   </m:r>
                 </m:sub>
               </m:sSub>
@@ -4721,13 +6832,7 @@
             <w:rPr>
               <w:rFonts w:ascii="Cambria Math" w:hAnsi="Cambria Math"/>
             </w:rPr>
-            <m:t>.</m:t>
-          </m:r>
-          <m:r>
-            <w:rPr>
-              <w:rFonts w:ascii="Cambria Math" w:hAnsi="Cambria Math"/>
-            </w:rPr>
-            <m:t xml:space="preserve"> </m:t>
+            <m:t xml:space="preserve">. </m:t>
           </m:r>
           <m:r>
             <w:rPr>
@@ -5059,11 +7164,6 @@
       </m:oMathPara>
     </w:p>
     <w:p>
-      <w:pPr>
-        <w:rPr>
-          <w:rFonts w:hint="eastAsia"/>
-        </w:rPr>
-      </w:pPr>
       <m:oMathPara>
         <m:oMath>
           <m:r>
@@ -5082,25 +7182,37 @@
             <w:rPr>
               <w:rFonts w:ascii="Cambria Math" w:hAnsi="Cambria Math"/>
             </w:rPr>
-            <m:t xml:space="preserve"> </m:t>
+            <m:t xml:space="preserve">     </m:t>
+          </m:r>
+          <m:r>
+            <w:rPr>
+              <w:rFonts w:ascii="Cambria Math" w:hAnsi="Cambria Math" w:hint="eastAsia"/>
+            </w:rPr>
+            <m:t>第一天睡好了</m:t>
           </m:r>
           <m:r>
             <w:rPr>
               <w:rFonts w:ascii="Cambria Math" w:hAnsi="Cambria Math"/>
             </w:rPr>
-            <m:t xml:space="preserve">   </m:t>
+            <m:t xml:space="preserve">, </m:t>
+          </m:r>
+          <m:r>
+            <w:rPr>
+              <w:rFonts w:ascii="Cambria Math" w:hAnsi="Cambria Math" w:hint="eastAsia"/>
+            </w:rPr>
+            <m:t>第二天睡好</m:t>
           </m:r>
           <m:r>
             <w:rPr>
               <w:rFonts w:ascii="Cambria Math" w:hAnsi="Cambria Math"/>
             </w:rPr>
-            <m:t xml:space="preserve"> </m:t>
+            <m:t>0.8 ,</m:t>
           </m:r>
           <m:r>
             <w:rPr>
               <w:rFonts w:ascii="Cambria Math" w:hAnsi="Cambria Math" w:hint="eastAsia"/>
             </w:rPr>
-            <m:t>第一天睡好了</m:t>
+            <m:t>第一天没睡好</m:t>
           </m:r>
           <m:r>
             <w:rPr>
@@ -5112,43 +7224,7 @@
             <w:rPr>
               <w:rFonts w:ascii="Cambria Math" w:hAnsi="Cambria Math" w:hint="eastAsia"/>
             </w:rPr>
-            <m:t>第二天</m:t>
-          </m:r>
-          <m:r>
-            <w:rPr>
-              <w:rFonts w:ascii="Cambria Math" w:hAnsi="Cambria Math" w:hint="eastAsia"/>
-            </w:rPr>
-            <m:t>睡好</m:t>
-          </m:r>
-          <m:r>
-            <w:rPr>
-              <w:rFonts w:ascii="Cambria Math" w:hAnsi="Cambria Math"/>
-            </w:rPr>
-            <m:t>0.8 ,</m:t>
-          </m:r>
-          <m:r>
-            <w:rPr>
-              <w:rFonts w:ascii="Cambria Math" w:hAnsi="Cambria Math" w:hint="eastAsia"/>
-            </w:rPr>
-            <m:t>第一天没睡好</m:t>
-          </m:r>
-          <m:r>
-            <w:rPr>
-              <w:rFonts w:ascii="Cambria Math" w:hAnsi="Cambria Math"/>
-            </w:rPr>
-            <m:t xml:space="preserve">, </m:t>
-          </m:r>
-          <m:r>
-            <w:rPr>
-              <w:rFonts w:ascii="Cambria Math" w:hAnsi="Cambria Math" w:hint="eastAsia"/>
-            </w:rPr>
-            <m:t>第二天</m:t>
-          </m:r>
-          <m:r>
-            <w:rPr>
-              <w:rFonts w:ascii="Cambria Math" w:hAnsi="Cambria Math" w:hint="eastAsia"/>
-            </w:rPr>
-            <m:t>睡好</m:t>
+            <m:t>第二天睡好</m:t>
           </m:r>
           <m:r>
             <w:rPr>
@@ -5160,11 +7236,6 @@
       </m:oMathPara>
     </w:p>
     <w:p>
-      <w:pPr>
-        <w:rPr>
-          <w:rFonts w:hint="eastAsia"/>
-        </w:rPr>
-      </w:pPr>
       <m:oMathPara>
         <m:oMath>
           <m:r>
@@ -5417,43 +7488,31 @@
             <w:rPr>
               <w:rFonts w:ascii="Cambria Math" w:hAnsi="Cambria Math"/>
             </w:rPr>
-            <m:t>=</m:t>
+            <m:t xml:space="preserve">= </m:t>
+          </m:r>
+          <m:r>
+            <w:rPr>
+              <w:rFonts w:ascii="Cambria Math" w:hAnsi="Cambria Math" w:hint="eastAsia"/>
+            </w:rPr>
+            <m:t>0.73215</m:t>
+          </m:r>
+          <m:r>
+            <w:rPr>
+              <w:rFonts w:ascii="MS Gothic" w:eastAsia="MS Gothic" w:hAnsi="MS Gothic" w:cs="MS Gothic" w:hint="eastAsia"/>
+            </w:rPr>
+            <m:t>*</m:t>
+          </m:r>
+          <m:r>
+            <w:rPr>
+              <w:rFonts w:ascii="Cambria Math" w:hAnsi="Cambria Math" w:hint="eastAsia"/>
+            </w:rPr>
+            <m:t>0.18=0.131787</m:t>
           </m:r>
           <m:r>
             <w:rPr>
               <w:rFonts w:ascii="Cambria Math" w:hAnsi="Cambria Math"/>
             </w:rPr>
-            <m:t xml:space="preserve"> </m:t>
-          </m:r>
-          <m:r>
-            <w:rPr>
-              <w:rFonts w:ascii="Cambria Math" w:hAnsi="Cambria Math" w:hint="eastAsia"/>
-            </w:rPr>
-            <m:t>0.73215</m:t>
-          </m:r>
-          <m:r>
-            <w:rPr>
-              <w:rFonts w:ascii="MS Gothic" w:eastAsia="MS Gothic" w:hAnsi="MS Gothic" w:cs="MS Gothic" w:hint="eastAsia"/>
-            </w:rPr>
-            <m:t>*</m:t>
-          </m:r>
-          <m:r>
-            <w:rPr>
-              <w:rFonts w:ascii="Cambria Math" w:hAnsi="Cambria Math" w:hint="eastAsia"/>
-            </w:rPr>
-            <m:t>0.18=0.131787</m:t>
-          </m:r>
-          <m:r>
-            <w:rPr>
-              <w:rFonts w:ascii="Cambria Math" w:hAnsi="Cambria Math"/>
-            </w:rPr>
-            <m:t xml:space="preserve"> </m:t>
-          </m:r>
-          <m:r>
-            <w:rPr>
-              <w:rFonts w:ascii="Cambria Math" w:hAnsi="Cambria Math"/>
-            </w:rPr>
-            <m:t xml:space="preserve"> </m:t>
+            <m:t xml:space="preserve">  </m:t>
           </m:r>
         </m:oMath>
       </m:oMathPara>
@@ -5488,16 +7547,7 @@
           <w:rPr>
             <w:rFonts w:ascii="Cambria Math" w:hAnsi="Cambria Math"/>
           </w:rPr>
-          <m:t xml:space="preserve"> </m:t>
-        </m:r>
-        <m:r>
-          <m:rPr>
-            <m:sty m:val="p"/>
-          </m:rPr>
-          <w:rPr>
-            <w:rFonts w:ascii="Cambria Math" w:hAnsi="Cambria Math"/>
-          </w:rPr>
-          <m:t>P</m:t>
+          <m:t xml:space="preserve"> P</m:t>
         </m:r>
         <m:d>
           <m:dPr>
@@ -5578,7 +7628,7 @@
           <w:rPr>
             <w:rFonts w:ascii="Cambria Math" w:hAnsi="Cambria Math"/>
           </w:rPr>
-          <m:t>= &lt;0.18</m:t>
+          <m:t>= &lt;0.2*0.9</m:t>
         </m:r>
         <m:r>
           <m:rPr>
@@ -5596,7 +7646,16 @@
           <w:rPr>
             <w:rFonts w:ascii="Cambria Math" w:hAnsi="Cambria Math"/>
           </w:rPr>
-          <m:t>0.49&gt;</m:t>
+          <m:t>0.7*0.7</m:t>
+        </m:r>
+        <m:r>
+          <m:rPr>
+            <m:sty m:val="p"/>
+          </m:rPr>
+          <w:rPr>
+            <w:rFonts w:ascii="Cambria Math" w:hAnsi="Cambria Math"/>
+          </w:rPr>
+          <m:t>&gt;</m:t>
         </m:r>
       </m:oMath>
       <w:r>
@@ -5608,13 +7667,14 @@
       <w:r>
         <w:t xml:space="preserve">  </w:t>
       </w:r>
+      <w:r>
+        <w:rPr>
+          <w:rFonts w:hint="eastAsia"/>
+        </w:rPr>
+        <w:t>不用计算中间结果</w:t>
+      </w:r>
     </w:p>
     <w:p>
-      <w:pPr>
-        <w:rPr>
-          <w:rFonts w:hint="eastAsia"/>
-        </w:rPr>
-      </w:pPr>
       <w:r>
         <w:t xml:space="preserve">  </w:t>
       </w:r>
@@ -5911,11 +7971,6 @@
       </w:r>
     </w:p>
     <w:p>
-      <w:pPr>
-        <w:rPr>
-          <w:rFonts w:hint="eastAsia"/>
-        </w:rPr>
-      </w:pPr>
       <w:r>
         <w:rPr>
           <w:rFonts w:hint="eastAsia"/>
@@ -6025,6 +8080,30 @@
           <w:rFonts w:hint="eastAsia"/>
         </w:rPr>
       </w:pPr>
+      <w:r>
+        <w:rPr>
+          <w:rFonts w:hint="eastAsia"/>
+        </w:rPr>
+        <w:t>根据E</w:t>
+      </w:r>
+      <w:r>
+        <w:t xml:space="preserve">2 </w:t>
+      </w:r>
+      <w:r>
+        <w:rPr>
+          <w:rFonts w:hint="eastAsia"/>
+        </w:rPr>
+        <w:t>推导E</w:t>
+      </w:r>
+      <w:r>
+        <w:t>3</w:t>
+      </w:r>
+      <w:r>
+        <w:rPr>
+          <w:rFonts w:hint="eastAsia"/>
+        </w:rPr>
+        <w:t>的概率.</w:t>
+      </w:r>
     </w:p>
     <w:p>
       <w:r>
@@ -6047,11 +8126,6 @@
       </w:r>
     </w:p>
     <w:p>
-      <w:pPr>
-        <w:rPr>
-          <w:rFonts w:hint="eastAsia"/>
-        </w:rPr>
-      </w:pPr>
       <m:oMathPara>
         <m:oMath>
           <m:r>
@@ -6142,13 +8216,7 @@
             <w:rPr>
               <w:rFonts w:ascii="Cambria Math" w:hAnsi="Cambria Math"/>
             </w:rPr>
-            <m:t>= &lt;</m:t>
-          </m:r>
-          <m:r>
-            <w:rPr>
-              <w:rFonts w:ascii="Cambria Math" w:hAnsi="Cambria Math"/>
-            </w:rPr>
-            <m:t>0.02</m:t>
+            <m:t>= &lt;0.02</m:t>
           </m:r>
           <m:r>
             <m:rPr>
@@ -6166,16 +8234,7 @@
             <w:rPr>
               <w:rFonts w:ascii="Cambria Math" w:hAnsi="Cambria Math"/>
             </w:rPr>
-            <m:t>0.21</m:t>
-          </m:r>
-          <m:r>
-            <m:rPr>
-              <m:sty m:val="p"/>
-            </m:rPr>
-            <w:rPr>
-              <w:rFonts w:ascii="Cambria Math" w:hAnsi="Cambria Math"/>
-            </w:rPr>
-            <m:t>&gt;</m:t>
+            <m:t>0.21&gt;</m:t>
           </m:r>
           <m:r>
             <m:rPr>
@@ -6519,11 +8578,6 @@
       </m:oMathPara>
     </w:p>
     <w:p>
-      <w:pPr>
-        <w:rPr>
-          <w:rFonts w:hint="eastAsia"/>
-        </w:rPr>
-      </w:pPr>
       <m:oMathPara>
         <m:oMath>
           <m:r>
@@ -6650,7 +8704,7 @@
                     <w:rPr>
                       <w:rFonts w:ascii="Cambria Math" w:hAnsi="Cambria Math"/>
                     </w:rPr>
-                    <m:t>t</m:t>
+                    <m:t>2</m:t>
                   </m:r>
                 </m:sub>
               </m:sSub>
@@ -6767,13 +8821,7 @@
                         <w:rPr>
                           <w:rFonts w:ascii="Cambria Math" w:hAnsi="Cambria Math"/>
                         </w:rPr>
-                        <m:t>1:</m:t>
-                      </m:r>
-                      <m:r>
-                        <w:rPr>
-                          <w:rFonts w:ascii="Cambria Math" w:hAnsi="Cambria Math"/>
-                        </w:rPr>
-                        <m:t>2</m:t>
+                        <m:t>1:2</m:t>
                       </m:r>
                     </m:sub>
                   </m:sSub>
@@ -6852,13 +8900,7 @@
                         <w:rPr>
                           <w:rFonts w:ascii="Cambria Math" w:hAnsi="Cambria Math"/>
                         </w:rPr>
-                        <m:t>1:</m:t>
-                      </m:r>
-                      <m:r>
-                        <w:rPr>
-                          <w:rFonts w:ascii="Cambria Math" w:hAnsi="Cambria Math"/>
-                        </w:rPr>
-                        <m:t>2</m:t>
+                        <m:t>1:2</m:t>
                       </m:r>
                     </m:sub>
                   </m:sSub>
@@ -6882,11 +8924,6 @@
       </m:oMathPara>
     </w:p>
     <w:p>
-      <w:pPr>
-        <w:rPr>
-          <w:rFonts w:hint="eastAsia"/>
-        </w:rPr>
-      </w:pPr>
       <m:oMathPara>
         <m:oMath>
           <m:r>
@@ -6955,13 +8992,7 @@
                     <w:rPr>
                       <w:rFonts w:ascii="Cambria Math" w:hAnsi="Cambria Math"/>
                     </w:rPr>
-                    <m:t>1:</m:t>
-                  </m:r>
-                  <m:r>
-                    <w:rPr>
-                      <w:rFonts w:ascii="Cambria Math" w:hAnsi="Cambria Math"/>
-                    </w:rPr>
-                    <m:t>2</m:t>
+                    <m:t>1:2</m:t>
                   </m:r>
                 </m:sub>
               </m:sSub>
@@ -7288,6 +9319,19 @@
       </m:oMathPara>
     </w:p>
     <w:p>
+      <w:pPr>
+        <w:rPr>
+          <w:rFonts w:hint="eastAsia"/>
+        </w:rPr>
+      </w:pPr>
+      <w:r>
+        <w:rPr>
+          <w:rFonts w:hint="eastAsia"/>
+        </w:rPr>
+        <w:t>所以可以根据前三天的观察推断是否睡好.</w:t>
+      </w:r>
+    </w:p>
+    <w:p>
       <m:oMathPara>
         <m:oMath>
           <m:r>
@@ -7594,11 +9638,6 @@
       </m:oMathPara>
     </w:p>
     <w:p>
-      <w:pPr>
-        <w:rPr>
-          <w:rFonts w:hint="eastAsia"/>
-        </w:rPr>
-      </w:pPr>
       <m:oMathPara>
         <m:oMath>
           <m:r>
@@ -7672,22 +9711,79 @@
       </m:oMathPara>
     </w:p>
     <w:p>
+      <w:r>
+        <w:rPr>
+          <w:noProof/>
+        </w:rPr>
+        <w:drawing>
+          <wp:inline distT="0" distB="0" distL="0" distR="0" wp14:anchorId="118EE211" wp14:editId="1621B835">
+            <wp:extent cx="6088308" cy="2393244"/>
+            <wp:effectExtent l="0" t="0" r="8255" b="7620"/>
+            <wp:docPr id="10" name="图片 9">
+              <a:extLst xmlns:a="http://schemas.openxmlformats.org/drawingml/2006/main">
+                <a:ext uri="{FF2B5EF4-FFF2-40B4-BE49-F238E27FC236}">
+                  <a16:creationId xmlns:a16="http://schemas.microsoft.com/office/drawing/2014/main" id="{2442F4A5-9A72-4AE9-A276-0710C338B2ED}"/>
+                </a:ext>
+              </a:extLst>
+            </wp:docPr>
+            <wp:cNvGraphicFramePr>
+              <a:graphicFrameLocks xmlns:a="http://schemas.openxmlformats.org/drawingml/2006/main" noChangeAspect="1"/>
+            </wp:cNvGraphicFramePr>
+            <a:graphic xmlns:a="http://schemas.openxmlformats.org/drawingml/2006/main">
+              <a:graphicData uri="http://schemas.openxmlformats.org/drawingml/2006/picture">
+                <pic:pic xmlns:pic="http://schemas.openxmlformats.org/drawingml/2006/picture">
+                  <pic:nvPicPr>
+                    <pic:cNvPr id="10" name="图片 9">
+                      <a:extLst>
+                        <a:ext uri="{FF2B5EF4-FFF2-40B4-BE49-F238E27FC236}">
+                          <a16:creationId xmlns:a16="http://schemas.microsoft.com/office/drawing/2014/main" id="{2442F4A5-9A72-4AE9-A276-0710C338B2ED}"/>
+                        </a:ext>
+                      </a:extLst>
+                    </pic:cNvPr>
+                    <pic:cNvPicPr>
+                      <a:picLocks noChangeAspect="1"/>
+                    </pic:cNvPicPr>
+                  </pic:nvPicPr>
+                  <pic:blipFill>
+                    <a:blip r:embed="rId8"/>
+                    <a:stretch>
+                      <a:fillRect/>
+                    </a:stretch>
+                  </pic:blipFill>
+                  <pic:spPr>
+                    <a:xfrm>
+                      <a:off x="0" y="0"/>
+                      <a:ext cx="6097311" cy="2396783"/>
+                    </a:xfrm>
+                    <a:prstGeom prst="rect">
+                      <a:avLst/>
+                    </a:prstGeom>
+                  </pic:spPr>
+                </pic:pic>
+              </a:graphicData>
+            </a:graphic>
+          </wp:inline>
+        </w:drawing>
+      </w:r>
+    </w:p>
+    <w:p>
       <w:pPr>
         <w:pStyle w:val="2"/>
       </w:pPr>
       <w:r>
-        <w:rPr>
-          <w:rFonts w:hint="eastAsia"/>
-        </w:rPr>
-        <w:t>b</w:t>
+        <w:lastRenderedPageBreak/>
+        <w:t>B</w:t>
       </w:r>
     </w:p>
     <w:p>
-      <w:pPr>
-        <w:rPr>
-          <w:rFonts w:hint="eastAsia"/>
-        </w:rPr>
-      </w:pPr>
+      <w:r>
+        <w:rPr>
+          <w:rFonts w:hint="eastAsia"/>
+        </w:rPr>
+        <w:t>smoothing过程包括前传和反传两步。前传就是用之前所有状态（包括当前态）做一次filtering，反传</w:t>
+      </w:r>
+    </w:p>
+    <w:p>
       <m:oMathPara>
         <m:oMath>
           <m:r>
@@ -7789,11 +9885,6 @@
       </m:oMathPara>
     </w:p>
     <w:p>
-      <w:pPr>
-        <w:rPr>
-          <w:rFonts w:hint="eastAsia"/>
-        </w:rPr>
-      </w:pPr>
       <w:r>
         <w:t xml:space="preserve">Smoothing </w:t>
       </w:r>
@@ -7811,11 +9902,6 @@
       </w:r>
     </w:p>
     <w:p>
-      <w:pPr>
-        <w:rPr>
-          <w:rFonts w:hint="eastAsia"/>
-        </w:rPr>
-      </w:pPr>
       <m:oMathPara>
         <m:oMath>
           <m:r>
@@ -7994,19 +10080,7 @@
                 <w:rPr>
                   <w:rFonts w:ascii="Cambria Math" w:hAnsi="Cambria Math"/>
                 </w:rPr>
-                <m:t>k+1</m:t>
-              </m:r>
-              <m:r>
-                <w:rPr>
-                  <w:rFonts w:ascii="Cambria Math" w:hAnsi="Cambria Math"/>
-                </w:rPr>
-                <m:t>:</m:t>
-              </m:r>
-              <m:r>
-                <w:rPr>
-                  <w:rFonts w:ascii="Cambria Math" w:hAnsi="Cambria Math"/>
-                </w:rPr>
-                <m:t>t</m:t>
+                <m:t>k+1:t</m:t>
               </m:r>
             </m:sub>
           </m:sSub>
@@ -8160,16 +10234,16 @@
             <w:rPr>
               <w:rFonts w:ascii="Cambria Math" w:hAnsi="Cambria Math"/>
             </w:rPr>
-            <m:t>0.21</m:t>
+            <m:t>0.21&gt;</m:t>
           </m:r>
           <m:r>
             <m:rPr>
               <m:sty m:val="p"/>
             </m:rPr>
             <w:rPr>
-              <w:rFonts w:ascii="Cambria Math" w:hAnsi="Cambria Math"/>
-            </w:rPr>
-            <m:t>&gt;</m:t>
+              <w:rFonts w:ascii="Cambria Math" w:hAnsi="Cambria Math" w:hint="eastAsia"/>
+            </w:rPr>
+            <m:t>根据</m:t>
           </m:r>
           <m:r>
             <m:rPr>
@@ -8178,37 +10252,84 @@
             <w:rPr>
               <w:rFonts w:ascii="Cambria Math" w:hAnsi="Cambria Math" w:hint="eastAsia"/>
             </w:rPr>
-            <m:t>根据</m:t>
+            <m:t>problem</m:t>
           </m:r>
           <m:r>
             <m:rPr>
               <m:sty m:val="p"/>
             </m:rPr>
             <w:rPr>
-              <w:rFonts w:ascii="Cambria Math" w:hAnsi="Cambria Math" w:hint="eastAsia"/>
-            </w:rPr>
-            <m:t>problem</m:t>
+              <w:rFonts w:ascii="Cambria Math" w:hAnsi="Cambria Math"/>
+            </w:rPr>
+            <m:t>3</m:t>
           </m:r>
           <m:r>
             <m:rPr>
               <m:sty m:val="p"/>
             </m:rPr>
             <w:rPr>
-              <w:rFonts w:ascii="Cambria Math" w:hAnsi="Cambria Math"/>
-            </w:rPr>
-            <m:t>3</m:t>
-          </m:r>
-          <m:r>
-            <m:rPr>
-              <m:sty m:val="p"/>
-            </m:rPr>
-            <w:rPr>
               <w:rFonts w:ascii="Cambria Math" w:hAnsi="Cambria Math" w:hint="eastAsia"/>
             </w:rPr>
             <m:t>的表可以得到</m:t>
           </m:r>
         </m:oMath>
       </m:oMathPara>
+    </w:p>
+    <w:p>
+      <w:r>
+        <w:rPr>
+          <w:rFonts w:hint="eastAsia"/>
+        </w:rPr>
+        <w:t>X</w:t>
+      </w:r>
+      <w:r>
+        <w:t>3</w:t>
+      </w:r>
+      <w:r>
+        <w:rPr>
+          <w:rFonts w:hint="eastAsia"/>
+        </w:rPr>
+        <w:t xml:space="preserve">是睡好了 </w:t>
+      </w:r>
+      <w:r>
+        <w:t xml:space="preserve">  </w:t>
+      </w:r>
+      <w:r>
+        <w:rPr>
+          <w:rFonts w:hint="eastAsia"/>
+        </w:rPr>
+        <w:t xml:space="preserve">, </w:t>
+      </w:r>
+      <w:r>
+        <w:t xml:space="preserve"> </w:t>
+      </w:r>
+      <w:r>
+        <w:rPr>
+          <w:rFonts w:hint="eastAsia"/>
+        </w:rPr>
+        <w:t xml:space="preserve"> </w:t>
+      </w:r>
+      <w:r>
+        <w:t>E3</w:t>
+      </w:r>
+      <w:r>
+        <w:rPr>
+          <w:rFonts w:hint="eastAsia"/>
+        </w:rPr>
+        <w:t>是红眼,</w:t>
+      </w:r>
+      <w:r>
+        <w:t xml:space="preserve"> </w:t>
+      </w:r>
+      <w:r>
+        <w:rPr>
+          <w:rFonts w:hint="eastAsia"/>
+        </w:rPr>
+        <w:t xml:space="preserve">上课睡觉 </w:t>
+      </w:r>
+      <w:r>
+        <w:t xml:space="preserve">, </w:t>
+      </w:r>
     </w:p>
     <w:p>
       <m:oMath>
@@ -8350,16 +10471,7 @@
               <w:rPr>
                 <w:rFonts w:ascii="Cambria Math" w:hAnsi="Cambria Math"/>
               </w:rPr>
-              <m:t xml:space="preserve"> </m:t>
-            </m:r>
-            <m:r>
-              <m:rPr>
-                <m:sty m:val="p"/>
-              </m:rPr>
-              <w:rPr>
-                <w:rFonts w:ascii="Cambria Math" w:hAnsi="Cambria Math"/>
-              </w:rPr>
-              <m:t>P</m:t>
+              <m:t xml:space="preserve"> P</m:t>
             </m:r>
             <m:d>
               <m:dPr>
@@ -8689,18 +10801,11 @@
         <w:t>然后观察到的概率为0</w:t>
       </w:r>
       <w:r>
-        <w:t>.21</w:t>
-      </w:r>
-      <w:r>
-        <w:t xml:space="preserve"> ,</w:t>
+        <w:t>.21 ,</w:t>
       </w:r>
     </w:p>
+    <w:p/>
     <w:p>
-      <w:pPr>
-        <w:rPr>
-          <w:rFonts w:hint="eastAsia"/>
-        </w:rPr>
-      </w:pPr>
       <w:r>
         <w:rPr>
           <w:rFonts w:hint="eastAsia"/>
@@ -8750,21 +10855,9 @@
         <w:t>…</w:t>
       </w:r>
     </w:p>
+    <w:p/>
     <w:p>
-      <w:pPr>
-        <w:rPr>
-          <w:rFonts w:hint="eastAsia"/>
-        </w:rPr>
-      </w:pPr>
-    </w:p>
-    <w:p>
-      <w:pPr>
-        <w:rPr>
-          <w:rFonts w:hint="eastAsia"/>
-        </w:rPr>
-      </w:pPr>
-      <w:r>
-        <w:lastRenderedPageBreak/>
+      <w:r>
         <w:t xml:space="preserve">E2 </w:t>
       </w:r>
       <w:r>
@@ -8793,16 +10886,7 @@
           <w:rPr>
             <w:rFonts w:ascii="Cambria Math" w:hAnsi="Cambria Math"/>
           </w:rPr>
-          <m:t xml:space="preserve"> </m:t>
-        </m:r>
-        <m:r>
-          <m:rPr>
-            <m:sty m:val="p"/>
-          </m:rPr>
-          <w:rPr>
-            <w:rFonts w:ascii="Cambria Math" w:hAnsi="Cambria Math"/>
-          </w:rPr>
-          <m:t>P</m:t>
+          <m:t xml:space="preserve"> P</m:t>
         </m:r>
         <m:d>
           <m:dPr>
@@ -8906,11 +10990,6 @@
       </m:oMath>
     </w:p>
     <w:p>
-      <w:pPr>
-        <w:rPr>
-          <w:rFonts w:hint="eastAsia"/>
-        </w:rPr>
-      </w:pPr>
       <m:oMathPara>
         <m:oMath>
           <m:r>
@@ -9302,6 +11381,66 @@
                 <w:rPr>
                   <w:rFonts w:ascii="Cambria Math" w:hAnsi="Cambria Math" w:hint="eastAsia"/>
                 </w:rPr>
+                <m:t>0.058</m:t>
+              </m:r>
+              <m:r>
+                <w:rPr>
+                  <w:rFonts w:ascii="MS Gothic" w:eastAsia="MS Gothic" w:hAnsi="MS Gothic" w:cs="MS Gothic" w:hint="eastAsia"/>
+                </w:rPr>
+                <m:t>*</m:t>
+              </m:r>
+              <m:r>
+                <w:rPr>
+                  <w:rFonts w:ascii="Cambria Math" w:hAnsi="Cambria Math" w:hint="eastAsia"/>
+                </w:rPr>
+                <m:t>0.18+0.2</m:t>
+              </m:r>
+              <m:r>
+                <w:rPr>
+                  <w:rFonts w:ascii="MS Gothic" w:eastAsia="MS Gothic" w:hAnsi="MS Gothic" w:cs="MS Gothic" w:hint="eastAsia"/>
+                </w:rPr>
+                <m:t>*</m:t>
+              </m:r>
+              <m:r>
+                <w:rPr>
+                  <w:rFonts w:ascii="Cambria Math" w:hAnsi="Cambria Math" w:hint="eastAsia"/>
+                </w:rPr>
+                <m:t>0.153</m:t>
+              </m:r>
+              <m:r>
+                <w:rPr>
+                  <w:rFonts w:ascii="MS Gothic" w:eastAsia="MS Gothic" w:hAnsi="MS Gothic" w:cs="MS Gothic" w:hint="eastAsia"/>
+                </w:rPr>
+                <m:t>*</m:t>
+              </m:r>
+              <m:r>
+                <w:rPr>
+                  <w:rFonts w:ascii="Cambria Math" w:hAnsi="Cambria Math" w:hint="eastAsia"/>
+                </w:rPr>
+                <m:t>0.49=0.0234</m:t>
+              </m:r>
+              <m:r>
+                <w:rPr>
+                  <w:rFonts w:ascii="Cambria Math" w:hAnsi="Cambria Math"/>
+                </w:rPr>
+                <m:t>,</m:t>
+              </m:r>
+              <m:r>
+                <w:rPr>
+                  <w:rFonts w:ascii="Cambria Math" w:hAnsi="Cambria Math" w:hint="eastAsia"/>
+                </w:rPr>
+                <m:t>0.3</m:t>
+              </m:r>
+              <m:r>
+                <w:rPr>
+                  <w:rFonts w:ascii="MS Gothic" w:eastAsia="MS Gothic" w:hAnsi="MS Gothic" w:cs="MS Gothic" w:hint="eastAsia"/>
+                </w:rPr>
+                <m:t>*</m:t>
+              </m:r>
+              <m:r>
+                <w:rPr>
+                  <w:rFonts w:ascii="Cambria Math" w:hAnsi="Cambria Math" w:hint="eastAsia"/>
+                </w:rPr>
                 <m:t>0.0588</m:t>
               </m:r>
               <m:r>
@@ -9314,7 +11453,7 @@
                 <w:rPr>
                   <w:rFonts w:ascii="Cambria Math" w:hAnsi="Cambria Math" w:hint="eastAsia"/>
                 </w:rPr>
-                <m:t>0.18+0.2</m:t>
+                <m:t>0.18+0.7</m:t>
               </m:r>
               <m:r>
                 <w:rPr>
@@ -9338,67 +11477,7 @@
                 <w:rPr>
                   <w:rFonts w:ascii="Cambria Math" w:hAnsi="Cambria Math" w:hint="eastAsia"/>
                 </w:rPr>
-                <m:t>0.49=0.023461</m:t>
-              </m:r>
-              <m:r>
-                <w:rPr>
-                  <w:rFonts w:ascii="Cambria Math" w:hAnsi="Cambria Math"/>
-                </w:rPr>
-                <m:t>,</m:t>
-              </m:r>
-              <m:r>
-                <w:rPr>
-                  <w:rFonts w:ascii="Cambria Math" w:hAnsi="Cambria Math" w:hint="eastAsia"/>
-                </w:rPr>
-                <m:t>0.3</m:t>
-              </m:r>
-              <m:r>
-                <w:rPr>
-                  <w:rFonts w:ascii="MS Gothic" w:eastAsia="MS Gothic" w:hAnsi="MS Gothic" w:cs="MS Gothic" w:hint="eastAsia"/>
-                </w:rPr>
-                <m:t>*</m:t>
-              </m:r>
-              <m:r>
-                <w:rPr>
-                  <w:rFonts w:ascii="Cambria Math" w:hAnsi="Cambria Math" w:hint="eastAsia"/>
-                </w:rPr>
-                <m:t>0.0588</m:t>
-              </m:r>
-              <m:r>
-                <w:rPr>
-                  <w:rFonts w:ascii="MS Gothic" w:eastAsia="MS Gothic" w:hAnsi="MS Gothic" w:cs="MS Gothic" w:hint="eastAsia"/>
-                </w:rPr>
-                <m:t>*</m:t>
-              </m:r>
-              <m:r>
-                <w:rPr>
-                  <w:rFonts w:ascii="Cambria Math" w:hAnsi="Cambria Math" w:hint="eastAsia"/>
-                </w:rPr>
-                <m:t>0.18+0.7</m:t>
-              </m:r>
-              <m:r>
-                <w:rPr>
-                  <w:rFonts w:ascii="MS Gothic" w:eastAsia="MS Gothic" w:hAnsi="MS Gothic" w:cs="MS Gothic" w:hint="eastAsia"/>
-                </w:rPr>
-                <m:t>*</m:t>
-              </m:r>
-              <m:r>
-                <w:rPr>
-                  <w:rFonts w:ascii="Cambria Math" w:hAnsi="Cambria Math" w:hint="eastAsia"/>
-                </w:rPr>
-                <m:t>0.153</m:t>
-              </m:r>
-              <m:r>
-                <w:rPr>
-                  <w:rFonts w:ascii="MS Gothic" w:eastAsia="MS Gothic" w:hAnsi="MS Gothic" w:cs="MS Gothic" w:hint="eastAsia"/>
-                </w:rPr>
-                <m:t>*</m:t>
-              </m:r>
-              <m:r>
-                <w:rPr>
-                  <w:rFonts w:ascii="Cambria Math" w:hAnsi="Cambria Math" w:hint="eastAsia"/>
-                </w:rPr>
-                <m:t>0.49=0.055654</m:t>
+                <m:t>0.49=0.0556</m:t>
               </m:r>
               <m:r>
                 <w:rPr>
@@ -9572,11 +11651,6 @@
       </w:r>
     </w:p>
     <w:p>
-      <w:pPr>
-        <w:rPr>
-          <w:rFonts w:hint="eastAsia"/>
-        </w:rPr>
-      </w:pPr>
       <w:r>
         <w:rPr>
           <w:rFonts w:hint="eastAsia"/>
@@ -9602,10 +11676,7 @@
         <w:t>第二天0</w:t>
       </w:r>
       <w:r>
-        <w:t>.7</w:t>
-      </w:r>
-      <w:r>
-        <w:t xml:space="preserve"> </w:t>
+        <w:t xml:space="preserve">.7 </w:t>
       </w:r>
       <w:r>
         <w:rPr>
@@ -9639,14 +11710,6 @@
       </w:r>
       <w:r>
         <w:t>153*0.49</w:t>
-      </w:r>
-    </w:p>
-    <w:p>
-      <w:r>
-        <w:rPr>
-          <w:rFonts w:hint="eastAsia"/>
-        </w:rPr>
-        <w:t>上面是后向消息</w:t>
       </w:r>
     </w:p>
     <w:p>
@@ -9655,6 +11718,12 @@
           <w:rFonts w:hint="eastAsia"/>
         </w:rPr>
       </w:pPr>
+      <w:r>
+        <w:rPr>
+          <w:rFonts w:hint="eastAsia"/>
+        </w:rPr>
+        <w:t>上面是后向消息</w:t>
+      </w:r>
     </w:p>
     <w:p>
       <w:r>
@@ -9664,19 +11733,8 @@
         <w:t>然后我们之前在第一问a计算了 前向滤波</w:t>
       </w:r>
     </w:p>
+    <w:p/>
     <w:p>
-      <w:pPr>
-        <w:rPr>
-          <w:rFonts w:hint="eastAsia"/>
-        </w:rPr>
-      </w:pPr>
-    </w:p>
-    <w:p>
-      <w:pPr>
-        <w:rPr>
-          <w:rFonts w:hint="eastAsia"/>
-        </w:rPr>
-      </w:pPr>
       <m:oMathPara>
         <m:oMath>
           <m:r>
@@ -9901,11 +11959,6 @@
       </m:oMathPara>
     </w:p>
     <w:p>
-      <w:pPr>
-        <w:rPr>
-          <w:rFonts w:hint="eastAsia"/>
-        </w:rPr>
-      </w:pPr>
       <m:oMathPara>
         <m:oMath>
           <m:r>
@@ -9986,13 +12039,7 @@
                     <w:rPr>
                       <w:rFonts w:ascii="Cambria Math" w:hAnsi="Cambria Math"/>
                     </w:rPr>
-                    <m:t>1:</m:t>
-                  </m:r>
-                  <m:r>
-                    <w:rPr>
-                      <w:rFonts w:ascii="Cambria Math" w:hAnsi="Cambria Math"/>
-                    </w:rPr>
-                    <m:t>3</m:t>
+                    <m:t>1:3</m:t>
                   </m:r>
                 </m:sub>
               </m:sSub>
@@ -10108,19 +12155,7 @@
                     <w:rPr>
                       <w:rFonts w:ascii="Cambria Math" w:hAnsi="Cambria Math"/>
                     </w:rPr>
-                    <m:t>2</m:t>
-                  </m:r>
-                  <m:r>
-                    <w:rPr>
-                      <w:rFonts w:ascii="Cambria Math" w:hAnsi="Cambria Math"/>
-                    </w:rPr>
-                    <m:t>:</m:t>
-                  </m:r>
-                  <m:r>
-                    <w:rPr>
-                      <w:rFonts w:ascii="Cambria Math" w:hAnsi="Cambria Math"/>
-                    </w:rPr>
-                    <m:t>3</m:t>
+                    <m:t>2:3</m:t>
                   </m:r>
                 </m:sub>
               </m:sSub>
@@ -10158,13 +12193,7 @@
             <w:rPr>
               <w:rFonts w:ascii="Cambria Math" w:hAnsi="Cambria Math"/>
             </w:rPr>
-            <m:t>=</m:t>
-          </m:r>
-          <m:r>
-            <w:rPr>
-              <w:rFonts w:ascii="Cambria Math" w:hAnsi="Cambria Math"/>
-            </w:rPr>
-            <m:t>&lt;</m:t>
+            <m:t>=&lt;</m:t>
           </m:r>
           <m:r>
             <w:rPr>
@@ -10262,30 +12291,13 @@
             <w:rPr>
               <w:rFonts w:ascii="Cambria Math" w:hAnsi="Cambria Math"/>
             </w:rPr>
-            <m:t>,0.2713&gt;</m:t>
-          </m:r>
-          <m:r>
-            <w:rPr>
-              <w:rFonts w:ascii="Cambria Math" w:hAnsi="Cambria Math"/>
-            </w:rPr>
-            <m:t xml:space="preserve"> </m:t>
+            <m:t xml:space="preserve">,0.2713&gt; </m:t>
           </m:r>
         </m:oMath>
       </m:oMathPara>
     </w:p>
+    <w:p/>
     <w:p>
-      <w:pPr>
-        <w:rPr>
-          <w:rFonts w:hint="eastAsia"/>
-        </w:rPr>
-      </w:pPr>
-    </w:p>
-    <w:p>
-      <w:pPr>
-        <w:rPr>
-          <w:rFonts w:hint="eastAsia"/>
-        </w:rPr>
-      </w:pPr>
       <m:oMathPara>
         <m:oMath>
           <m:r>
@@ -10378,19 +12390,8 @@
         </m:oMath>
       </m:oMathPara>
     </w:p>
+    <w:p/>
     <w:p>
-      <w:pPr>
-        <w:rPr>
-          <w:rFonts w:hint="eastAsia"/>
-        </w:rPr>
-      </w:pPr>
-    </w:p>
-    <w:p>
-      <w:pPr>
-        <w:rPr>
-          <w:rFonts w:hint="eastAsia"/>
-        </w:rPr>
-      </w:pPr>
       <m:oMathPara>
         <m:oMath>
           <m:r>
@@ -10543,13 +12544,7 @@
                     <w:rPr>
                       <w:rFonts w:ascii="Cambria Math" w:hAnsi="Cambria Math"/>
                     </w:rPr>
-                    <m:t>1</m:t>
-                  </m:r>
-                  <m:r>
-                    <w:rPr>
-                      <w:rFonts w:ascii="Cambria Math" w:hAnsi="Cambria Math"/>
-                    </w:rPr>
-                    <m:t>:2</m:t>
+                    <m:t>1:2</m:t>
                   </m:r>
                 </m:sub>
               </m:sSub>
@@ -10679,13 +12674,7 @@
             <w:rPr>
               <w:rFonts w:ascii="Cambria Math" w:hAnsi="Cambria Math"/>
             </w:rPr>
-            <m:t xml:space="preserve">&gt; </m:t>
-          </m:r>
-          <m:r>
-            <w:rPr>
-              <w:rFonts w:ascii="Cambria Math" w:hAnsi="Cambria Math"/>
-            </w:rPr>
-            <m:t xml:space="preserve"> </m:t>
+            <m:t xml:space="preserve">&gt;  </m:t>
           </m:r>
           <m:r>
             <w:rPr>
@@ -10735,13 +12724,7 @@
             <w:rPr>
               <w:rFonts w:ascii="Cambria Math" w:hAnsi="Cambria Math"/>
             </w:rPr>
-            <m:t>,0.7216</m:t>
-          </m:r>
-          <m:r>
-            <w:rPr>
-              <w:rFonts w:ascii="Cambria Math" w:hAnsi="Cambria Math"/>
-            </w:rPr>
-            <m:t>&gt;</m:t>
+            <m:t>,0.7216&gt;</m:t>
           </m:r>
         </m:oMath>
       </m:oMathPara>
@@ -10749,11 +12732,6 @@
     <w:p/>
     <w:p/>
     <w:p>
-      <w:pPr>
-        <w:rPr>
-          <w:rFonts w:hint="eastAsia"/>
-        </w:rPr>
-      </w:pPr>
       <m:oMathPara>
         <m:oMath>
           <m:r>
@@ -10763,6 +12741,7 @@
             <w:rPr>
               <w:rFonts w:ascii="Cambria Math" w:hAnsi="Cambria Math" w:hint="eastAsia"/>
             </w:rPr>
+            <w:lastRenderedPageBreak/>
             <m:t>P</m:t>
           </m:r>
           <m:d>
@@ -10906,13 +12885,7 @@
                     <w:rPr>
                       <w:rFonts w:ascii="Cambria Math" w:hAnsi="Cambria Math"/>
                     </w:rPr>
-                    <m:t>1</m:t>
-                  </m:r>
-                  <m:r>
-                    <w:rPr>
-                      <w:rFonts w:ascii="Cambria Math" w:hAnsi="Cambria Math"/>
-                    </w:rPr>
-                    <m:t>:3</m:t>
+                    <m:t>1:3</m:t>
                   </m:r>
                 </m:sub>
               </m:sSub>
@@ -11299,16 +13272,127 @@
     </w:p>
     <w:p>
       <w:pPr>
+        <w:jc w:val="center"/>
+      </w:pPr>
+      <w:r>
+        <w:rPr>
+          <w:noProof/>
+        </w:rPr>
+        <w:drawing>
+          <wp:inline distT="0" distB="0" distL="0" distR="0" wp14:anchorId="4E93EE36" wp14:editId="0BA03F8C">
+            <wp:extent cx="4670454" cy="2285775"/>
+            <wp:effectExtent l="0" t="0" r="0" b="635"/>
+            <wp:docPr id="11" name="图片 10">
+              <a:extLst xmlns:a="http://schemas.openxmlformats.org/drawingml/2006/main">
+                <a:ext uri="{FF2B5EF4-FFF2-40B4-BE49-F238E27FC236}">
+                  <a16:creationId xmlns:a16="http://schemas.microsoft.com/office/drawing/2014/main" id="{29CB7747-63EC-44FE-AF02-AD2736520AC1}"/>
+                </a:ext>
+              </a:extLst>
+            </wp:docPr>
+            <wp:cNvGraphicFramePr>
+              <a:graphicFrameLocks xmlns:a="http://schemas.openxmlformats.org/drawingml/2006/main" noChangeAspect="1"/>
+            </wp:cNvGraphicFramePr>
+            <a:graphic xmlns:a="http://schemas.openxmlformats.org/drawingml/2006/main">
+              <a:graphicData uri="http://schemas.openxmlformats.org/drawingml/2006/picture">
+                <pic:pic xmlns:pic="http://schemas.openxmlformats.org/drawingml/2006/picture">
+                  <pic:nvPicPr>
+                    <pic:cNvPr id="11" name="图片 10">
+                      <a:extLst>
+                        <a:ext uri="{FF2B5EF4-FFF2-40B4-BE49-F238E27FC236}">
+                          <a16:creationId xmlns:a16="http://schemas.microsoft.com/office/drawing/2014/main" id="{29CB7747-63EC-44FE-AF02-AD2736520AC1}"/>
+                        </a:ext>
+                      </a:extLst>
+                    </pic:cNvPr>
+                    <pic:cNvPicPr>
+                      <a:picLocks noChangeAspect="1"/>
+                    </pic:cNvPicPr>
+                  </pic:nvPicPr>
+                  <pic:blipFill>
+                    <a:blip r:embed="rId9"/>
+                    <a:stretch>
+                      <a:fillRect/>
+                    </a:stretch>
+                  </pic:blipFill>
+                  <pic:spPr>
+                    <a:xfrm>
+                      <a:off x="0" y="0"/>
+                      <a:ext cx="4670454" cy="2285775"/>
+                    </a:xfrm>
+                    <a:prstGeom prst="rect">
+                      <a:avLst/>
+                    </a:prstGeom>
+                  </pic:spPr>
+                </pic:pic>
+              </a:graphicData>
+            </a:graphic>
+          </wp:inline>
+        </w:drawing>
+      </w:r>
+    </w:p>
+    <w:p>
+      <w:pPr>
         <w:pStyle w:val="2"/>
       </w:pPr>
       <w:r>
-        <w:rPr>
-          <w:rFonts w:hint="eastAsia"/>
-        </w:rPr>
-        <w:t>c</w:t>
+        <w:t>C</w:t>
       </w:r>
     </w:p>
-    <w:p/>
+    <w:p>
+      <w:r>
+        <w:rPr>
+          <w:rFonts w:hint="eastAsia"/>
+        </w:rPr>
+        <w:t>比较一下smooth结果和filter结果差异,</w:t>
+      </w:r>
+      <w:r>
+        <w:t xml:space="preserve"> </w:t>
+      </w:r>
+      <w:r>
+        <w:rPr>
+          <w:rFonts w:hint="eastAsia"/>
+        </w:rPr>
+        <w:t>smooth</w:t>
+      </w:r>
+      <w:r>
+        <w:t xml:space="preserve"> </w:t>
+      </w:r>
+      <w:r>
+        <w:rPr>
+          <w:rFonts w:hint="eastAsia"/>
+        </w:rPr>
+        <w:t>比filter更可信,</w:t>
+      </w:r>
+      <w:r>
+        <w:t xml:space="preserve"> </w:t>
+      </w:r>
+      <w:r>
+        <w:rPr>
+          <w:rFonts w:hint="eastAsia"/>
+        </w:rPr>
+        <w:t>因为smooth考虑了历史的信息和未来的信息.</w:t>
+      </w:r>
+      <w:r>
+        <w:t xml:space="preserve">  </w:t>
+      </w:r>
+      <w:r>
+        <w:rPr>
+          <w:rFonts w:hint="eastAsia"/>
+        </w:rPr>
+        <w:t>实时的系统只能filter</w:t>
+      </w:r>
+      <w:r>
+        <w:t xml:space="preserve">, </w:t>
+      </w:r>
+      <w:r>
+        <w:rPr>
+          <w:rFonts w:hint="eastAsia"/>
+        </w:rPr>
+        <w:t>不过有时间序列就可以用 smooth</w:t>
+      </w:r>
+      <w:r>
+        <w:t>.</w:t>
+      </w:r>
+    </w:p>
     <w:p>
       <w:r>
         <w:rPr>
@@ -11380,11 +13464,6 @@
       </w:r>
     </w:p>
     <w:p>
-      <w:pPr>
-        <w:rPr>
-          <w:rFonts w:hint="eastAsia"/>
-        </w:rPr>
-      </w:pPr>
       <m:oMathPara>
         <m:oMath>
           <m:r>
@@ -11477,7 +13556,6 @@
         </m:oMath>
       </m:oMathPara>
     </w:p>
-    <w:p/>
     <w:p>
       <w:r>
         <w:rPr>
@@ -11490,6 +13568,9 @@
       </w:r>
       <m:oMath>
         <m:r>
+          <m:rPr>
+            <m:sty m:val="p"/>
+          </m:rPr>
           <w:rPr>
             <w:rFonts w:ascii="Cambria Math" w:hAnsi="Cambria Math" w:hint="eastAsia"/>
           </w:rPr>
@@ -11524,19 +13605,12 @@
       </w:r>
     </w:p>
     <w:p>
-      <w:pPr>
-        <w:rPr>
-          <w:rFonts w:hint="eastAsia"/>
-        </w:rPr>
-      </w:pPr>
       <w:r>
         <w:rPr>
           <w:rFonts w:hint="eastAsia"/>
         </w:rPr>
         <w:t>smoothing</w:t>
       </w:r>
-      <w:bookmarkStart w:id="0" w:name="_GoBack"/>
-      <w:bookmarkEnd w:id="0"/>
       <w:r>
         <w:rPr>
           <w:rFonts w:hint="eastAsia"/>
@@ -11544,13 +13618,7 @@
         <w:t>更相信学生缺乏睡眠</w:t>
       </w:r>
     </w:p>
-    <w:p>
-      <w:pPr>
-        <w:rPr>
-          <w:rFonts w:hint="eastAsia"/>
-        </w:rPr>
-      </w:pPr>
-    </w:p>
+    <w:p/>
     <w:sectPr>
       <w:pgSz w:w="11906" w:h="16838"/>
       <w:pgMar w:top="1440" w:right="1800" w:bottom="1440" w:left="1800" w:header="851" w:footer="992" w:gutter="0"/>
@@ -11597,6 +13665,163 @@
     </w:p>
   </w:footnote>
 </w:footnotes>
+</file>
+
+<file path=word/numbering.xml><?xml version="1.0" encoding="utf-8"?>
+<w:numbering xmlns:wpc="http://schemas.microsoft.com/office/word/2010/wordprocessingCanvas" xmlns:cx="http://schemas.microsoft.com/office/drawing/2014/chartex" xmlns:mc="http://schemas.openxmlformats.org/markup-compatibility/2006" xmlns:o="urn:schemas-microsoft-com:office:office" xmlns:r="http://schemas.openxmlformats.org/officeDocument/2006/relationships" xmlns:m="http://schemas.openxmlformats.org/officeDocument/2006/math" xmlns:v="urn:schemas-microsoft-com:vml" xmlns:wp14="http://schemas.microsoft.com/office/word/2010/wordprocessingDrawing" xmlns:wp="http://schemas.openxmlformats.org/drawingml/2006/wordprocessingDrawing" xmlns:w10="urn:schemas-microsoft-com:office:word" xmlns:w="http://schemas.openxmlformats.org/wordprocessingml/2006/main" xmlns:w14="http://schemas.microsoft.com/office/word/2010/wordml" xmlns:w15="http://schemas.microsoft.com/office/word/2012/wordml" xmlns:w16se="http://schemas.microsoft.com/office/word/2015/wordml/symex" xmlns:wpg="http://schemas.microsoft.com/office/word/2010/wordprocessingGroup" xmlns:wpi="http://schemas.microsoft.com/office/word/2010/wordprocessingInk" xmlns:wne="http://schemas.microsoft.com/office/word/2006/wordml" xmlns:wps="http://schemas.microsoft.com/office/word/2010/wordprocessingShape" mc:Ignorable="w14 w15 w16se wp14">
+  <w:abstractNum w:abstractNumId="0" w15:restartNumberingAfterBreak="0">
+    <w:nsid w:val="154103AE"/>
+    <w:multiLevelType w:val="multilevel"/>
+    <w:tmpl w:val="D234B82E"/>
+    <w:lvl w:ilvl="0">
+      <w:start w:val="1"/>
+      <w:numFmt w:val="bullet"/>
+      <w:lvlText w:val=""/>
+      <w:lvlJc w:val="left"/>
+      <w:pPr>
+        <w:tabs>
+          <w:tab w:val="num" w:pos="720"/>
+        </w:tabs>
+        <w:ind w:left="720" w:hanging="360"/>
+      </w:pPr>
+      <w:rPr>
+        <w:rFonts w:ascii="Symbol" w:hAnsi="Symbol" w:hint="default"/>
+        <w:sz w:val="20"/>
+      </w:rPr>
+    </w:lvl>
+    <w:lvl w:ilvl="1" w:tentative="1">
+      <w:start w:val="1"/>
+      <w:numFmt w:val="bullet"/>
+      <w:lvlText w:val="o"/>
+      <w:lvlJc w:val="left"/>
+      <w:pPr>
+        <w:tabs>
+          <w:tab w:val="num" w:pos="1440"/>
+        </w:tabs>
+        <w:ind w:left="1440" w:hanging="360"/>
+      </w:pPr>
+      <w:rPr>
+        <w:rFonts w:ascii="Courier New" w:hAnsi="Courier New" w:hint="default"/>
+        <w:sz w:val="20"/>
+      </w:rPr>
+    </w:lvl>
+    <w:lvl w:ilvl="2" w:tentative="1">
+      <w:start w:val="1"/>
+      <w:numFmt w:val="bullet"/>
+      <w:lvlText w:val=""/>
+      <w:lvlJc w:val="left"/>
+      <w:pPr>
+        <w:tabs>
+          <w:tab w:val="num" w:pos="2160"/>
+        </w:tabs>
+        <w:ind w:left="2160" w:hanging="360"/>
+      </w:pPr>
+      <w:rPr>
+        <w:rFonts w:ascii="Wingdings" w:hAnsi="Wingdings" w:hint="default"/>
+        <w:sz w:val="20"/>
+      </w:rPr>
+    </w:lvl>
+    <w:lvl w:ilvl="3" w:tentative="1">
+      <w:start w:val="1"/>
+      <w:numFmt w:val="bullet"/>
+      <w:lvlText w:val=""/>
+      <w:lvlJc w:val="left"/>
+      <w:pPr>
+        <w:tabs>
+          <w:tab w:val="num" w:pos="2880"/>
+        </w:tabs>
+        <w:ind w:left="2880" w:hanging="360"/>
+      </w:pPr>
+      <w:rPr>
+        <w:rFonts w:ascii="Wingdings" w:hAnsi="Wingdings" w:hint="default"/>
+        <w:sz w:val="20"/>
+      </w:rPr>
+    </w:lvl>
+    <w:lvl w:ilvl="4" w:tentative="1">
+      <w:start w:val="1"/>
+      <w:numFmt w:val="bullet"/>
+      <w:lvlText w:val=""/>
+      <w:lvlJc w:val="left"/>
+      <w:pPr>
+        <w:tabs>
+          <w:tab w:val="num" w:pos="3600"/>
+        </w:tabs>
+        <w:ind w:left="3600" w:hanging="360"/>
+      </w:pPr>
+      <w:rPr>
+        <w:rFonts w:ascii="Wingdings" w:hAnsi="Wingdings" w:hint="default"/>
+        <w:sz w:val="20"/>
+      </w:rPr>
+    </w:lvl>
+    <w:lvl w:ilvl="5" w:tentative="1">
+      <w:start w:val="1"/>
+      <w:numFmt w:val="bullet"/>
+      <w:lvlText w:val=""/>
+      <w:lvlJc w:val="left"/>
+      <w:pPr>
+        <w:tabs>
+          <w:tab w:val="num" w:pos="4320"/>
+        </w:tabs>
+        <w:ind w:left="4320" w:hanging="360"/>
+      </w:pPr>
+      <w:rPr>
+        <w:rFonts w:ascii="Wingdings" w:hAnsi="Wingdings" w:hint="default"/>
+        <w:sz w:val="20"/>
+      </w:rPr>
+    </w:lvl>
+    <w:lvl w:ilvl="6" w:tentative="1">
+      <w:start w:val="1"/>
+      <w:numFmt w:val="bullet"/>
+      <w:lvlText w:val=""/>
+      <w:lvlJc w:val="left"/>
+      <w:pPr>
+        <w:tabs>
+          <w:tab w:val="num" w:pos="5040"/>
+        </w:tabs>
+        <w:ind w:left="5040" w:hanging="360"/>
+      </w:pPr>
+      <w:rPr>
+        <w:rFonts w:ascii="Wingdings" w:hAnsi="Wingdings" w:hint="default"/>
+        <w:sz w:val="20"/>
+      </w:rPr>
+    </w:lvl>
+    <w:lvl w:ilvl="7" w:tentative="1">
+      <w:start w:val="1"/>
+      <w:numFmt w:val="bullet"/>
+      <w:lvlText w:val=""/>
+      <w:lvlJc w:val="left"/>
+      <w:pPr>
+        <w:tabs>
+          <w:tab w:val="num" w:pos="5760"/>
+        </w:tabs>
+        <w:ind w:left="5760" w:hanging="360"/>
+      </w:pPr>
+      <w:rPr>
+        <w:rFonts w:ascii="Wingdings" w:hAnsi="Wingdings" w:hint="default"/>
+        <w:sz w:val="20"/>
+      </w:rPr>
+    </w:lvl>
+    <w:lvl w:ilvl="8" w:tentative="1">
+      <w:start w:val="1"/>
+      <w:numFmt w:val="bullet"/>
+      <w:lvlText w:val=""/>
+      <w:lvlJc w:val="left"/>
+      <w:pPr>
+        <w:tabs>
+          <w:tab w:val="num" w:pos="6480"/>
+        </w:tabs>
+        <w:ind w:left="6480" w:hanging="360"/>
+      </w:pPr>
+      <w:rPr>
+        <w:rFonts w:ascii="Wingdings" w:hAnsi="Wingdings" w:hint="default"/>
+        <w:sz w:val="20"/>
+      </w:rPr>
+    </w:lvl>
+  </w:abstractNum>
+  <w:num w:numId="1">
+    <w:abstractNumId w:val="0"/>
+  </w:num>
+</w:numbering>
 </file>
 
 <file path=word/styles.xml><?xml version="1.0" encoding="utf-8"?>
@@ -12042,7 +14267,6 @@
   <w:style w:type="character" w:default="1" w:styleId="a0">
     <w:name w:val="Default Paragraph Font"/>
     <w:uiPriority w:val="1"/>
-    <w:semiHidden/>
     <w:unhideWhenUsed/>
   </w:style>
   <w:style w:type="table" w:default="1" w:styleId="a1">
@@ -12183,6 +14407,25 @@
       <w:bCs/>
       <w:sz w:val="32"/>
       <w:szCs w:val="32"/>
+    </w:rPr>
+  </w:style>
+  <w:style w:type="paragraph" w:styleId="a9">
+    <w:name w:val="Normal (Web)"/>
+    <w:basedOn w:val="a"/>
+    <w:uiPriority w:val="99"/>
+    <w:semiHidden/>
+    <w:unhideWhenUsed/>
+    <w:rsid w:val="00DE5AC9"/>
+    <w:pPr>
+      <w:widowControl/>
+      <w:spacing w:before="100" w:beforeAutospacing="1" w:after="100" w:afterAutospacing="1"/>
+      <w:jc w:val="left"/>
+    </w:pPr>
+    <w:rPr>
+      <w:rFonts w:ascii="宋体" w:eastAsia="宋体" w:hAnsi="宋体" w:cs="宋体"/>
+      <w:kern w:val="0"/>
+      <w:sz w:val="24"/>
+      <w:szCs w:val="24"/>
     </w:rPr>
   </w:style>
 </w:styles>
@@ -12447,4 +14690,16 @@
     </a:ext>
   </a:extLst>
 </a:theme>
+</file>
+
+<file path=customXml/item1.xml><?xml version="1.0" encoding="utf-8"?>
+<b:Sources xmlns:b="http://schemas.openxmlformats.org/officeDocument/2006/bibliography" xmlns="http://schemas.openxmlformats.org/officeDocument/2006/bibliography" SelectedStyle="\GB.XSL" StyleName="GB7714" Version="2005"/>
+</file>
+
+<file path=customXml/itemProps1.xml><?xml version="1.0" encoding="utf-8"?>
+<ds:datastoreItem xmlns:ds="http://schemas.openxmlformats.org/officeDocument/2006/customXml" ds:itemID="{B2F2F0AF-C3C4-4F29-9359-F23E8EAB0885}">
+  <ds:schemaRefs>
+    <ds:schemaRef ds:uri="http://schemas.openxmlformats.org/officeDocument/2006/bibliography"/>
+  </ds:schemaRefs>
+</ds:datastoreItem>
 </file>
--- a/Homework/homework4ljy2.docx
+++ b/Homework/homework4ljy2.docx
@@ -458,13 +458,7 @@
           <w:rPr>
             <w:rFonts w:ascii="Cambria Math" w:hAnsi="Cambria Math"/>
           </w:rPr>
-          <m:t>=</m:t>
-        </m:r>
-        <m:r>
-          <w:rPr>
-            <w:rFonts w:ascii="Cambria Math" w:hAnsi="Cambria Math"/>
-          </w:rPr>
-          <m:t>P</m:t>
+          <m:t>=P</m:t>
         </m:r>
         <m:d>
           <m:dPr>
@@ -637,8 +631,6 @@
           <m:t>所以独立</m:t>
         </m:r>
       </m:oMath>
-      <w:bookmarkStart w:id="0" w:name="_GoBack"/>
-      <w:bookmarkEnd w:id="0"/>
     </w:p>
     <w:p>
       <w:r>
@@ -651,7 +643,7 @@
         <w:shd w:val="clear" w:color="auto" w:fill="F1F2F3"/>
         <w:jc w:val="left"/>
         <w:rPr>
-          <w:rFonts w:ascii="微软雅黑" w:eastAsia="微软雅黑" w:hAnsi="微软雅黑" w:cs="宋体" w:hint="eastAsia"/>
+          <w:rFonts w:ascii="微软雅黑" w:eastAsia="微软雅黑" w:hAnsi="微软雅黑" w:cs="宋体"/>
           <w:color w:val="171A1D"/>
           <w:kern w:val="0"/>
           <w:szCs w:val="21"/>
@@ -689,11 +681,6 @@
       </w:r>
     </w:p>
     <w:p>
-      <w:pPr>
-        <w:rPr>
-          <w:rFonts w:hint="eastAsia"/>
-        </w:rPr>
-      </w:pPr>
       <w:r>
         <w:rPr>
           <w:rFonts w:hint="eastAsia"/>
@@ -4777,13 +4764,7 @@
         </w:tc>
       </w:tr>
     </w:tbl>
-    <w:p>
-      <w:pPr>
-        <w:rPr>
-          <w:rFonts w:hint="eastAsia"/>
-        </w:rPr>
-      </w:pPr>
-    </w:p>
+    <w:p/>
     <w:p>
       <w:pPr>
         <w:pStyle w:val="1"/>
@@ -4860,11 +4841,6 @@
       </w:r>
     </w:p>
     <w:p>
-      <w:pPr>
-        <w:rPr>
-          <w:rFonts w:hint="eastAsia"/>
-        </w:rPr>
-      </w:pPr>
       <w:r>
         <w:rPr>
           <w:rFonts w:hint="eastAsia"/>
@@ -5006,7 +4982,7 @@
     <w:p>
       <w:pPr>
         <w:rPr>
-          <w:rFonts w:asciiTheme="majorHAnsi" w:eastAsiaTheme="majorEastAsia" w:hAnsiTheme="majorHAnsi" w:cstheme="majorBidi" w:hint="eastAsia"/>
+          <w:rFonts w:asciiTheme="majorHAnsi" w:eastAsiaTheme="majorEastAsia" w:hAnsiTheme="majorHAnsi" w:cstheme="majorBidi"/>
         </w:rPr>
       </w:pPr>
       <w:r>
@@ -5154,11 +5130,6 @@
       </m:oMathPara>
     </w:p>
     <w:p>
-      <w:pPr>
-        <w:rPr>
-          <w:rFonts w:hint="eastAsia"/>
-        </w:rPr>
-      </w:pPr>
       <w:r>
         <w:rPr>
           <w:rFonts w:hint="eastAsia"/>
@@ -5770,16 +5741,7 @@
             <w:rPr>
               <w:rFonts w:ascii="Cambria Math" w:hAnsi="Cambria Math"/>
             </w:rPr>
-            <m:t>*(1-0.3)</m:t>
-          </m:r>
-          <m:r>
-            <m:rPr>
-              <m:sty m:val="p"/>
-            </m:rPr>
-            <w:rPr>
-              <w:rFonts w:ascii="Cambria Math" w:hAnsi="Cambria Math"/>
-            </w:rPr>
-            <m:t>*0.35 &gt;</m:t>
+            <m:t>*(1-0.3)*0.35 &gt;</m:t>
           </m:r>
           <m:r>
             <w:rPr>
@@ -5837,13 +5799,7 @@
         <w:t xml:space="preserve"> </w:t>
       </w:r>
     </w:p>
-    <w:p>
-      <w:pPr>
-        <w:rPr>
-          <w:rFonts w:hint="eastAsia"/>
-        </w:rPr>
-      </w:pPr>
-    </w:p>
+    <w:p/>
     <w:p>
       <m:oMathPara>
         <m:oMath>
@@ -7646,16 +7602,7 @@
           <w:rPr>
             <w:rFonts w:ascii="Cambria Math" w:hAnsi="Cambria Math"/>
           </w:rPr>
-          <m:t>0.7*0.7</m:t>
-        </m:r>
-        <m:r>
-          <m:rPr>
-            <m:sty m:val="p"/>
-          </m:rPr>
-          <w:rPr>
-            <w:rFonts w:ascii="Cambria Math" w:hAnsi="Cambria Math"/>
-          </w:rPr>
-          <m:t>&gt;</m:t>
+          <m:t>0.7*0.7&gt;</m:t>
         </m:r>
       </m:oMath>
       <w:r>
@@ -8075,11 +8022,6 @@
       </m:oMathPara>
     </w:p>
     <w:p>
-      <w:pPr>
-        <w:rPr>
-          <w:rFonts w:hint="eastAsia"/>
-        </w:rPr>
-      </w:pPr>
       <w:r>
         <w:rPr>
           <w:rFonts w:hint="eastAsia"/>
@@ -9319,11 +9261,6 @@
       </m:oMathPara>
     </w:p>
     <w:p>
-      <w:pPr>
-        <w:rPr>
-          <w:rFonts w:hint="eastAsia"/>
-        </w:rPr>
-      </w:pPr>
       <w:r>
         <w:rPr>
           <w:rFonts w:hint="eastAsia"/>
@@ -10332,6 +10269,11 @@
       </w:r>
     </w:p>
     <w:p>
+      <w:pPr>
+        <w:rPr>
+          <w:rFonts w:hint="eastAsia"/>
+        </w:rPr>
+      </w:pPr>
       <m:oMath>
         <m:r>
           <m:rPr>
@@ -10803,9 +10745,6 @@
       <w:r>
         <w:t>.21 ,</w:t>
       </w:r>
-    </w:p>
-    <w:p/>
-    <w:p>
       <w:r>
         <w:rPr>
           <w:rFonts w:hint="eastAsia"/>
@@ -11605,7 +11544,7 @@
         <w:rPr>
           <w:rFonts w:hint="eastAsia"/>
         </w:rPr>
-        <w:t>睡不enough</w:t>
+        <w:t>感觉看可以看懂,</w:t>
       </w:r>
       <w:r>
         <w:t xml:space="preserve"> </w:t>
@@ -11614,41 +11553,13 @@
         <w:rPr>
           <w:rFonts w:hint="eastAsia"/>
         </w:rPr>
-        <w:t>,</w:t>
+        <w:t>自己写也很难.</w:t>
       </w:r>
       <w:r>
         <w:t xml:space="preserve"> </w:t>
       </w:r>
-      <w:r>
-        <w:rPr>
-          <w:rFonts w:hint="eastAsia"/>
-        </w:rPr>
-        <w:t>第二天0</w:t>
-      </w:r>
-      <w:r>
-        <w:t xml:space="preserve">.3 </w:t>
-      </w:r>
-      <w:r>
-        <w:rPr>
-          <w:rFonts w:hint="eastAsia"/>
-        </w:rPr>
-        <w:t>睡enough</w:t>
-      </w:r>
-      <w:r>
-        <w:t xml:space="preserve">, </w:t>
-      </w:r>
-      <w:r>
-        <w:rPr>
-          <w:rFonts w:hint="eastAsia"/>
-        </w:rPr>
-        <w:t>观察到概率为</w:t>
-      </w:r>
-      <w:r>
-        <w:t>0.588</w:t>
-      </w:r>
-      <w:r>
-        <w:t>*0.18</w:t>
-      </w:r>
+      <w:bookmarkStart w:id="0" w:name="_GoBack"/>
+      <w:bookmarkEnd w:id="0"/>
     </w:p>
     <w:p>
       <w:r>
@@ -11676,25 +11587,13 @@
         <w:t>第二天0</w:t>
       </w:r>
       <w:r>
-        <w:t xml:space="preserve">.7 </w:t>
-      </w:r>
-      <w:r>
-        <w:rPr>
-          <w:rFonts w:hint="eastAsia"/>
-        </w:rPr>
-        <w:t>睡</w:t>
-      </w:r>
-      <w:r>
-        <w:rPr>
-          <w:rFonts w:hint="eastAsia"/>
-        </w:rPr>
-        <w:t>不</w:t>
-      </w:r>
-      <w:r>
-        <w:rPr>
-          <w:rFonts w:hint="eastAsia"/>
-        </w:rPr>
-        <w:t>enough</w:t>
+        <w:t xml:space="preserve">.3 </w:t>
+      </w:r>
+      <w:r>
+        <w:rPr>
+          <w:rFonts w:hint="eastAsia"/>
+        </w:rPr>
+        <w:t>睡enough</w:t>
       </w:r>
       <w:r>
         <w:t xml:space="preserve">, </w:t>
@@ -11706,18 +11605,75 @@
         <w:t>观察到概率为</w:t>
       </w:r>
       <w:r>
-        <w:t>0.</w:t>
-      </w:r>
-      <w:r>
-        <w:t>153*0.49</w:t>
+        <w:t>0.588</w:t>
+      </w:r>
+      <w:r>
+        <w:t>*0.18</w:t>
       </w:r>
     </w:p>
     <w:p>
-      <w:pPr>
-        <w:rPr>
-          <w:rFonts w:hint="eastAsia"/>
-        </w:rPr>
-      </w:pPr>
+      <w:r>
+        <w:rPr>
+          <w:rFonts w:hint="eastAsia"/>
+        </w:rPr>
+        <w:t>睡不enough</w:t>
+      </w:r>
+      <w:r>
+        <w:t xml:space="preserve"> </w:t>
+      </w:r>
+      <w:r>
+        <w:rPr>
+          <w:rFonts w:hint="eastAsia"/>
+        </w:rPr>
+        <w:t>,</w:t>
+      </w:r>
+      <w:r>
+        <w:t xml:space="preserve"> </w:t>
+      </w:r>
+      <w:r>
+        <w:rPr>
+          <w:rFonts w:hint="eastAsia"/>
+        </w:rPr>
+        <w:t>第二天0</w:t>
+      </w:r>
+      <w:r>
+        <w:t xml:space="preserve">.7 </w:t>
+      </w:r>
+      <w:r>
+        <w:rPr>
+          <w:rFonts w:hint="eastAsia"/>
+        </w:rPr>
+        <w:t>睡</w:t>
+      </w:r>
+      <w:r>
+        <w:rPr>
+          <w:rFonts w:hint="eastAsia"/>
+        </w:rPr>
+        <w:t>不</w:t>
+      </w:r>
+      <w:r>
+        <w:rPr>
+          <w:rFonts w:hint="eastAsia"/>
+        </w:rPr>
+        <w:t>enough</w:t>
+      </w:r>
+      <w:r>
+        <w:t xml:space="preserve">, </w:t>
+      </w:r>
+      <w:r>
+        <w:rPr>
+          <w:rFonts w:hint="eastAsia"/>
+        </w:rPr>
+        <w:t>观察到概率为</w:t>
+      </w:r>
+      <w:r>
+        <w:t>0.</w:t>
+      </w:r>
+      <w:r>
+        <w:t>153*0.49</w:t>
+      </w:r>
+    </w:p>
+    <w:p>
       <w:r>
         <w:rPr>
           <w:rFonts w:hint="eastAsia"/>
@@ -13280,8 +13236,8 @@
         </w:rPr>
         <w:drawing>
           <wp:inline distT="0" distB="0" distL="0" distR="0" wp14:anchorId="4E93EE36" wp14:editId="0BA03F8C">
-            <wp:extent cx="4670454" cy="2285775"/>
-            <wp:effectExtent l="0" t="0" r="0" b="635"/>
+            <wp:extent cx="6227885" cy="3048000"/>
+            <wp:effectExtent l="0" t="0" r="1905" b="0"/>
             <wp:docPr id="11" name="图片 10">
               <a:extLst xmlns:a="http://schemas.openxmlformats.org/drawingml/2006/main">
                 <a:ext uri="{FF2B5EF4-FFF2-40B4-BE49-F238E27FC236}">
@@ -13316,7 +13272,7 @@
                   <pic:spPr>
                     <a:xfrm>
                       <a:off x="0" y="0"/>
-                      <a:ext cx="4670454" cy="2285775"/>
+                      <a:ext cx="6231334" cy="3049688"/>
                     </a:xfrm>
                     <a:prstGeom prst="rect">
                       <a:avLst/>
@@ -14267,6 +14223,7 @@
   <w:style w:type="character" w:default="1" w:styleId="a0">
     <w:name w:val="Default Paragraph Font"/>
     <w:uiPriority w:val="1"/>
+    <w:semiHidden/>
     <w:unhideWhenUsed/>
   </w:style>
   <w:style w:type="table" w:default="1" w:styleId="a1">
@@ -14697,7 +14654,7 @@
 </file>
 
 <file path=customXml/itemProps1.xml><?xml version="1.0" encoding="utf-8"?>
-<ds:datastoreItem xmlns:ds="http://schemas.openxmlformats.org/officeDocument/2006/customXml" ds:itemID="{B2F2F0AF-C3C4-4F29-9359-F23E8EAB0885}">
+<ds:datastoreItem xmlns:ds="http://schemas.openxmlformats.org/officeDocument/2006/customXml" ds:itemID="{01E617EB-85DB-470F-B4B2-ECB0A4EBB140}">
   <ds:schemaRefs>
     <ds:schemaRef ds:uri="http://schemas.openxmlformats.org/officeDocument/2006/bibliography"/>
   </ds:schemaRefs>
